--- a/cv/martin_mikus_cv.docx
+++ b/cv/martin_mikus_cv.docx
@@ -8,7 +8,7 @@
           <w:noProof/>
         </w:rPr>
         <w:drawing>
-          <wp:anchor distT="0" distB="0" distL="114300" distR="114300" simplePos="0" relativeHeight="251714560" behindDoc="0" locked="0" layoutInCell="1" allowOverlap="1" wp14:anchorId="0C7A12FF" wp14:editId="6075D26B">
+          <wp:anchor distT="0" distB="0" distL="114300" distR="114300" simplePos="0" relativeHeight="251714560" behindDoc="0" locked="0" layoutInCell="1" allowOverlap="1" wp14:anchorId="0C7A12FF" wp14:editId="20606D83">
             <wp:simplePos x="0" y="0"/>
             <wp:positionH relativeFrom="column">
               <wp:posOffset>-377691</wp:posOffset>
@@ -1431,6 +1431,73 @@
                               <w:rPr>
                                 <w:b/>
                                 <w:bCs/>
+                                <w:lang w:val="en-GB"/>
+                              </w:rPr>
+                            </w:pPr>
+                            <w:r>
+                              <w:rPr>
+                                <w:b/>
+                                <w:bCs/>
+                                <w:lang w:val="en-GB"/>
+                              </w:rPr>
+                              <w:t>SAP–</w:t>
+                            </w:r>
+                            <w:proofErr w:type="spellStart"/>
+                            <w:r>
+                              <w:rPr>
+                                <w:b/>
+                                <w:bCs/>
+                                <w:lang w:val="en-GB"/>
+                              </w:rPr>
+                              <w:t>Darwinbox</w:t>
+                            </w:r>
+                            <w:proofErr w:type="spellEnd"/>
+                            <w:r>
+                              <w:rPr>
+                                <w:b/>
+                                <w:bCs/>
+                                <w:lang w:val="en-GB"/>
+                              </w:rPr>
+                              <w:t xml:space="preserve"> Integration Project</w:t>
+                            </w:r>
+                          </w:p>
+                          <w:p>
+                            <w:pPr>
+                              <w:spacing w:after="0"/>
+                              <w:jc w:val="both"/>
+                            </w:pPr>
+                            <w:r>
+                              <w:t xml:space="preserve">Home Credit, </w:t>
+                            </w:r>
+                            <w:r>
+                              <w:t>Philippines</w:t>
+                            </w:r>
+                            <w:r>
+                              <w:tab/>
+                            </w:r>
+                          </w:p>
+                          <w:p>
+                            <w:pPr>
+                              <w:spacing w:after="0"/>
+                              <w:jc w:val="both"/>
+                            </w:pPr>
+                            <w:r>
+                              <w:t>Duration - 2 months (2025)</w:t>
+                            </w:r>
+                          </w:p>
+                          <w:p>
+                            <w:pPr>
+                              <w:spacing w:after="0"/>
+                              <w:jc w:val="both"/>
+                            </w:pPr>
+                          </w:p>
+                          <w:p>
+                            <w:pPr>
+                              <w:spacing w:after="0"/>
+                              <w:jc w:val="both"/>
+                              <w:rPr>
+                                <w:b/>
+                                <w:bCs/>
                               </w:rPr>
                             </w:pPr>
                             <w:r>
@@ -1793,6 +1860,73 @@
                       </w:pPr>
                       <w:r>
                         <w:t>Duration - 1 year (2024-2025)</w:t>
+                      </w:r>
+                    </w:p>
+                    <w:p>
+                      <w:pPr>
+                        <w:spacing w:after="0"/>
+                        <w:jc w:val="both"/>
+                      </w:pPr>
+                    </w:p>
+                    <w:p>
+                      <w:pPr>
+                        <w:spacing w:after="0"/>
+                        <w:jc w:val="both"/>
+                        <w:rPr>
+                          <w:b/>
+                          <w:bCs/>
+                          <w:lang w:val="en-GB"/>
+                        </w:rPr>
+                      </w:pPr>
+                      <w:r>
+                        <w:rPr>
+                          <w:b/>
+                          <w:bCs/>
+                          <w:lang w:val="en-GB"/>
+                        </w:rPr>
+                        <w:t>SAP–</w:t>
+                      </w:r>
+                      <w:proofErr w:type="spellStart"/>
+                      <w:r>
+                        <w:rPr>
+                          <w:b/>
+                          <w:bCs/>
+                          <w:lang w:val="en-GB"/>
+                        </w:rPr>
+                        <w:t>Darwinbox</w:t>
+                      </w:r>
+                      <w:proofErr w:type="spellEnd"/>
+                      <w:r>
+                        <w:rPr>
+                          <w:b/>
+                          <w:bCs/>
+                          <w:lang w:val="en-GB"/>
+                        </w:rPr>
+                        <w:t xml:space="preserve"> Integration Project</w:t>
+                      </w:r>
+                    </w:p>
+                    <w:p>
+                      <w:pPr>
+                        <w:spacing w:after="0"/>
+                        <w:jc w:val="both"/>
+                      </w:pPr>
+                      <w:r>
+                        <w:t xml:space="preserve">Home Credit, </w:t>
+                      </w:r>
+                      <w:r>
+                        <w:t>Philippines</w:t>
+                      </w:r>
+                      <w:r>
+                        <w:tab/>
+                      </w:r>
+                    </w:p>
+                    <w:p>
+                      <w:pPr>
+                        <w:spacing w:after="0"/>
+                        <w:jc w:val="both"/>
+                      </w:pPr>
+                      <w:r>
+                        <w:t>Duration - 2 months (2025)</w:t>
                       </w:r>
                     </w:p>
                     <w:p>
@@ -4716,10 +4850,7 @@
                             </w:r>
                             <w:r>
                               <w:tab/>
-                              <w:t xml:space="preserve">   </w:t>
-                            </w:r>
-                            <w:r>
-                              <w:t>September</w:t>
+                              <w:t xml:space="preserve">   September</w:t>
                             </w:r>
                             <w:r>
                               <w:t xml:space="preserve"> 20</w:t>
@@ -4799,8 +4930,6 @@
                             </w:r>
                             <w:r>
                               <w:tab/>
-                            </w:r>
-                            <w:r>
                               <w:t xml:space="preserve">           </w:t>
                             </w:r>
                             <w:r>
@@ -4887,65 +5016,59 @@
                             </w:r>
                             <w:r>
                               <w:tab/>
-                              <w:t xml:space="preserve">  </w:t>
+                              <w:t xml:space="preserve">    </w:t>
+                            </w:r>
+                            <w:r>
+                              <w:t>June 2016 - January 2018</w:t>
+                            </w:r>
+                          </w:p>
+                          <w:p>
+                            <w:pPr>
+                              <w:spacing w:after="0"/>
+                              <w:jc w:val="both"/>
+                            </w:pPr>
+                          </w:p>
+                          <w:p>
+                            <w:pPr>
+                              <w:jc w:val="both"/>
+                            </w:pPr>
+                            <w:r>
+                              <w:t>As a full-time employee, I designed and developed internal HR applications for company employees. I worked with SAPUI5 SDK, JavaScript, and ABAP. I also developed the company website. In this company, I had the opportunity to work with SAP for the first time.</w:t>
+                            </w:r>
+                          </w:p>
+                          <w:p>
+                            <w:pPr>
+                              <w:spacing w:after="0"/>
+                              <w:jc w:val="both"/>
+                              <w:rPr>
+                                <w:b/>
+                                <w:bCs/>
+                                <w:sz w:val="24"/>
+                                <w:szCs w:val="24"/>
+                              </w:rPr>
+                            </w:pPr>
+                            <w:r>
+                              <w:rPr>
+                                <w:b/>
+                                <w:bCs/>
+                                <w:sz w:val="24"/>
+                                <w:szCs w:val="24"/>
+                              </w:rPr>
+                              <w:t xml:space="preserve">Freelance </w:t>
+                            </w:r>
+                          </w:p>
+                          <w:p>
+                            <w:pPr>
+                              <w:spacing w:after="0"/>
+                              <w:jc w:val="both"/>
+                            </w:pPr>
+                            <w:r>
+                              <w:t>Web</w:t>
                             </w:r>
                             <w:r>
                               <w:t xml:space="preserve"> </w:t>
                             </w:r>
                             <w:r>
-                              <w:t xml:space="preserve"> </w:t>
-                            </w:r>
-                            <w:r>
-                              <w:t>June 2016 - January 2018</w:t>
-                            </w:r>
-                          </w:p>
-                          <w:p>
-                            <w:pPr>
-                              <w:spacing w:after="0"/>
-                              <w:jc w:val="both"/>
-                            </w:pPr>
-                          </w:p>
-                          <w:p>
-                            <w:pPr>
-                              <w:jc w:val="both"/>
-                            </w:pPr>
-                            <w:r>
-                              <w:t>As a full-time employee, I designed and developed internal HR applications for company employees. I worked with SAPUI5 SDK, JavaScript, and ABAP. I also developed the company website. In this company, I had the opportunity to work with SAP for the first time.</w:t>
-                            </w:r>
-                          </w:p>
-                          <w:p>
-                            <w:pPr>
-                              <w:spacing w:after="0"/>
-                              <w:jc w:val="both"/>
-                              <w:rPr>
-                                <w:b/>
-                                <w:bCs/>
-                                <w:sz w:val="24"/>
-                                <w:szCs w:val="24"/>
-                              </w:rPr>
-                            </w:pPr>
-                            <w:r>
-                              <w:rPr>
-                                <w:b/>
-                                <w:bCs/>
-                                <w:sz w:val="24"/>
-                                <w:szCs w:val="24"/>
-                              </w:rPr>
-                              <w:t xml:space="preserve">Freelance </w:t>
-                            </w:r>
-                          </w:p>
-                          <w:p>
-                            <w:pPr>
-                              <w:spacing w:after="0"/>
-                              <w:jc w:val="both"/>
-                            </w:pPr>
-                            <w:r>
-                              <w:t>Web</w:t>
-                            </w:r>
-                            <w:r>
-                              <w:t xml:space="preserve"> </w:t>
-                            </w:r>
-                            <w:r>
                               <w:t>developer</w:t>
                             </w:r>
                             <w:r>
@@ -4959,10 +5082,7 @@
                             </w:r>
                             <w:r>
                               <w:tab/>
-                              <w:t xml:space="preserve">  </w:t>
-                            </w:r>
-                            <w:r>
-                              <w:t xml:space="preserve">   </w:t>
+                              <w:t xml:space="preserve">     </w:t>
                             </w:r>
                             <w:r>
                               <w:t>January 2016 - May 2016</w:t>
@@ -5189,10 +5309,7 @@
                       </w:r>
                       <w:r>
                         <w:tab/>
-                        <w:t xml:space="preserve">   </w:t>
-                      </w:r>
-                      <w:r>
-                        <w:t>September</w:t>
+                        <w:t xml:space="preserve">   September</w:t>
                       </w:r>
                       <w:r>
                         <w:t xml:space="preserve"> 20</w:t>
@@ -5272,8 +5389,6 @@
                       </w:r>
                       <w:r>
                         <w:tab/>
-                      </w:r>
-                      <w:r>
                         <w:t xml:space="preserve">           </w:t>
                       </w:r>
                       <w:r>
@@ -5360,65 +5475,59 @@
                       </w:r>
                       <w:r>
                         <w:tab/>
-                        <w:t xml:space="preserve">  </w:t>
+                        <w:t xml:space="preserve">    </w:t>
+                      </w:r>
+                      <w:r>
+                        <w:t>June 2016 - January 2018</w:t>
+                      </w:r>
+                    </w:p>
+                    <w:p>
+                      <w:pPr>
+                        <w:spacing w:after="0"/>
+                        <w:jc w:val="both"/>
+                      </w:pPr>
+                    </w:p>
+                    <w:p>
+                      <w:pPr>
+                        <w:jc w:val="both"/>
+                      </w:pPr>
+                      <w:r>
+                        <w:t>As a full-time employee, I designed and developed internal HR applications for company employees. I worked with SAPUI5 SDK, JavaScript, and ABAP. I also developed the company website. In this company, I had the opportunity to work with SAP for the first time.</w:t>
+                      </w:r>
+                    </w:p>
+                    <w:p>
+                      <w:pPr>
+                        <w:spacing w:after="0"/>
+                        <w:jc w:val="both"/>
+                        <w:rPr>
+                          <w:b/>
+                          <w:bCs/>
+                          <w:sz w:val="24"/>
+                          <w:szCs w:val="24"/>
+                        </w:rPr>
+                      </w:pPr>
+                      <w:r>
+                        <w:rPr>
+                          <w:b/>
+                          <w:bCs/>
+                          <w:sz w:val="24"/>
+                          <w:szCs w:val="24"/>
+                        </w:rPr>
+                        <w:t xml:space="preserve">Freelance </w:t>
+                      </w:r>
+                    </w:p>
+                    <w:p>
+                      <w:pPr>
+                        <w:spacing w:after="0"/>
+                        <w:jc w:val="both"/>
+                      </w:pPr>
+                      <w:r>
+                        <w:t>Web</w:t>
                       </w:r>
                       <w:r>
                         <w:t xml:space="preserve"> </w:t>
                       </w:r>
                       <w:r>
-                        <w:t xml:space="preserve"> </w:t>
-                      </w:r>
-                      <w:r>
-                        <w:t>June 2016 - January 2018</w:t>
-                      </w:r>
-                    </w:p>
-                    <w:p>
-                      <w:pPr>
-                        <w:spacing w:after="0"/>
-                        <w:jc w:val="both"/>
-                      </w:pPr>
-                    </w:p>
-                    <w:p>
-                      <w:pPr>
-                        <w:jc w:val="both"/>
-                      </w:pPr>
-                      <w:r>
-                        <w:t>As a full-time employee, I designed and developed internal HR applications for company employees. I worked with SAPUI5 SDK, JavaScript, and ABAP. I also developed the company website. In this company, I had the opportunity to work with SAP for the first time.</w:t>
-                      </w:r>
-                    </w:p>
-                    <w:p>
-                      <w:pPr>
-                        <w:spacing w:after="0"/>
-                        <w:jc w:val="both"/>
-                        <w:rPr>
-                          <w:b/>
-                          <w:bCs/>
-                          <w:sz w:val="24"/>
-                          <w:szCs w:val="24"/>
-                        </w:rPr>
-                      </w:pPr>
-                      <w:r>
-                        <w:rPr>
-                          <w:b/>
-                          <w:bCs/>
-                          <w:sz w:val="24"/>
-                          <w:szCs w:val="24"/>
-                        </w:rPr>
-                        <w:t xml:space="preserve">Freelance </w:t>
-                      </w:r>
-                    </w:p>
-                    <w:p>
-                      <w:pPr>
-                        <w:spacing w:after="0"/>
-                        <w:jc w:val="both"/>
-                      </w:pPr>
-                      <w:r>
-                        <w:t>Web</w:t>
-                      </w:r>
-                      <w:r>
-                        <w:t xml:space="preserve"> </w:t>
-                      </w:r>
-                      <w:r>
                         <w:t>developer</w:t>
                       </w:r>
                       <w:r>
@@ -5432,10 +5541,7 @@
                       </w:r>
                       <w:r>
                         <w:tab/>
-                        <w:t xml:space="preserve">  </w:t>
-                      </w:r>
-                      <w:r>
-                        <w:t xml:space="preserve">   </w:t>
+                        <w:t xml:space="preserve">     </w:t>
                       </w:r>
                       <w:r>
                         <w:t>January 2016 - May 2016</w:t>
@@ -5493,6 +5599,9 @@
         </mc:AlternateContent>
       </w:r>
       <w:r>
+        <w:rPr>
+          <w:noProof/>
+        </w:rPr>
         <w:drawing>
           <wp:inline distT="0" distB="0" distL="0" distR="0" wp14:anchorId="2D34B734" wp14:editId="5A6502BB">
             <wp:extent cx="2255715" cy="2156647"/>
@@ -5631,15 +5740,7 @@
                             </w:r>
                             <w:r>
                               <w:tab/>
-                            </w:r>
-                            <w:r>
-                              <w:t xml:space="preserve">  </w:t>
-                            </w:r>
-                            <w:r>
-                              <w:t xml:space="preserve">          </w:t>
-                            </w:r>
-                            <w:r>
-                              <w:t xml:space="preserve"> </w:t>
+                              <w:t xml:space="preserve">             </w:t>
                             </w:r>
                             <w:r>
                               <w:t>2010 - 2015</w:t>
@@ -5757,15 +5858,7 @@
                       </w:r>
                       <w:r>
                         <w:tab/>
-                      </w:r>
-                      <w:r>
-                        <w:t xml:space="preserve">  </w:t>
-                      </w:r>
-                      <w:r>
-                        <w:t xml:space="preserve">          </w:t>
-                      </w:r>
-                      <w:r>
-                        <w:t xml:space="preserve"> </w:t>
+                        <w:t xml:space="preserve">             </w:t>
                       </w:r>
                       <w:r>
                         <w:t>2010 - 2015</w:t>
@@ -7447,7 +7540,7 @@
   <w:style w:type="paragraph" w:default="1" w:styleId="Normal">
     <w:name w:val="Normal"/>
     <w:qFormat/>
-    <w:rsid w:val="00741A7D"/>
+    <w:rsid w:val="00D500FC"/>
   </w:style>
   <w:style w:type="character" w:default="1" w:styleId="DefaultParagraphFont">
     <w:name w:val="Default Paragraph Font"/>

--- a/cv/martin_mikus_cv.docx
+++ b/cv/martin_mikus_cv.docx
@@ -8,7 +8,7 @@
           <w:noProof/>
         </w:rPr>
         <w:drawing>
-          <wp:anchor distT="0" distB="0" distL="114300" distR="114300" simplePos="0" relativeHeight="251714560" behindDoc="0" locked="0" layoutInCell="1" allowOverlap="1" wp14:anchorId="0C7A12FF" wp14:editId="20606D83">
+          <wp:anchor distT="0" distB="0" distL="114300" distR="114300" simplePos="0" relativeHeight="251714560" behindDoc="0" locked="0" layoutInCell="1" allowOverlap="1" wp14:anchorId="0C7A12FF" wp14:editId="50AFC059">
             <wp:simplePos x="0" y="0"/>
             <wp:positionH relativeFrom="column">
               <wp:posOffset>-377691</wp:posOffset>
@@ -1394,6 +1394,57 @@
                                 <w:b/>
                                 <w:bCs/>
                               </w:rPr>
+                              <w:t>Pricing conditions and payment terms</w:t>
+                            </w:r>
+                          </w:p>
+                          <w:p>
+                            <w:pPr>
+                              <w:spacing w:after="0"/>
+                              <w:jc w:val="both"/>
+                            </w:pPr>
+                            <w:r>
+                              <w:t>Heidelberg Materials,</w:t>
+                            </w:r>
+                            <w:r>
+                              <w:t xml:space="preserve"> Italy</w:t>
+                            </w:r>
+                            <w:r>
+                              <w:tab/>
+                            </w:r>
+                          </w:p>
+                          <w:p>
+                            <w:pPr>
+                              <w:spacing w:after="0"/>
+                              <w:jc w:val="both"/>
+                            </w:pPr>
+                            <w:r>
+                              <w:t>Duration - 6 months (2025-2026)</w:t>
+                            </w:r>
+                          </w:p>
+                          <w:p>
+                            <w:pPr>
+                              <w:spacing w:after="0"/>
+                              <w:jc w:val="both"/>
+                              <w:rPr>
+                                <w:b/>
+                                <w:bCs/>
+                              </w:rPr>
+                            </w:pPr>
+                          </w:p>
+                          <w:p>
+                            <w:pPr>
+                              <w:spacing w:after="0"/>
+                              <w:jc w:val="both"/>
+                              <w:rPr>
+                                <w:b/>
+                                <w:bCs/>
+                              </w:rPr>
+                            </w:pPr>
+                            <w:r>
+                              <w:rPr>
+                                <w:b/>
+                                <w:bCs/>
+                              </w:rPr>
                               <w:t>Magellan Tax Portal</w:t>
                             </w:r>
                           </w:p>
@@ -1415,7 +1466,25 @@
                               <w:jc w:val="both"/>
                             </w:pPr>
                             <w:r>
-                              <w:t>Duration - 1 year (2024-2025)</w:t>
+                              <w:t xml:space="preserve">Duration - </w:t>
+                            </w:r>
+                            <w:r>
+                              <w:t>2</w:t>
+                            </w:r>
+                            <w:r>
+                              <w:t xml:space="preserve"> year</w:t>
+                            </w:r>
+                            <w:r>
+                              <w:t>s</w:t>
+                            </w:r>
+                            <w:r>
+                              <w:t xml:space="preserve"> (2024-202</w:t>
+                            </w:r>
+                            <w:r>
+                              <w:t>6</w:t>
+                            </w:r>
+                            <w:r>
+                              <w:t>)</w:t>
                             </w:r>
                           </w:p>
                           <w:p>
@@ -1790,7 +1859,11 @@
           </mc:Choice>
           <mc:Fallback>
             <w:pict>
-              <v:shape w14:anchorId="4E9A6C11" id="Education" o:spid="_x0000_s1028" type="#_x0000_t202" style="position:absolute;margin-left:266pt;margin-top:326.45pt;width:317.2pt;height:442.05pt;z-index:251696128;visibility:visible;mso-wrap-style:square;mso-width-percent:0;mso-height-percent:0;mso-wrap-distance-left:9pt;mso-wrap-distance-top:0;mso-wrap-distance-right:9pt;mso-wrap-distance-bottom:0;mso-position-horizontal:right;mso-position-horizontal-relative:margin;mso-position-vertical:absolute;mso-position-vertical-relative:text;mso-width-percent:0;mso-height-percent:0;mso-width-relative:margin;mso-height-relative:margin;v-text-anchor:top" o:gfxdata="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" filled="f" stroked="f" strokeweight=".5pt">
+              <v:shapetype w14:anchorId="4E9A6C11" id="_x0000_t202" coordsize="21600,21600" o:spt="202" path="m,l,21600r21600,l21600,xe">
+                <v:stroke joinstyle="miter"/>
+                <v:path gradientshapeok="t" o:connecttype="rect"/>
+              </v:shapetype>
+              <v:shape id="Education" o:spid="_x0000_s1028" type="#_x0000_t202" style="position:absolute;margin-left:266pt;margin-top:326.45pt;width:317.2pt;height:442.05pt;z-index:251696128;visibility:visible;mso-wrap-style:square;mso-width-percent:0;mso-height-percent:0;mso-wrap-distance-left:9pt;mso-wrap-distance-top:0;mso-wrap-distance-right:9pt;mso-wrap-distance-bottom:0;mso-position-horizontal:right;mso-position-horizontal-relative:margin;mso-position-vertical:absolute;mso-position-vertical-relative:text;mso-width-percent:0;mso-height-percent:0;mso-width-relative:margin;mso-height-relative:margin;v-text-anchor:top" o:gfxdata="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" filled="f" stroked="f" strokeweight=".5pt">
                 <v:textbox>
                   <w:txbxContent>
                     <w:p>
@@ -1838,6 +1911,57 @@
                           <w:b/>
                           <w:bCs/>
                         </w:rPr>
+                        <w:t>Pricing conditions and payment terms</w:t>
+                      </w:r>
+                    </w:p>
+                    <w:p>
+                      <w:pPr>
+                        <w:spacing w:after="0"/>
+                        <w:jc w:val="both"/>
+                      </w:pPr>
+                      <w:r>
+                        <w:t>Heidelberg Materials,</w:t>
+                      </w:r>
+                      <w:r>
+                        <w:t xml:space="preserve"> Italy</w:t>
+                      </w:r>
+                      <w:r>
+                        <w:tab/>
+                      </w:r>
+                    </w:p>
+                    <w:p>
+                      <w:pPr>
+                        <w:spacing w:after="0"/>
+                        <w:jc w:val="both"/>
+                      </w:pPr>
+                      <w:r>
+                        <w:t>Duration - 6 months (2025-2026)</w:t>
+                      </w:r>
+                    </w:p>
+                    <w:p>
+                      <w:pPr>
+                        <w:spacing w:after="0"/>
+                        <w:jc w:val="both"/>
+                        <w:rPr>
+                          <w:b/>
+                          <w:bCs/>
+                        </w:rPr>
+                      </w:pPr>
+                    </w:p>
+                    <w:p>
+                      <w:pPr>
+                        <w:spacing w:after="0"/>
+                        <w:jc w:val="both"/>
+                        <w:rPr>
+                          <w:b/>
+                          <w:bCs/>
+                        </w:rPr>
+                      </w:pPr>
+                      <w:r>
+                        <w:rPr>
+                          <w:b/>
+                          <w:bCs/>
+                        </w:rPr>
                         <w:t>Magellan Tax Portal</w:t>
                       </w:r>
                     </w:p>
@@ -1859,7 +1983,25 @@
                         <w:jc w:val="both"/>
                       </w:pPr>
                       <w:r>
-                        <w:t>Duration - 1 year (2024-2025)</w:t>
+                        <w:t xml:space="preserve">Duration - </w:t>
+                      </w:r>
+                      <w:r>
+                        <w:t>2</w:t>
+                      </w:r>
+                      <w:r>
+                        <w:t xml:space="preserve"> year</w:t>
+                      </w:r>
+                      <w:r>
+                        <w:t>s</w:t>
+                      </w:r>
+                      <w:r>
+                        <w:t xml:space="preserve"> (2024-202</w:t>
+                      </w:r>
+                      <w:r>
+                        <w:t>6</w:t>
+                      </w:r>
+                      <w:r>
+                        <w:t>)</w:t>
                       </w:r>
                     </w:p>
                     <w:p>
@@ -3111,23 +3253,21 @@
                                 <w:b/>
                                 <w:bCs/>
                               </w:rPr>
-                              <w:t xml:space="preserve">My Inbox </w:t>
-                            </w:r>
-                            <w:proofErr w:type="gramStart"/>
-                            <w:r>
-                              <w:rPr>
-                                <w:b/>
-                                <w:bCs/>
-                              </w:rPr>
-                              <w:t>SD,PP</w:t>
-                            </w:r>
-                            <w:proofErr w:type="gramEnd"/>
-                            <w:r>
-                              <w:rPr>
-                                <w:b/>
-                                <w:bCs/>
-                              </w:rPr>
-                              <w:t xml:space="preserve"> Workflows</w:t>
+                              <w:t>My Inbox SD,</w:t>
+                            </w:r>
+                            <w:r>
+                              <w:rPr>
+                                <w:b/>
+                                <w:bCs/>
+                              </w:rPr>
+                              <w:t xml:space="preserve"> </w:t>
+                            </w:r>
+                            <w:r>
+                              <w:rPr>
+                                <w:b/>
+                                <w:bCs/>
+                              </w:rPr>
+                              <w:t>PP Workflows</w:t>
                             </w:r>
                           </w:p>
                           <w:p>
@@ -3511,23 +3651,21 @@
                           <w:b/>
                           <w:bCs/>
                         </w:rPr>
-                        <w:t xml:space="preserve">My Inbox </w:t>
-                      </w:r>
-                      <w:proofErr w:type="gramStart"/>
-                      <w:r>
-                        <w:rPr>
-                          <w:b/>
-                          <w:bCs/>
-                        </w:rPr>
-                        <w:t>SD,PP</w:t>
-                      </w:r>
-                      <w:proofErr w:type="gramEnd"/>
-                      <w:r>
-                        <w:rPr>
-                          <w:b/>
-                          <w:bCs/>
-                        </w:rPr>
-                        <w:t xml:space="preserve"> Workflows</w:t>
+                        <w:t>My Inbox SD,</w:t>
+                      </w:r>
+                      <w:r>
+                        <w:rPr>
+                          <w:b/>
+                          <w:bCs/>
+                        </w:rPr>
+                        <w:t xml:space="preserve"> </w:t>
+                      </w:r>
+                      <w:r>
+                        <w:rPr>
+                          <w:b/>
+                          <w:bCs/>
+                        </w:rPr>
+                        <w:t>PP Workflows</w:t>
                       </w:r>
                     </w:p>
                     <w:p>
@@ -7540,7 +7678,7 @@
   <w:style w:type="paragraph" w:default="1" w:styleId="Normal">
     <w:name w:val="Normal"/>
     <w:qFormat/>
-    <w:rsid w:val="00D500FC"/>
+    <w:rsid w:val="009E05E3"/>
   </w:style>
   <w:style w:type="character" w:default="1" w:styleId="DefaultParagraphFont">
     <w:name w:val="Default Paragraph Font"/>

--- a/cv/martin_mikus_cv.docx
+++ b/cv/martin_mikus_cv.docx
@@ -7,8 +7,1835 @@
         <w:rPr>
           <w:noProof/>
         </w:rPr>
+        <mc:AlternateContent>
+          <mc:Choice Requires="wps">
+            <w:drawing>
+              <wp:anchor distT="0" distB="0" distL="114300" distR="114300" simplePos="0" relativeHeight="251700224" behindDoc="0" locked="0" layoutInCell="1" allowOverlap="1" wp14:anchorId="1409179F" wp14:editId="4E3A9A51">
+                <wp:simplePos x="0" y="0"/>
+                <wp:positionH relativeFrom="column">
+                  <wp:posOffset>-169333</wp:posOffset>
+                </wp:positionH>
+                <wp:positionV relativeFrom="paragraph">
+                  <wp:posOffset>7118984</wp:posOffset>
+                </wp:positionV>
+                <wp:extent cx="2209165" cy="2675467"/>
+                <wp:effectExtent l="0" t="0" r="0" b="0"/>
+                <wp:wrapNone/>
+                <wp:docPr id="550223092" name="Languages"/>
+                <wp:cNvGraphicFramePr/>
+                <a:graphic xmlns:a="http://schemas.openxmlformats.org/drawingml/2006/main">
+                  <a:graphicData uri="http://schemas.microsoft.com/office/word/2010/wordprocessingShape">
+                    <wps:wsp>
+                      <wps:cNvSpPr txBox="1"/>
+                      <wps:spPr>
+                        <a:xfrm>
+                          <a:off x="0" y="0"/>
+                          <a:ext cx="2209165" cy="2675467"/>
+                        </a:xfrm>
+                        <a:prstGeom prst="rect">
+                          <a:avLst/>
+                        </a:prstGeom>
+                        <a:noFill/>
+                        <a:ln w="6350">
+                          <a:noFill/>
+                        </a:ln>
+                      </wps:spPr>
+                      <wps:txbx>
+                        <w:txbxContent>
+                          <w:p>
+                            <w:pPr>
+                              <w:spacing w:after="0"/>
+                              <w:rPr>
+                                <w:b/>
+                                <w:bCs/>
+                                <w:color w:val="FFFFFF" w:themeColor="background1"/>
+                                <w:sz w:val="36"/>
+                                <w:szCs w:val="36"/>
+                              </w:rPr>
+                            </w:pPr>
+                            <w:r>
+                              <w:rPr>
+                                <w:b/>
+                                <w:bCs/>
+                                <w:color w:val="FFFFFF" w:themeColor="background1"/>
+                                <w:sz w:val="36"/>
+                                <w:szCs w:val="36"/>
+                              </w:rPr>
+                              <w:t>SKILLS</w:t>
+                            </w:r>
+                          </w:p>
+                          <w:p>
+                            <w:pPr>
+                              <w:spacing w:after="0"/>
+                              <w:jc w:val="center"/>
+                              <w:rPr>
+                                <w:b/>
+                                <w:bCs/>
+                                <w:color w:val="FFFFFF" w:themeColor="background1"/>
+                                <w:sz w:val="24"/>
+                                <w:szCs w:val="24"/>
+                              </w:rPr>
+                            </w:pPr>
+                          </w:p>
+                          <w:p>
+                            <w:pPr>
+                              <w:pStyle w:val="ListParagraph"/>
+                              <w:numPr>
+                                <w:ilvl w:val="0"/>
+                                <w:numId w:val="1"/>
+                              </w:numPr>
+                              <w:rPr>
+                                <w:color w:val="FFFFFF" w:themeColor="background1"/>
+                                <w:sz w:val="24"/>
+                                <w:szCs w:val="24"/>
+                              </w:rPr>
+                            </w:pPr>
+                            <w:r>
+                              <w:rPr>
+                                <w:color w:val="FFFFFF" w:themeColor="background1"/>
+                                <w:sz w:val="24"/>
+                                <w:szCs w:val="24"/>
+                              </w:rPr>
+                              <w:t xml:space="preserve">ABAP </w:t>
+                            </w:r>
+                            <w:r>
+                              <w:rPr>
+                                <w:color w:val="FFFFFF" w:themeColor="background1"/>
+                                <w:sz w:val="24"/>
+                                <w:szCs w:val="24"/>
+                              </w:rPr>
+                              <w:t>S/4 HANA</w:t>
+                            </w:r>
+                          </w:p>
+                          <w:p>
+                            <w:pPr>
+                              <w:pStyle w:val="ListParagraph"/>
+                              <w:numPr>
+                                <w:ilvl w:val="0"/>
+                                <w:numId w:val="1"/>
+                              </w:numPr>
+                              <w:rPr>
+                                <w:color w:val="FFFFFF" w:themeColor="background1"/>
+                                <w:sz w:val="24"/>
+                                <w:szCs w:val="24"/>
+                              </w:rPr>
+                            </w:pPr>
+                            <w:r>
+                              <w:rPr>
+                                <w:color w:val="FFFFFF" w:themeColor="background1"/>
+                                <w:sz w:val="24"/>
+                                <w:szCs w:val="24"/>
+                              </w:rPr>
+                              <w:t>SAPUI5 / Fiori</w:t>
+                            </w:r>
+                          </w:p>
+                          <w:p>
+                            <w:pPr>
+                              <w:pStyle w:val="ListParagraph"/>
+                              <w:numPr>
+                                <w:ilvl w:val="0"/>
+                                <w:numId w:val="1"/>
+                              </w:numPr>
+                              <w:rPr>
+                                <w:color w:val="FFFFFF" w:themeColor="background1"/>
+                                <w:sz w:val="24"/>
+                                <w:szCs w:val="24"/>
+                              </w:rPr>
+                            </w:pPr>
+                            <w:r>
+                              <w:rPr>
+                                <w:color w:val="FFFFFF" w:themeColor="background1"/>
+                                <w:sz w:val="24"/>
+                                <w:szCs w:val="24"/>
+                              </w:rPr>
+                              <w:t>JavaScript</w:t>
+                            </w:r>
+                          </w:p>
+                          <w:p>
+                            <w:pPr>
+                              <w:pStyle w:val="ListParagraph"/>
+                              <w:numPr>
+                                <w:ilvl w:val="0"/>
+                                <w:numId w:val="1"/>
+                              </w:numPr>
+                              <w:rPr>
+                                <w:color w:val="FFFFFF" w:themeColor="background1"/>
+                                <w:sz w:val="24"/>
+                                <w:szCs w:val="24"/>
+                              </w:rPr>
+                            </w:pPr>
+                            <w:r>
+                              <w:rPr>
+                                <w:color w:val="FFFFFF" w:themeColor="background1"/>
+                                <w:sz w:val="24"/>
+                                <w:szCs w:val="24"/>
+                              </w:rPr>
+                              <w:t>SAP Business Workflow</w:t>
+                            </w:r>
+                          </w:p>
+                          <w:p>
+                            <w:pPr>
+                              <w:pStyle w:val="ListParagraph"/>
+                              <w:numPr>
+                                <w:ilvl w:val="0"/>
+                                <w:numId w:val="1"/>
+                              </w:numPr>
+                              <w:rPr>
+                                <w:color w:val="FFFFFF" w:themeColor="background1"/>
+                                <w:sz w:val="24"/>
+                                <w:szCs w:val="24"/>
+                              </w:rPr>
+                            </w:pPr>
+                            <w:r>
+                              <w:rPr>
+                                <w:color w:val="FFFFFF" w:themeColor="background1"/>
+                                <w:sz w:val="24"/>
+                                <w:szCs w:val="24"/>
+                              </w:rPr>
+                              <w:t>O</w:t>
+                            </w:r>
+                            <w:r>
+                              <w:rPr>
+                                <w:color w:val="FFFFFF" w:themeColor="background1"/>
+                                <w:sz w:val="24"/>
+                                <w:szCs w:val="24"/>
+                              </w:rPr>
+                              <w:t>Data, REST, SOAP services</w:t>
+                            </w:r>
+                          </w:p>
+                          <w:p>
+                            <w:pPr>
+                              <w:pStyle w:val="ListParagraph"/>
+                              <w:numPr>
+                                <w:ilvl w:val="0"/>
+                                <w:numId w:val="1"/>
+                              </w:numPr>
+                              <w:rPr>
+                                <w:color w:val="FFFFFF" w:themeColor="background1"/>
+                                <w:sz w:val="24"/>
+                                <w:szCs w:val="24"/>
+                              </w:rPr>
+                            </w:pPr>
+                            <w:r>
+                              <w:rPr>
+                                <w:color w:val="FFFFFF" w:themeColor="background1"/>
+                                <w:sz w:val="24"/>
+                                <w:szCs w:val="24"/>
+                              </w:rPr>
+                              <w:t>CDS</w:t>
+                            </w:r>
+                          </w:p>
+                          <w:p>
+                            <w:pPr>
+                              <w:pStyle w:val="ListParagraph"/>
+                              <w:numPr>
+                                <w:ilvl w:val="0"/>
+                                <w:numId w:val="1"/>
+                              </w:numPr>
+                              <w:rPr>
+                                <w:color w:val="FFFFFF" w:themeColor="background1"/>
+                                <w:sz w:val="24"/>
+                                <w:szCs w:val="24"/>
+                              </w:rPr>
+                            </w:pPr>
+                            <w:r>
+                              <w:rPr>
+                                <w:color w:val="FFFFFF" w:themeColor="background1"/>
+                                <w:lang w:val="en-GB"/>
+                              </w:rPr>
+                              <w:t xml:space="preserve">RAP - </w:t>
+                            </w:r>
+                            <w:r>
+                              <w:rPr>
+                                <w:color w:val="FFFFFF" w:themeColor="background1"/>
+                                <w:lang w:val="en-GB"/>
+                              </w:rPr>
+                              <w:t>RESTful Application Programming Model</w:t>
+                            </w:r>
+                          </w:p>
+                          <w:p>
+                            <w:pPr>
+                              <w:pStyle w:val="ListParagraph"/>
+                              <w:numPr>
+                                <w:ilvl w:val="0"/>
+                                <w:numId w:val="1"/>
+                              </w:numPr>
+                              <w:rPr>
+                                <w:color w:val="FFFFFF" w:themeColor="background1"/>
+                                <w:sz w:val="24"/>
+                                <w:szCs w:val="24"/>
+                              </w:rPr>
+                            </w:pPr>
+                            <w:r>
+                              <w:rPr>
+                                <w:color w:val="FFFFFF" w:themeColor="background1"/>
+                                <w:sz w:val="24"/>
+                                <w:szCs w:val="24"/>
+                              </w:rPr>
+                              <w:t>SAP Screen Personas</w:t>
+                            </w:r>
+                          </w:p>
+                          <w:p>
+                            <w:pPr>
+                              <w:pStyle w:val="ListParagraph"/>
+                              <w:numPr>
+                                <w:ilvl w:val="0"/>
+                                <w:numId w:val="1"/>
+                              </w:numPr>
+                              <w:rPr>
+                                <w:color w:val="FFFFFF" w:themeColor="background1"/>
+                                <w:sz w:val="24"/>
+                                <w:szCs w:val="24"/>
+                              </w:rPr>
+                            </w:pPr>
+                            <w:r>
+                              <w:rPr>
+                                <w:color w:val="FFFFFF" w:themeColor="background1"/>
+                                <w:sz w:val="24"/>
+                                <w:szCs w:val="24"/>
+                              </w:rPr>
+                              <w:t>Git</w:t>
+                            </w:r>
+                          </w:p>
+                        </w:txbxContent>
+                      </wps:txbx>
+                      <wps:bodyPr rot="0" spcFirstLastPara="0" vertOverflow="overflow" horzOverflow="overflow" vert="horz" wrap="square" lIns="91440" tIns="45720" rIns="91440" bIns="45720" numCol="1" spcCol="0" rtlCol="0" fromWordArt="0" anchor="t" anchorCtr="0" forceAA="0" compatLnSpc="1">
+                        <a:prstTxWarp prst="textNoShape">
+                          <a:avLst/>
+                        </a:prstTxWarp>
+                        <a:noAutofit/>
+                      </wps:bodyPr>
+                    </wps:wsp>
+                  </a:graphicData>
+                </a:graphic>
+                <wp14:sizeRelH relativeFrom="margin">
+                  <wp14:pctWidth>0</wp14:pctWidth>
+                </wp14:sizeRelH>
+                <wp14:sizeRelV relativeFrom="margin">
+                  <wp14:pctHeight>0</wp14:pctHeight>
+                </wp14:sizeRelV>
+              </wp:anchor>
+            </w:drawing>
+          </mc:Choice>
+          <mc:Fallback>
+            <w:pict>
+              <v:shapetype w14:anchorId="1409179F" id="_x0000_t202" coordsize="21600,21600" o:spt="202" path="m,l,21600r21600,l21600,xe">
+                <v:stroke joinstyle="miter"/>
+                <v:path gradientshapeok="t" o:connecttype="rect"/>
+              </v:shapetype>
+              <v:shape id="Languages" o:spid="_x0000_s1026" type="#_x0000_t202" style="position:absolute;margin-left:-13.35pt;margin-top:560.55pt;width:173.95pt;height:210.65pt;z-index:251700224;visibility:visible;mso-wrap-style:square;mso-width-percent:0;mso-height-percent:0;mso-wrap-distance-left:9pt;mso-wrap-distance-top:0;mso-wrap-distance-right:9pt;mso-wrap-distance-bottom:0;mso-position-horizontal:absolute;mso-position-horizontal-relative:text;mso-position-vertical:absolute;mso-position-vertical-relative:text;mso-width-percent:0;mso-height-percent:0;mso-width-relative:margin;mso-height-relative:margin;v-text-anchor:top" o:gfxdata="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" filled="f" stroked="f" strokeweight=".5pt">
+                <v:textbox>
+                  <w:txbxContent>
+                    <w:p>
+                      <w:pPr>
+                        <w:spacing w:after="0"/>
+                        <w:rPr>
+                          <w:b/>
+                          <w:bCs/>
+                          <w:color w:val="FFFFFF" w:themeColor="background1"/>
+                          <w:sz w:val="36"/>
+                          <w:szCs w:val="36"/>
+                        </w:rPr>
+                      </w:pPr>
+                      <w:r>
+                        <w:rPr>
+                          <w:b/>
+                          <w:bCs/>
+                          <w:color w:val="FFFFFF" w:themeColor="background1"/>
+                          <w:sz w:val="36"/>
+                          <w:szCs w:val="36"/>
+                        </w:rPr>
+                        <w:t>SKILLS</w:t>
+                      </w:r>
+                    </w:p>
+                    <w:p>
+                      <w:pPr>
+                        <w:spacing w:after="0"/>
+                        <w:jc w:val="center"/>
+                        <w:rPr>
+                          <w:b/>
+                          <w:bCs/>
+                          <w:color w:val="FFFFFF" w:themeColor="background1"/>
+                          <w:sz w:val="24"/>
+                          <w:szCs w:val="24"/>
+                        </w:rPr>
+                      </w:pPr>
+                    </w:p>
+                    <w:p>
+                      <w:pPr>
+                        <w:pStyle w:val="ListParagraph"/>
+                        <w:numPr>
+                          <w:ilvl w:val="0"/>
+                          <w:numId w:val="1"/>
+                        </w:numPr>
+                        <w:rPr>
+                          <w:color w:val="FFFFFF" w:themeColor="background1"/>
+                          <w:sz w:val="24"/>
+                          <w:szCs w:val="24"/>
+                        </w:rPr>
+                      </w:pPr>
+                      <w:r>
+                        <w:rPr>
+                          <w:color w:val="FFFFFF" w:themeColor="background1"/>
+                          <w:sz w:val="24"/>
+                          <w:szCs w:val="24"/>
+                        </w:rPr>
+                        <w:t xml:space="preserve">ABAP </w:t>
+                      </w:r>
+                      <w:r>
+                        <w:rPr>
+                          <w:color w:val="FFFFFF" w:themeColor="background1"/>
+                          <w:sz w:val="24"/>
+                          <w:szCs w:val="24"/>
+                        </w:rPr>
+                        <w:t>S/4 HANA</w:t>
+                      </w:r>
+                    </w:p>
+                    <w:p>
+                      <w:pPr>
+                        <w:pStyle w:val="ListParagraph"/>
+                        <w:numPr>
+                          <w:ilvl w:val="0"/>
+                          <w:numId w:val="1"/>
+                        </w:numPr>
+                        <w:rPr>
+                          <w:color w:val="FFFFFF" w:themeColor="background1"/>
+                          <w:sz w:val="24"/>
+                          <w:szCs w:val="24"/>
+                        </w:rPr>
+                      </w:pPr>
+                      <w:r>
+                        <w:rPr>
+                          <w:color w:val="FFFFFF" w:themeColor="background1"/>
+                          <w:sz w:val="24"/>
+                          <w:szCs w:val="24"/>
+                        </w:rPr>
+                        <w:t>SAPUI5 / Fiori</w:t>
+                      </w:r>
+                    </w:p>
+                    <w:p>
+                      <w:pPr>
+                        <w:pStyle w:val="ListParagraph"/>
+                        <w:numPr>
+                          <w:ilvl w:val="0"/>
+                          <w:numId w:val="1"/>
+                        </w:numPr>
+                        <w:rPr>
+                          <w:color w:val="FFFFFF" w:themeColor="background1"/>
+                          <w:sz w:val="24"/>
+                          <w:szCs w:val="24"/>
+                        </w:rPr>
+                      </w:pPr>
+                      <w:r>
+                        <w:rPr>
+                          <w:color w:val="FFFFFF" w:themeColor="background1"/>
+                          <w:sz w:val="24"/>
+                          <w:szCs w:val="24"/>
+                        </w:rPr>
+                        <w:t>JavaScript</w:t>
+                      </w:r>
+                    </w:p>
+                    <w:p>
+                      <w:pPr>
+                        <w:pStyle w:val="ListParagraph"/>
+                        <w:numPr>
+                          <w:ilvl w:val="0"/>
+                          <w:numId w:val="1"/>
+                        </w:numPr>
+                        <w:rPr>
+                          <w:color w:val="FFFFFF" w:themeColor="background1"/>
+                          <w:sz w:val="24"/>
+                          <w:szCs w:val="24"/>
+                        </w:rPr>
+                      </w:pPr>
+                      <w:r>
+                        <w:rPr>
+                          <w:color w:val="FFFFFF" w:themeColor="background1"/>
+                          <w:sz w:val="24"/>
+                          <w:szCs w:val="24"/>
+                        </w:rPr>
+                        <w:t>SAP Business Workflow</w:t>
+                      </w:r>
+                    </w:p>
+                    <w:p>
+                      <w:pPr>
+                        <w:pStyle w:val="ListParagraph"/>
+                        <w:numPr>
+                          <w:ilvl w:val="0"/>
+                          <w:numId w:val="1"/>
+                        </w:numPr>
+                        <w:rPr>
+                          <w:color w:val="FFFFFF" w:themeColor="background1"/>
+                          <w:sz w:val="24"/>
+                          <w:szCs w:val="24"/>
+                        </w:rPr>
+                      </w:pPr>
+                      <w:r>
+                        <w:rPr>
+                          <w:color w:val="FFFFFF" w:themeColor="background1"/>
+                          <w:sz w:val="24"/>
+                          <w:szCs w:val="24"/>
+                        </w:rPr>
+                        <w:t>O</w:t>
+                      </w:r>
+                      <w:r>
+                        <w:rPr>
+                          <w:color w:val="FFFFFF" w:themeColor="background1"/>
+                          <w:sz w:val="24"/>
+                          <w:szCs w:val="24"/>
+                        </w:rPr>
+                        <w:t>Data, REST, SOAP services</w:t>
+                      </w:r>
+                    </w:p>
+                    <w:p>
+                      <w:pPr>
+                        <w:pStyle w:val="ListParagraph"/>
+                        <w:numPr>
+                          <w:ilvl w:val="0"/>
+                          <w:numId w:val="1"/>
+                        </w:numPr>
+                        <w:rPr>
+                          <w:color w:val="FFFFFF" w:themeColor="background1"/>
+                          <w:sz w:val="24"/>
+                          <w:szCs w:val="24"/>
+                        </w:rPr>
+                      </w:pPr>
+                      <w:r>
+                        <w:rPr>
+                          <w:color w:val="FFFFFF" w:themeColor="background1"/>
+                          <w:sz w:val="24"/>
+                          <w:szCs w:val="24"/>
+                        </w:rPr>
+                        <w:t>CDS</w:t>
+                      </w:r>
+                    </w:p>
+                    <w:p>
+                      <w:pPr>
+                        <w:pStyle w:val="ListParagraph"/>
+                        <w:numPr>
+                          <w:ilvl w:val="0"/>
+                          <w:numId w:val="1"/>
+                        </w:numPr>
+                        <w:rPr>
+                          <w:color w:val="FFFFFF" w:themeColor="background1"/>
+                          <w:sz w:val="24"/>
+                          <w:szCs w:val="24"/>
+                        </w:rPr>
+                      </w:pPr>
+                      <w:r>
+                        <w:rPr>
+                          <w:color w:val="FFFFFF" w:themeColor="background1"/>
+                          <w:lang w:val="en-GB"/>
+                        </w:rPr>
+                        <w:t xml:space="preserve">RAP - </w:t>
+                      </w:r>
+                      <w:r>
+                        <w:rPr>
+                          <w:color w:val="FFFFFF" w:themeColor="background1"/>
+                          <w:lang w:val="en-GB"/>
+                        </w:rPr>
+                        <w:t>RESTful Application Programming Model</w:t>
+                      </w:r>
+                    </w:p>
+                    <w:p>
+                      <w:pPr>
+                        <w:pStyle w:val="ListParagraph"/>
+                        <w:numPr>
+                          <w:ilvl w:val="0"/>
+                          <w:numId w:val="1"/>
+                        </w:numPr>
+                        <w:rPr>
+                          <w:color w:val="FFFFFF" w:themeColor="background1"/>
+                          <w:sz w:val="24"/>
+                          <w:szCs w:val="24"/>
+                        </w:rPr>
+                      </w:pPr>
+                      <w:r>
+                        <w:rPr>
+                          <w:color w:val="FFFFFF" w:themeColor="background1"/>
+                          <w:sz w:val="24"/>
+                          <w:szCs w:val="24"/>
+                        </w:rPr>
+                        <w:t>SAP Screen Personas</w:t>
+                      </w:r>
+                    </w:p>
+                    <w:p>
+                      <w:pPr>
+                        <w:pStyle w:val="ListParagraph"/>
+                        <w:numPr>
+                          <w:ilvl w:val="0"/>
+                          <w:numId w:val="1"/>
+                        </w:numPr>
+                        <w:rPr>
+                          <w:color w:val="FFFFFF" w:themeColor="background1"/>
+                          <w:sz w:val="24"/>
+                          <w:szCs w:val="24"/>
+                        </w:rPr>
+                      </w:pPr>
+                      <w:r>
+                        <w:rPr>
+                          <w:color w:val="FFFFFF" w:themeColor="background1"/>
+                          <w:sz w:val="24"/>
+                          <w:szCs w:val="24"/>
+                        </w:rPr>
+                        <w:t>Git</w:t>
+                      </w:r>
+                    </w:p>
+                  </w:txbxContent>
+                </v:textbox>
+              </v:shape>
+            </w:pict>
+          </mc:Fallback>
+        </mc:AlternateContent>
+      </w:r>
+      <w:r>
+        <w:rPr>
+          <w:noProof/>
+        </w:rPr>
+        <mc:AlternateContent>
+          <mc:Choice Requires="wps">
+            <w:drawing>
+              <wp:anchor distT="0" distB="0" distL="114300" distR="114300" simplePos="0" relativeHeight="251696128" behindDoc="0" locked="0" layoutInCell="1" allowOverlap="1" wp14:anchorId="4E9A6C11" wp14:editId="16C78EB4">
+                <wp:simplePos x="0" y="0"/>
+                <wp:positionH relativeFrom="margin">
+                  <wp:align>right</wp:align>
+                </wp:positionH>
+                <wp:positionV relativeFrom="paragraph">
+                  <wp:posOffset>4146166</wp:posOffset>
+                </wp:positionV>
+                <wp:extent cx="4028440" cy="5706533"/>
+                <wp:effectExtent l="0" t="0" r="0" b="0"/>
+                <wp:wrapNone/>
+                <wp:docPr id="2064482352" name="Education"/>
+                <wp:cNvGraphicFramePr/>
+                <a:graphic xmlns:a="http://schemas.openxmlformats.org/drawingml/2006/main">
+                  <a:graphicData uri="http://schemas.microsoft.com/office/word/2010/wordprocessingShape">
+                    <wps:wsp>
+                      <wps:cNvSpPr txBox="1"/>
+                      <wps:spPr>
+                        <a:xfrm>
+                          <a:off x="0" y="0"/>
+                          <a:ext cx="4028440" cy="5706533"/>
+                        </a:xfrm>
+                        <a:prstGeom prst="rect">
+                          <a:avLst/>
+                        </a:prstGeom>
+                        <a:noFill/>
+                        <a:ln w="6350">
+                          <a:noFill/>
+                        </a:ln>
+                      </wps:spPr>
+                      <wps:txbx>
+                        <w:txbxContent>
+                          <w:p>
+                            <w:pPr>
+                              <w:spacing w:after="0"/>
+                              <w:jc w:val="center"/>
+                              <w:rPr>
+                                <w:b/>
+                                <w:bCs/>
+                                <w:sz w:val="28"/>
+                                <w:szCs w:val="28"/>
+                              </w:rPr>
+                            </w:pPr>
+                            <w:r>
+                              <w:rPr>
+                                <w:b/>
+                                <w:bCs/>
+                                <w:sz w:val="28"/>
+                                <w:szCs w:val="28"/>
+                              </w:rPr>
+                              <w:t>PROJECTS</w:t>
+                            </w:r>
+                          </w:p>
+                          <w:p>
+                            <w:pPr>
+                              <w:spacing w:after="0"/>
+                              <w:jc w:val="center"/>
+                              <w:rPr>
+                                <w:b/>
+                                <w:bCs/>
+                              </w:rPr>
+                            </w:pPr>
+                          </w:p>
+                          <w:p>
+                            <w:pPr>
+                              <w:spacing w:after="0"/>
+                              <w:jc w:val="both"/>
+                              <w:rPr>
+                                <w:b/>
+                                <w:bCs/>
+                              </w:rPr>
+                            </w:pPr>
+                            <w:r>
+                              <w:rPr>
+                                <w:b/>
+                                <w:bCs/>
+                              </w:rPr>
+                              <w:t>Training Registration - RAP</w:t>
+                            </w:r>
+                          </w:p>
+                          <w:p>
+                            <w:pPr>
+                              <w:spacing w:after="0"/>
+                              <w:jc w:val="both"/>
+                            </w:pPr>
+                            <w:r>
+                              <w:t>Home Credit, Vietnam</w:t>
+                            </w:r>
+                          </w:p>
+                          <w:p>
+                            <w:pPr>
+                              <w:spacing w:after="0"/>
+                              <w:jc w:val="both"/>
+                            </w:pPr>
+                            <w:r>
+                              <w:t>Duration -</w:t>
+                            </w:r>
+                            <w:r>
+                              <w:t xml:space="preserve"> 3</w:t>
+                            </w:r>
+                            <w:r>
+                              <w:t xml:space="preserve"> months </w:t>
+                            </w:r>
+                            <w:r>
+                              <w:t>(</w:t>
+                            </w:r>
+                            <w:r>
+                              <w:t>2026)</w:t>
+                            </w:r>
+                          </w:p>
+                          <w:p>
+                            <w:pPr>
+                              <w:spacing w:after="0"/>
+                              <w:jc w:val="both"/>
+                              <w:rPr>
+                                <w:b/>
+                                <w:bCs/>
+                              </w:rPr>
+                            </w:pPr>
+                          </w:p>
+                          <w:p>
+                            <w:pPr>
+                              <w:spacing w:after="0"/>
+                              <w:jc w:val="both"/>
+                              <w:rPr>
+                                <w:b/>
+                                <w:bCs/>
+                              </w:rPr>
+                            </w:pPr>
+                            <w:r>
+                              <w:rPr>
+                                <w:b/>
+                                <w:bCs/>
+                              </w:rPr>
+                              <w:t>Workflow Overview Application</w:t>
+                            </w:r>
+                          </w:p>
+                          <w:p>
+                            <w:pPr>
+                              <w:spacing w:after="0"/>
+                              <w:jc w:val="both"/>
+                            </w:pPr>
+                            <w:r>
+                              <w:t xml:space="preserve">Heidelberg Materials, </w:t>
+                            </w:r>
+                            <w:r>
+                              <w:t>Global</w:t>
+                            </w:r>
+                            <w:r>
+                              <w:tab/>
+                            </w:r>
+                          </w:p>
+                          <w:p>
+                            <w:pPr>
+                              <w:spacing w:after="0"/>
+                              <w:jc w:val="both"/>
+                            </w:pPr>
+                            <w:r>
+                              <w:t xml:space="preserve">Duration - </w:t>
+                            </w:r>
+                            <w:r>
+                              <w:t>2</w:t>
+                            </w:r>
+                            <w:r>
+                              <w:t xml:space="preserve"> </w:t>
+                            </w:r>
+                            <w:r>
+                              <w:t>months</w:t>
+                            </w:r>
+                            <w:r>
+                              <w:t xml:space="preserve"> (202</w:t>
+                            </w:r>
+                            <w:r>
+                              <w:t>6</w:t>
+                            </w:r>
+                            <w:r>
+                              <w:t>)</w:t>
+                            </w:r>
+                          </w:p>
+                          <w:p>
+                            <w:pPr>
+                              <w:spacing w:after="0"/>
+                              <w:jc w:val="both"/>
+                              <w:rPr>
+                                <w:b/>
+                                <w:bCs/>
+                              </w:rPr>
+                            </w:pPr>
+                          </w:p>
+                          <w:p>
+                            <w:pPr>
+                              <w:spacing w:after="0"/>
+                              <w:jc w:val="both"/>
+                              <w:rPr>
+                                <w:b/>
+                                <w:bCs/>
+                              </w:rPr>
+                            </w:pPr>
+                            <w:r>
+                              <w:rPr>
+                                <w:b/>
+                                <w:bCs/>
+                              </w:rPr>
+                              <w:t>Pricing conditions and payment terms</w:t>
+                            </w:r>
+                          </w:p>
+                          <w:p>
+                            <w:pPr>
+                              <w:spacing w:after="0"/>
+                              <w:jc w:val="both"/>
+                            </w:pPr>
+                            <w:r>
+                              <w:t>Heidelberg Materials,</w:t>
+                            </w:r>
+                            <w:r>
+                              <w:t xml:space="preserve"> Italy</w:t>
+                            </w:r>
+                            <w:r>
+                              <w:tab/>
+                            </w:r>
+                          </w:p>
+                          <w:p>
+                            <w:pPr>
+                              <w:spacing w:after="0"/>
+                              <w:jc w:val="both"/>
+                            </w:pPr>
+                            <w:r>
+                              <w:t>Duration - 6 months (2025-2026)</w:t>
+                            </w:r>
+                          </w:p>
+                          <w:p>
+                            <w:pPr>
+                              <w:spacing w:after="0"/>
+                              <w:jc w:val="both"/>
+                              <w:rPr>
+                                <w:b/>
+                                <w:bCs/>
+                              </w:rPr>
+                            </w:pPr>
+                          </w:p>
+                          <w:p>
+                            <w:pPr>
+                              <w:spacing w:after="0"/>
+                              <w:jc w:val="both"/>
+                              <w:rPr>
+                                <w:b/>
+                                <w:bCs/>
+                              </w:rPr>
+                            </w:pPr>
+                            <w:r>
+                              <w:rPr>
+                                <w:b/>
+                                <w:bCs/>
+                              </w:rPr>
+                              <w:t>Magellan Tax Portal</w:t>
+                            </w:r>
+                          </w:p>
+                          <w:p>
+                            <w:pPr>
+                              <w:spacing w:after="0"/>
+                              <w:jc w:val="both"/>
+                            </w:pPr>
+                            <w:r>
+                              <w:t>Heidelberg Materials, Germany</w:t>
+                            </w:r>
+                            <w:r>
+                              <w:tab/>
+                            </w:r>
+                          </w:p>
+                          <w:p>
+                            <w:pPr>
+                              <w:spacing w:after="0"/>
+                              <w:jc w:val="both"/>
+                            </w:pPr>
+                            <w:r>
+                              <w:t xml:space="preserve">Duration - </w:t>
+                            </w:r>
+                            <w:r>
+                              <w:t>2</w:t>
+                            </w:r>
+                            <w:r>
+                              <w:t xml:space="preserve"> year</w:t>
+                            </w:r>
+                            <w:r>
+                              <w:t>s</w:t>
+                            </w:r>
+                            <w:r>
+                              <w:t xml:space="preserve"> (2024-202</w:t>
+                            </w:r>
+                            <w:r>
+                              <w:t>6</w:t>
+                            </w:r>
+                            <w:r>
+                              <w:t>)</w:t>
+                            </w:r>
+                          </w:p>
+                          <w:p>
+                            <w:pPr>
+                              <w:spacing w:after="0"/>
+                              <w:jc w:val="both"/>
+                            </w:pPr>
+                          </w:p>
+                          <w:p>
+                            <w:pPr>
+                              <w:spacing w:after="0"/>
+                              <w:jc w:val="both"/>
+                              <w:rPr>
+                                <w:b/>
+                                <w:bCs/>
+                                <w:lang w:val="en-GB"/>
+                              </w:rPr>
+                            </w:pPr>
+                            <w:r>
+                              <w:rPr>
+                                <w:b/>
+                                <w:bCs/>
+                                <w:lang w:val="en-GB"/>
+                              </w:rPr>
+                              <w:t>SAP–</w:t>
+                            </w:r>
+                            <w:proofErr w:type="spellStart"/>
+                            <w:r>
+                              <w:rPr>
+                                <w:b/>
+                                <w:bCs/>
+                                <w:lang w:val="en-GB"/>
+                              </w:rPr>
+                              <w:t>Darwinbox</w:t>
+                            </w:r>
+                            <w:proofErr w:type="spellEnd"/>
+                            <w:r>
+                              <w:rPr>
+                                <w:b/>
+                                <w:bCs/>
+                                <w:lang w:val="en-GB"/>
+                              </w:rPr>
+                              <w:t xml:space="preserve"> Integration Project</w:t>
+                            </w:r>
+                          </w:p>
+                          <w:p>
+                            <w:pPr>
+                              <w:spacing w:after="0"/>
+                              <w:jc w:val="both"/>
+                            </w:pPr>
+                            <w:r>
+                              <w:t xml:space="preserve">Home Credit, </w:t>
+                            </w:r>
+                            <w:r>
+                              <w:t>Philippines</w:t>
+                            </w:r>
+                            <w:r>
+                              <w:tab/>
+                            </w:r>
+                          </w:p>
+                          <w:p>
+                            <w:pPr>
+                              <w:spacing w:after="0"/>
+                              <w:jc w:val="both"/>
+                            </w:pPr>
+                            <w:r>
+                              <w:t>Duration - 2 months (2025)</w:t>
+                            </w:r>
+                          </w:p>
+                          <w:p>
+                            <w:pPr>
+                              <w:spacing w:after="0"/>
+                              <w:jc w:val="both"/>
+                            </w:pPr>
+                          </w:p>
+                          <w:p>
+                            <w:pPr>
+                              <w:spacing w:after="0"/>
+                              <w:jc w:val="both"/>
+                              <w:rPr>
+                                <w:b/>
+                                <w:bCs/>
+                              </w:rPr>
+                            </w:pPr>
+                            <w:r>
+                              <w:rPr>
+                                <w:b/>
+                                <w:bCs/>
+                              </w:rPr>
+                              <w:t xml:space="preserve">Purchase Order, Purchase </w:t>
+                            </w:r>
+                            <w:r>
+                              <w:rPr>
+                                <w:b/>
+                                <w:bCs/>
+                              </w:rPr>
+                              <w:t>Requisition</w:t>
+                            </w:r>
+                          </w:p>
+                          <w:p>
+                            <w:pPr>
+                              <w:spacing w:after="0"/>
+                              <w:jc w:val="both"/>
+                            </w:pPr>
+                            <w:r>
+                              <w:t>Home Credit, Kazakhstan</w:t>
+                            </w:r>
+                            <w:r>
+                              <w:tab/>
+                            </w:r>
+                          </w:p>
+                          <w:p>
+                            <w:pPr>
+                              <w:spacing w:after="0"/>
+                              <w:jc w:val="both"/>
+                            </w:pPr>
+                            <w:r>
+                              <w:t>Duration - 2 months (2025)</w:t>
+                            </w:r>
+                          </w:p>
+                          <w:p>
+                            <w:pPr>
+                              <w:spacing w:after="0"/>
+                              <w:jc w:val="both"/>
+                            </w:pPr>
+                          </w:p>
+                          <w:p>
+                            <w:pPr>
+                              <w:spacing w:after="0"/>
+                              <w:jc w:val="both"/>
+                              <w:rPr>
+                                <w:b/>
+                                <w:bCs/>
+                              </w:rPr>
+                            </w:pPr>
+                            <w:r>
+                              <w:rPr>
+                                <w:b/>
+                                <w:bCs/>
+                              </w:rPr>
+                              <w:t>SAP e-shop TETA</w:t>
+                            </w:r>
+                          </w:p>
+                          <w:p>
+                            <w:pPr>
+                              <w:spacing w:after="0"/>
+                              <w:jc w:val="both"/>
+                            </w:pPr>
+                            <w:proofErr w:type="spellStart"/>
+                            <w:r>
+                              <w:t>p.</w:t>
+                            </w:r>
+                            <w:proofErr w:type="gramStart"/>
+                            <w:r>
+                              <w:t>k.Solvent</w:t>
+                            </w:r>
+                            <w:proofErr w:type="spellEnd"/>
+                            <w:proofErr w:type="gramEnd"/>
+                            <w:r>
+                              <w:t xml:space="preserve"> </w:t>
+                            </w:r>
+                            <w:proofErr w:type="spellStart"/>
+                            <w:r>
+                              <w:t>s.r.o.</w:t>
+                            </w:r>
+                            <w:proofErr w:type="spellEnd"/>
+                            <w:r>
+                              <w:t>, Czech Republic</w:t>
+                            </w:r>
+                          </w:p>
+                          <w:p>
+                            <w:pPr>
+                              <w:spacing w:after="0"/>
+                              <w:jc w:val="both"/>
+                            </w:pPr>
+                            <w:r>
+                              <w:t>Duration - 1 year 6 months (2023-2024)</w:t>
+                            </w:r>
+                          </w:p>
+                          <w:p>
+                            <w:pPr>
+                              <w:spacing w:after="0"/>
+                              <w:jc w:val="both"/>
+                            </w:pPr>
+                          </w:p>
+                          <w:p>
+                            <w:pPr>
+                              <w:spacing w:after="0"/>
+                              <w:jc w:val="both"/>
+                            </w:pPr>
+                          </w:p>
+                        </w:txbxContent>
+                      </wps:txbx>
+                      <wps:bodyPr rot="0" spcFirstLastPara="0" vertOverflow="overflow" horzOverflow="overflow" vert="horz" wrap="square" lIns="91440" tIns="45720" rIns="91440" bIns="45720" numCol="1" spcCol="0" rtlCol="0" fromWordArt="0" anchor="t" anchorCtr="0" forceAA="0" compatLnSpc="1">
+                        <a:prstTxWarp prst="textNoShape">
+                          <a:avLst/>
+                        </a:prstTxWarp>
+                        <a:noAutofit/>
+                      </wps:bodyPr>
+                    </wps:wsp>
+                  </a:graphicData>
+                </a:graphic>
+                <wp14:sizeRelH relativeFrom="margin">
+                  <wp14:pctWidth>0</wp14:pctWidth>
+                </wp14:sizeRelH>
+                <wp14:sizeRelV relativeFrom="margin">
+                  <wp14:pctHeight>0</wp14:pctHeight>
+                </wp14:sizeRelV>
+              </wp:anchor>
+            </w:drawing>
+          </mc:Choice>
+          <mc:Fallback>
+            <w:pict>
+              <v:shape w14:anchorId="4E9A6C11" id="Education" o:spid="_x0000_s1027" type="#_x0000_t202" style="position:absolute;margin-left:266pt;margin-top:326.45pt;width:317.2pt;height:449.35pt;z-index:251696128;visibility:visible;mso-wrap-style:square;mso-width-percent:0;mso-height-percent:0;mso-wrap-distance-left:9pt;mso-wrap-distance-top:0;mso-wrap-distance-right:9pt;mso-wrap-distance-bottom:0;mso-position-horizontal:right;mso-position-horizontal-relative:margin;mso-position-vertical:absolute;mso-position-vertical-relative:text;mso-width-percent:0;mso-height-percent:0;mso-width-relative:margin;mso-height-relative:margin;v-text-anchor:top" o:gfxdata="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" filled="f" stroked="f" strokeweight=".5pt">
+                <v:textbox>
+                  <w:txbxContent>
+                    <w:p>
+                      <w:pPr>
+                        <w:spacing w:after="0"/>
+                        <w:jc w:val="center"/>
+                        <w:rPr>
+                          <w:b/>
+                          <w:bCs/>
+                          <w:sz w:val="28"/>
+                          <w:szCs w:val="28"/>
+                        </w:rPr>
+                      </w:pPr>
+                      <w:r>
+                        <w:rPr>
+                          <w:b/>
+                          <w:bCs/>
+                          <w:sz w:val="28"/>
+                          <w:szCs w:val="28"/>
+                        </w:rPr>
+                        <w:t>PROJECTS</w:t>
+                      </w:r>
+                    </w:p>
+                    <w:p>
+                      <w:pPr>
+                        <w:spacing w:after="0"/>
+                        <w:jc w:val="center"/>
+                        <w:rPr>
+                          <w:b/>
+                          <w:bCs/>
+                        </w:rPr>
+                      </w:pPr>
+                    </w:p>
+                    <w:p>
+                      <w:pPr>
+                        <w:spacing w:after="0"/>
+                        <w:jc w:val="both"/>
+                        <w:rPr>
+                          <w:b/>
+                          <w:bCs/>
+                        </w:rPr>
+                      </w:pPr>
+                      <w:r>
+                        <w:rPr>
+                          <w:b/>
+                          <w:bCs/>
+                        </w:rPr>
+                        <w:t>Training Registration - RAP</w:t>
+                      </w:r>
+                    </w:p>
+                    <w:p>
+                      <w:pPr>
+                        <w:spacing w:after="0"/>
+                        <w:jc w:val="both"/>
+                      </w:pPr>
+                      <w:r>
+                        <w:t>Home Credit, Vietnam</w:t>
+                      </w:r>
+                    </w:p>
+                    <w:p>
+                      <w:pPr>
+                        <w:spacing w:after="0"/>
+                        <w:jc w:val="both"/>
+                      </w:pPr>
+                      <w:r>
+                        <w:t>Duration -</w:t>
+                      </w:r>
+                      <w:r>
+                        <w:t xml:space="preserve"> 3</w:t>
+                      </w:r>
+                      <w:r>
+                        <w:t xml:space="preserve"> months </w:t>
+                      </w:r>
+                      <w:r>
+                        <w:t>(</w:t>
+                      </w:r>
+                      <w:r>
+                        <w:t>2026)</w:t>
+                      </w:r>
+                    </w:p>
+                    <w:p>
+                      <w:pPr>
+                        <w:spacing w:after="0"/>
+                        <w:jc w:val="both"/>
+                        <w:rPr>
+                          <w:b/>
+                          <w:bCs/>
+                        </w:rPr>
+                      </w:pPr>
+                    </w:p>
+                    <w:p>
+                      <w:pPr>
+                        <w:spacing w:after="0"/>
+                        <w:jc w:val="both"/>
+                        <w:rPr>
+                          <w:b/>
+                          <w:bCs/>
+                        </w:rPr>
+                      </w:pPr>
+                      <w:r>
+                        <w:rPr>
+                          <w:b/>
+                          <w:bCs/>
+                        </w:rPr>
+                        <w:t>Workflow Overview Application</w:t>
+                      </w:r>
+                    </w:p>
+                    <w:p>
+                      <w:pPr>
+                        <w:spacing w:after="0"/>
+                        <w:jc w:val="both"/>
+                      </w:pPr>
+                      <w:r>
+                        <w:t xml:space="preserve">Heidelberg Materials, </w:t>
+                      </w:r>
+                      <w:r>
+                        <w:t>Global</w:t>
+                      </w:r>
+                      <w:r>
+                        <w:tab/>
+                      </w:r>
+                    </w:p>
+                    <w:p>
+                      <w:pPr>
+                        <w:spacing w:after="0"/>
+                        <w:jc w:val="both"/>
+                      </w:pPr>
+                      <w:r>
+                        <w:t xml:space="preserve">Duration - </w:t>
+                      </w:r>
+                      <w:r>
+                        <w:t>2</w:t>
+                      </w:r>
+                      <w:r>
+                        <w:t xml:space="preserve"> </w:t>
+                      </w:r>
+                      <w:r>
+                        <w:t>months</w:t>
+                      </w:r>
+                      <w:r>
+                        <w:t xml:space="preserve"> (202</w:t>
+                      </w:r>
+                      <w:r>
+                        <w:t>6</w:t>
+                      </w:r>
+                      <w:r>
+                        <w:t>)</w:t>
+                      </w:r>
+                    </w:p>
+                    <w:p>
+                      <w:pPr>
+                        <w:spacing w:after="0"/>
+                        <w:jc w:val="both"/>
+                        <w:rPr>
+                          <w:b/>
+                          <w:bCs/>
+                        </w:rPr>
+                      </w:pPr>
+                    </w:p>
+                    <w:p>
+                      <w:pPr>
+                        <w:spacing w:after="0"/>
+                        <w:jc w:val="both"/>
+                        <w:rPr>
+                          <w:b/>
+                          <w:bCs/>
+                        </w:rPr>
+                      </w:pPr>
+                      <w:r>
+                        <w:rPr>
+                          <w:b/>
+                          <w:bCs/>
+                        </w:rPr>
+                        <w:t>Pricing conditions and payment terms</w:t>
+                      </w:r>
+                    </w:p>
+                    <w:p>
+                      <w:pPr>
+                        <w:spacing w:after="0"/>
+                        <w:jc w:val="both"/>
+                      </w:pPr>
+                      <w:r>
+                        <w:t>Heidelberg Materials,</w:t>
+                      </w:r>
+                      <w:r>
+                        <w:t xml:space="preserve"> Italy</w:t>
+                      </w:r>
+                      <w:r>
+                        <w:tab/>
+                      </w:r>
+                    </w:p>
+                    <w:p>
+                      <w:pPr>
+                        <w:spacing w:after="0"/>
+                        <w:jc w:val="both"/>
+                      </w:pPr>
+                      <w:r>
+                        <w:t>Duration - 6 months (2025-2026)</w:t>
+                      </w:r>
+                    </w:p>
+                    <w:p>
+                      <w:pPr>
+                        <w:spacing w:after="0"/>
+                        <w:jc w:val="both"/>
+                        <w:rPr>
+                          <w:b/>
+                          <w:bCs/>
+                        </w:rPr>
+                      </w:pPr>
+                    </w:p>
+                    <w:p>
+                      <w:pPr>
+                        <w:spacing w:after="0"/>
+                        <w:jc w:val="both"/>
+                        <w:rPr>
+                          <w:b/>
+                          <w:bCs/>
+                        </w:rPr>
+                      </w:pPr>
+                      <w:r>
+                        <w:rPr>
+                          <w:b/>
+                          <w:bCs/>
+                        </w:rPr>
+                        <w:t>Magellan Tax Portal</w:t>
+                      </w:r>
+                    </w:p>
+                    <w:p>
+                      <w:pPr>
+                        <w:spacing w:after="0"/>
+                        <w:jc w:val="both"/>
+                      </w:pPr>
+                      <w:r>
+                        <w:t>Heidelberg Materials, Germany</w:t>
+                      </w:r>
+                      <w:r>
+                        <w:tab/>
+                      </w:r>
+                    </w:p>
+                    <w:p>
+                      <w:pPr>
+                        <w:spacing w:after="0"/>
+                        <w:jc w:val="both"/>
+                      </w:pPr>
+                      <w:r>
+                        <w:t xml:space="preserve">Duration - </w:t>
+                      </w:r>
+                      <w:r>
+                        <w:t>2</w:t>
+                      </w:r>
+                      <w:r>
+                        <w:t xml:space="preserve"> year</w:t>
+                      </w:r>
+                      <w:r>
+                        <w:t>s</w:t>
+                      </w:r>
+                      <w:r>
+                        <w:t xml:space="preserve"> (2024-202</w:t>
+                      </w:r>
+                      <w:r>
+                        <w:t>6</w:t>
+                      </w:r>
+                      <w:r>
+                        <w:t>)</w:t>
+                      </w:r>
+                    </w:p>
+                    <w:p>
+                      <w:pPr>
+                        <w:spacing w:after="0"/>
+                        <w:jc w:val="both"/>
+                      </w:pPr>
+                    </w:p>
+                    <w:p>
+                      <w:pPr>
+                        <w:spacing w:after="0"/>
+                        <w:jc w:val="both"/>
+                        <w:rPr>
+                          <w:b/>
+                          <w:bCs/>
+                          <w:lang w:val="en-GB"/>
+                        </w:rPr>
+                      </w:pPr>
+                      <w:r>
+                        <w:rPr>
+                          <w:b/>
+                          <w:bCs/>
+                          <w:lang w:val="en-GB"/>
+                        </w:rPr>
+                        <w:t>SAP–</w:t>
+                      </w:r>
+                      <w:proofErr w:type="spellStart"/>
+                      <w:r>
+                        <w:rPr>
+                          <w:b/>
+                          <w:bCs/>
+                          <w:lang w:val="en-GB"/>
+                        </w:rPr>
+                        <w:t>Darwinbox</w:t>
+                      </w:r>
+                      <w:proofErr w:type="spellEnd"/>
+                      <w:r>
+                        <w:rPr>
+                          <w:b/>
+                          <w:bCs/>
+                          <w:lang w:val="en-GB"/>
+                        </w:rPr>
+                        <w:t xml:space="preserve"> Integration Project</w:t>
+                      </w:r>
+                    </w:p>
+                    <w:p>
+                      <w:pPr>
+                        <w:spacing w:after="0"/>
+                        <w:jc w:val="both"/>
+                      </w:pPr>
+                      <w:r>
+                        <w:t xml:space="preserve">Home Credit, </w:t>
+                      </w:r>
+                      <w:r>
+                        <w:t>Philippines</w:t>
+                      </w:r>
+                      <w:r>
+                        <w:tab/>
+                      </w:r>
+                    </w:p>
+                    <w:p>
+                      <w:pPr>
+                        <w:spacing w:after="0"/>
+                        <w:jc w:val="both"/>
+                      </w:pPr>
+                      <w:r>
+                        <w:t>Duration - 2 months (2025)</w:t>
+                      </w:r>
+                    </w:p>
+                    <w:p>
+                      <w:pPr>
+                        <w:spacing w:after="0"/>
+                        <w:jc w:val="both"/>
+                      </w:pPr>
+                    </w:p>
+                    <w:p>
+                      <w:pPr>
+                        <w:spacing w:after="0"/>
+                        <w:jc w:val="both"/>
+                        <w:rPr>
+                          <w:b/>
+                          <w:bCs/>
+                        </w:rPr>
+                      </w:pPr>
+                      <w:r>
+                        <w:rPr>
+                          <w:b/>
+                          <w:bCs/>
+                        </w:rPr>
+                        <w:t xml:space="preserve">Purchase Order, Purchase </w:t>
+                      </w:r>
+                      <w:r>
+                        <w:rPr>
+                          <w:b/>
+                          <w:bCs/>
+                        </w:rPr>
+                        <w:t>Requisition</w:t>
+                      </w:r>
+                    </w:p>
+                    <w:p>
+                      <w:pPr>
+                        <w:spacing w:after="0"/>
+                        <w:jc w:val="both"/>
+                      </w:pPr>
+                      <w:r>
+                        <w:t>Home Credit, Kazakhstan</w:t>
+                      </w:r>
+                      <w:r>
+                        <w:tab/>
+                      </w:r>
+                    </w:p>
+                    <w:p>
+                      <w:pPr>
+                        <w:spacing w:after="0"/>
+                        <w:jc w:val="both"/>
+                      </w:pPr>
+                      <w:r>
+                        <w:t>Duration - 2 months (2025)</w:t>
+                      </w:r>
+                    </w:p>
+                    <w:p>
+                      <w:pPr>
+                        <w:spacing w:after="0"/>
+                        <w:jc w:val="both"/>
+                      </w:pPr>
+                    </w:p>
+                    <w:p>
+                      <w:pPr>
+                        <w:spacing w:after="0"/>
+                        <w:jc w:val="both"/>
+                        <w:rPr>
+                          <w:b/>
+                          <w:bCs/>
+                        </w:rPr>
+                      </w:pPr>
+                      <w:r>
+                        <w:rPr>
+                          <w:b/>
+                          <w:bCs/>
+                        </w:rPr>
+                        <w:t>SAP e-shop TETA</w:t>
+                      </w:r>
+                    </w:p>
+                    <w:p>
+                      <w:pPr>
+                        <w:spacing w:after="0"/>
+                        <w:jc w:val="both"/>
+                      </w:pPr>
+                      <w:proofErr w:type="spellStart"/>
+                      <w:r>
+                        <w:t>p.</w:t>
+                      </w:r>
+                      <w:proofErr w:type="gramStart"/>
+                      <w:r>
+                        <w:t>k.Solvent</w:t>
+                      </w:r>
+                      <w:proofErr w:type="spellEnd"/>
+                      <w:proofErr w:type="gramEnd"/>
+                      <w:r>
+                        <w:t xml:space="preserve"> </w:t>
+                      </w:r>
+                      <w:proofErr w:type="spellStart"/>
+                      <w:r>
+                        <w:t>s.r.o.</w:t>
+                      </w:r>
+                      <w:proofErr w:type="spellEnd"/>
+                      <w:r>
+                        <w:t>, Czech Republic</w:t>
+                      </w:r>
+                    </w:p>
+                    <w:p>
+                      <w:pPr>
+                        <w:spacing w:after="0"/>
+                        <w:jc w:val="both"/>
+                      </w:pPr>
+                      <w:r>
+                        <w:t>Duration - 1 year 6 months (2023-2024)</w:t>
+                      </w:r>
+                    </w:p>
+                    <w:p>
+                      <w:pPr>
+                        <w:spacing w:after="0"/>
+                        <w:jc w:val="both"/>
+                      </w:pPr>
+                    </w:p>
+                    <w:p>
+                      <w:pPr>
+                        <w:spacing w:after="0"/>
+                        <w:jc w:val="both"/>
+                      </w:pPr>
+                    </w:p>
+                  </w:txbxContent>
+                </v:textbox>
+                <w10:wrap anchorx="margin"/>
+              </v:shape>
+            </w:pict>
+          </mc:Fallback>
+        </mc:AlternateContent>
+      </w:r>
+      <w:r>
+        <w:rPr>
+          <w:noProof/>
+        </w:rPr>
+        <mc:AlternateContent>
+          <mc:Choice Requires="wps">
+            <w:drawing>
+              <wp:anchor distT="0" distB="0" distL="114300" distR="114300" simplePos="0" relativeHeight="251685888" behindDoc="0" locked="0" layoutInCell="1" allowOverlap="1" wp14:anchorId="0DC07DEB" wp14:editId="7872D9C8">
+                <wp:simplePos x="0" y="0"/>
+                <wp:positionH relativeFrom="margin">
+                  <wp:align>right</wp:align>
+                </wp:positionH>
+                <wp:positionV relativeFrom="paragraph">
+                  <wp:posOffset>114300</wp:posOffset>
+                </wp:positionV>
+                <wp:extent cx="4028440" cy="3903133"/>
+                <wp:effectExtent l="0" t="0" r="0" b="2540"/>
+                <wp:wrapNone/>
+                <wp:docPr id="985250776" name="Summary"/>
+                <wp:cNvGraphicFramePr/>
+                <a:graphic xmlns:a="http://schemas.openxmlformats.org/drawingml/2006/main">
+                  <a:graphicData uri="http://schemas.microsoft.com/office/word/2010/wordprocessingShape">
+                    <wps:wsp>
+                      <wps:cNvSpPr txBox="1"/>
+                      <wps:spPr>
+                        <a:xfrm>
+                          <a:off x="0" y="0"/>
+                          <a:ext cx="4028440" cy="3903133"/>
+                        </a:xfrm>
+                        <a:prstGeom prst="rect">
+                          <a:avLst/>
+                        </a:prstGeom>
+                        <a:noFill/>
+                        <a:ln w="6350">
+                          <a:noFill/>
+                        </a:ln>
+                      </wps:spPr>
+                      <wps:txbx>
+                        <w:txbxContent>
+                          <w:p>
+                            <w:pPr>
+                              <w:spacing w:after="0"/>
+                              <w:jc w:val="center"/>
+                              <w:rPr>
+                                <w:b/>
+                                <w:bCs/>
+                                <w:sz w:val="28"/>
+                                <w:szCs w:val="28"/>
+                              </w:rPr>
+                            </w:pPr>
+                            <w:r>
+                              <w:rPr>
+                                <w:b/>
+                                <w:bCs/>
+                                <w:sz w:val="28"/>
+                                <w:szCs w:val="28"/>
+                              </w:rPr>
+                              <w:t>SUMMARY</w:t>
+                            </w:r>
+                          </w:p>
+                          <w:p>
+                            <w:pPr>
+                              <w:spacing w:after="0"/>
+                              <w:jc w:val="center"/>
+                              <w:rPr>
+                                <w:b/>
+                                <w:bCs/>
+                              </w:rPr>
+                            </w:pPr>
+                          </w:p>
+                          <w:p>
+                            <w:pPr>
+                              <w:jc w:val="center"/>
+                              <w:rPr>
+                                <w:lang w:val="en-GB"/>
+                              </w:rPr>
+                            </w:pPr>
+                            <w:r>
+                              <w:t>I am a Full</w:t>
+                            </w:r>
+                            <w:r>
+                              <w:t xml:space="preserve"> </w:t>
+                            </w:r>
+                            <w:r>
+                              <w:t>Stack SAP Developer. I work daily with ABAP SAPUI5 Fiori JavaScript and SAP Business Workflow. I am proficient in building of </w:t>
+                            </w:r>
+                            <w:r>
+                              <w:t>O</w:t>
+                            </w:r>
+                            <w:r>
+                              <w:t>Data services REST APIs CDS views and SOAP services.</w:t>
+                            </w:r>
+                            <w:r>
+                              <w:t xml:space="preserve"> </w:t>
+                            </w:r>
+                            <w:r>
+                              <w:rPr>
+                                <w:lang w:val="en-GB"/>
+                              </w:rPr>
+                              <w:t>I have experience with RAP (ABAP RESTful Application Programming Model).</w:t>
+                            </w:r>
+                          </w:p>
+                          <w:p>
+                            <w:pPr>
+                              <w:jc w:val="center"/>
+                            </w:pPr>
+                            <w:r>
+                              <w:t>Mostly I work in SAP S/4HANA environment but also have experience with older SAP ERP releases. Primarily in modules FI-CO, HR/HCM, SD, MM, and BW.</w:t>
+                            </w:r>
+                          </w:p>
+                          <w:p>
+                            <w:pPr>
+                              <w:jc w:val="center"/>
+                            </w:pPr>
+                            <w:r>
+                              <w:t>For development, I use Eclipse ADT and SAP Business Application Studio and sometimes VS Code. I am proficient in utilizing Git for source code management and team collaboration.</w:t>
+                            </w:r>
+                          </w:p>
+                          <w:p>
+                            <w:pPr>
+                              <w:jc w:val="center"/>
+                            </w:pPr>
+                            <w:r>
+                              <w:t>Apart from project development, I support business as usual—analyzing errors, fixing bugs, and designing new business solutions. I have successfully delivered multiple projects for European and Asian customers. In my projects section, I’ve highlighted the most significant ones—those where development took longer than two months.</w:t>
+                            </w:r>
+                          </w:p>
+                          <w:p>
+                            <w:pPr>
+                              <w:jc w:val="center"/>
+                              <w:rPr>
+                                <w:sz w:val="24"/>
+                                <w:szCs w:val="24"/>
+                              </w:rPr>
+                            </w:pPr>
+                          </w:p>
+                        </w:txbxContent>
+                      </wps:txbx>
+                      <wps:bodyPr rot="0" spcFirstLastPara="0" vertOverflow="overflow" horzOverflow="overflow" vert="horz" wrap="square" lIns="91440" tIns="45720" rIns="91440" bIns="45720" numCol="1" spcCol="0" rtlCol="0" fromWordArt="0" anchor="t" anchorCtr="0" forceAA="0" compatLnSpc="1">
+                        <a:prstTxWarp prst="textNoShape">
+                          <a:avLst/>
+                        </a:prstTxWarp>
+                        <a:noAutofit/>
+                      </wps:bodyPr>
+                    </wps:wsp>
+                  </a:graphicData>
+                </a:graphic>
+                <wp14:sizeRelH relativeFrom="margin">
+                  <wp14:pctWidth>0</wp14:pctWidth>
+                </wp14:sizeRelH>
+                <wp14:sizeRelV relativeFrom="margin">
+                  <wp14:pctHeight>0</wp14:pctHeight>
+                </wp14:sizeRelV>
+              </wp:anchor>
+            </w:drawing>
+          </mc:Choice>
+          <mc:Fallback>
+            <w:pict>
+              <v:shape w14:anchorId="0DC07DEB" id="Summary" o:spid="_x0000_s1028" type="#_x0000_t202" style="position:absolute;margin-left:266pt;margin-top:9pt;width:317.2pt;height:307.35pt;z-index:251685888;visibility:visible;mso-wrap-style:square;mso-width-percent:0;mso-height-percent:0;mso-wrap-distance-left:9pt;mso-wrap-distance-top:0;mso-wrap-distance-right:9pt;mso-wrap-distance-bottom:0;mso-position-horizontal:right;mso-position-horizontal-relative:margin;mso-position-vertical:absolute;mso-position-vertical-relative:text;mso-width-percent:0;mso-height-percent:0;mso-width-relative:margin;mso-height-relative:margin;v-text-anchor:top" o:gfxdata="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" filled="f" stroked="f" strokeweight=".5pt">
+                <v:textbox>
+                  <w:txbxContent>
+                    <w:p>
+                      <w:pPr>
+                        <w:spacing w:after="0"/>
+                        <w:jc w:val="center"/>
+                        <w:rPr>
+                          <w:b/>
+                          <w:bCs/>
+                          <w:sz w:val="28"/>
+                          <w:szCs w:val="28"/>
+                        </w:rPr>
+                      </w:pPr>
+                      <w:r>
+                        <w:rPr>
+                          <w:b/>
+                          <w:bCs/>
+                          <w:sz w:val="28"/>
+                          <w:szCs w:val="28"/>
+                        </w:rPr>
+                        <w:t>SUMMARY</w:t>
+                      </w:r>
+                    </w:p>
+                    <w:p>
+                      <w:pPr>
+                        <w:spacing w:after="0"/>
+                        <w:jc w:val="center"/>
+                        <w:rPr>
+                          <w:b/>
+                          <w:bCs/>
+                        </w:rPr>
+                      </w:pPr>
+                    </w:p>
+                    <w:p>
+                      <w:pPr>
+                        <w:jc w:val="center"/>
+                        <w:rPr>
+                          <w:lang w:val="en-GB"/>
+                        </w:rPr>
+                      </w:pPr>
+                      <w:r>
+                        <w:t>I am a Full</w:t>
+                      </w:r>
+                      <w:r>
+                        <w:t xml:space="preserve"> </w:t>
+                      </w:r>
+                      <w:r>
+                        <w:t>Stack SAP Developer. I work daily with ABAP SAPUI5 Fiori JavaScript and SAP Business Workflow. I am proficient in building of </w:t>
+                      </w:r>
+                      <w:r>
+                        <w:t>O</w:t>
+                      </w:r>
+                      <w:r>
+                        <w:t>Data services REST APIs CDS views and SOAP services.</w:t>
+                      </w:r>
+                      <w:r>
+                        <w:t xml:space="preserve"> </w:t>
+                      </w:r>
+                      <w:r>
+                        <w:rPr>
+                          <w:lang w:val="en-GB"/>
+                        </w:rPr>
+                        <w:t>I have experience with RAP (ABAP RESTful Application Programming Model).</w:t>
+                      </w:r>
+                    </w:p>
+                    <w:p>
+                      <w:pPr>
+                        <w:jc w:val="center"/>
+                      </w:pPr>
+                      <w:r>
+                        <w:t>Mostly I work in SAP S/4HANA environment but also have experience with older SAP ERP releases. Primarily in modules FI-CO, HR/HCM, SD, MM, and BW.</w:t>
+                      </w:r>
+                    </w:p>
+                    <w:p>
+                      <w:pPr>
+                        <w:jc w:val="center"/>
+                      </w:pPr>
+                      <w:r>
+                        <w:t>For development, I use Eclipse ADT and SAP Business Application Studio and sometimes VS Code. I am proficient in utilizing Git for source code management and team collaboration.</w:t>
+                      </w:r>
+                    </w:p>
+                    <w:p>
+                      <w:pPr>
+                        <w:jc w:val="center"/>
+                      </w:pPr>
+                      <w:r>
+                        <w:t>Apart from project development, I support business as usual—analyzing errors, fixing bugs, and designing new business solutions. I have successfully delivered multiple projects for European and Asian customers. In my projects section, I’ve highlighted the most significant ones—those where development took longer than two months.</w:t>
+                      </w:r>
+                    </w:p>
+                    <w:p>
+                      <w:pPr>
+                        <w:jc w:val="center"/>
+                        <w:rPr>
+                          <w:sz w:val="24"/>
+                          <w:szCs w:val="24"/>
+                        </w:rPr>
+                      </w:pPr>
+                    </w:p>
+                  </w:txbxContent>
+                </v:textbox>
+                <w10:wrap anchorx="margin"/>
+              </v:shape>
+            </w:pict>
+          </mc:Fallback>
+        </mc:AlternateContent>
+      </w:r>
+      <w:r>
+        <w:rPr>
+          <w:noProof/>
+        </w:rPr>
         <w:drawing>
-          <wp:anchor distT="0" distB="0" distL="114300" distR="114300" simplePos="0" relativeHeight="251714560" behindDoc="0" locked="0" layoutInCell="1" allowOverlap="1" wp14:anchorId="0C7A12FF" wp14:editId="50AFC059">
+          <wp:anchor distT="0" distB="0" distL="114300" distR="114300" simplePos="0" relativeHeight="251714560" behindDoc="0" locked="0" layoutInCell="1" allowOverlap="1" wp14:anchorId="0C7A12FF" wp14:editId="474C3DF8">
             <wp:simplePos x="0" y="0"/>
             <wp:positionH relativeFrom="column">
               <wp:posOffset>-377691</wp:posOffset>
@@ -70,7 +1897,7 @@
         <mc:AlternateContent>
           <mc:Choice Requires="wps">
             <w:drawing>
-              <wp:anchor distT="0" distB="0" distL="114300" distR="114300" simplePos="0" relativeHeight="251679744" behindDoc="0" locked="0" layoutInCell="1" allowOverlap="1" wp14:anchorId="4BF275F8" wp14:editId="4C6A964C">
+              <wp:anchor distT="0" distB="0" distL="114300" distR="114300" simplePos="0" relativeHeight="251679744" behindDoc="0" locked="0" layoutInCell="1" allowOverlap="1" wp14:anchorId="4BF275F8" wp14:editId="4B1C75D5">
                 <wp:simplePos x="0" y="0"/>
                 <wp:positionH relativeFrom="page">
                   <wp:align>left</wp:align>
@@ -129,7 +1956,7 @@
           </mc:Choice>
           <mc:Fallback>
             <w:pict>
-              <v:rect w14:anchorId="0CEED102" id="Sidebar" o:spid="_x0000_s1026" style="position:absolute;margin-left:0;margin-top:-49.15pt;width:3in;height:849.2pt;z-index:251679744;visibility:visible;mso-wrap-style:square;mso-wrap-distance-left:9pt;mso-wrap-distance-top:0;mso-wrap-distance-right:9pt;mso-wrap-distance-bottom:0;mso-position-horizontal:left;mso-position-horizontal-relative:page;mso-position-vertical:absolute;mso-position-vertical-relative:text;v-text-anchor:middle" o:gfxdata="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" fillcolor="#222" strokecolor="black [1600]" strokeweight="1pt">
+              <v:rect w14:anchorId="7B39675A" id="Sidebar" o:spid="_x0000_s1026" style="position:absolute;margin-left:0;margin-top:-49.15pt;width:3in;height:849.2pt;z-index:251679744;visibility:visible;mso-wrap-style:square;mso-wrap-distance-left:9pt;mso-wrap-distance-top:0;mso-wrap-distance-right:9pt;mso-wrap-distance-bottom:0;mso-position-horizontal:left;mso-position-horizontal-relative:page;mso-position-vertical:absolute;mso-position-vertical-relative:text;v-text-anchor:middle" o:gfxdata="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" fillcolor="#222" strokecolor="black [1600]" strokeweight="1pt">
                 <w10:wrap anchorx="page"/>
               </v:rect>
             </w:pict>
@@ -143,540 +1970,7 @@
         <mc:AlternateContent>
           <mc:Choice Requires="wps">
             <w:drawing>
-              <wp:anchor distT="0" distB="0" distL="114300" distR="114300" simplePos="0" relativeHeight="251700224" behindDoc="0" locked="0" layoutInCell="1" allowOverlap="1" wp14:anchorId="1409179F" wp14:editId="76AF8736">
-                <wp:simplePos x="0" y="0"/>
-                <wp:positionH relativeFrom="column">
-                  <wp:posOffset>-170121</wp:posOffset>
-                </wp:positionH>
-                <wp:positionV relativeFrom="paragraph">
-                  <wp:posOffset>7123814</wp:posOffset>
-                </wp:positionV>
-                <wp:extent cx="2209416" cy="2349795"/>
-                <wp:effectExtent l="0" t="0" r="0" b="0"/>
-                <wp:wrapNone/>
-                <wp:docPr id="550223092" name="Languages"/>
-                <wp:cNvGraphicFramePr/>
-                <a:graphic xmlns:a="http://schemas.openxmlformats.org/drawingml/2006/main">
-                  <a:graphicData uri="http://schemas.microsoft.com/office/word/2010/wordprocessingShape">
-                    <wps:wsp>
-                      <wps:cNvSpPr txBox="1"/>
-                      <wps:spPr>
-                        <a:xfrm>
-                          <a:off x="0" y="0"/>
-                          <a:ext cx="2209416" cy="2349795"/>
-                        </a:xfrm>
-                        <a:prstGeom prst="rect">
-                          <a:avLst/>
-                        </a:prstGeom>
-                        <a:noFill/>
-                        <a:ln w="6350">
-                          <a:noFill/>
-                        </a:ln>
-                      </wps:spPr>
-                      <wps:txbx>
-                        <w:txbxContent>
-                          <w:p>
-                            <w:pPr>
-                              <w:spacing w:after="0"/>
-                              <w:rPr>
-                                <w:b/>
-                                <w:bCs/>
-                                <w:color w:val="FFFFFF" w:themeColor="background1"/>
-                                <w:sz w:val="36"/>
-                                <w:szCs w:val="36"/>
-                              </w:rPr>
-                            </w:pPr>
-                            <w:r>
-                              <w:rPr>
-                                <w:b/>
-                                <w:bCs/>
-                                <w:color w:val="FFFFFF" w:themeColor="background1"/>
-                                <w:sz w:val="36"/>
-                                <w:szCs w:val="36"/>
-                              </w:rPr>
-                              <w:t>SKILLS</w:t>
-                            </w:r>
-                          </w:p>
-                          <w:p>
-                            <w:pPr>
-                              <w:spacing w:after="0"/>
-                              <w:jc w:val="center"/>
-                              <w:rPr>
-                                <w:b/>
-                                <w:bCs/>
-                                <w:color w:val="FFFFFF" w:themeColor="background1"/>
-                                <w:sz w:val="24"/>
-                                <w:szCs w:val="24"/>
-                              </w:rPr>
-                            </w:pPr>
-                          </w:p>
-                          <w:p>
-                            <w:pPr>
-                              <w:pStyle w:val="ListParagraph"/>
-                              <w:numPr>
-                                <w:ilvl w:val="0"/>
-                                <w:numId w:val="1"/>
-                              </w:numPr>
-                              <w:rPr>
-                                <w:color w:val="FFFFFF" w:themeColor="background1"/>
-                                <w:sz w:val="24"/>
-                                <w:szCs w:val="24"/>
-                              </w:rPr>
-                            </w:pPr>
-                            <w:r>
-                              <w:rPr>
-                                <w:color w:val="FFFFFF" w:themeColor="background1"/>
-                                <w:sz w:val="24"/>
-                                <w:szCs w:val="24"/>
-                              </w:rPr>
-                              <w:t xml:space="preserve">ABAP </w:t>
-                            </w:r>
-                            <w:r>
-                              <w:rPr>
-                                <w:color w:val="FFFFFF" w:themeColor="background1"/>
-                                <w:sz w:val="24"/>
-                                <w:szCs w:val="24"/>
-                              </w:rPr>
-                              <w:t>S/4 HANA</w:t>
-                            </w:r>
-                          </w:p>
-                          <w:p>
-                            <w:pPr>
-                              <w:pStyle w:val="ListParagraph"/>
-                              <w:numPr>
-                                <w:ilvl w:val="0"/>
-                                <w:numId w:val="1"/>
-                              </w:numPr>
-                              <w:rPr>
-                                <w:color w:val="FFFFFF" w:themeColor="background1"/>
-                                <w:sz w:val="24"/>
-                                <w:szCs w:val="24"/>
-                              </w:rPr>
-                            </w:pPr>
-                            <w:r>
-                              <w:rPr>
-                                <w:color w:val="FFFFFF" w:themeColor="background1"/>
-                                <w:sz w:val="24"/>
-                                <w:szCs w:val="24"/>
-                              </w:rPr>
-                              <w:t>SAPUI5 / Fiori</w:t>
-                            </w:r>
-                          </w:p>
-                          <w:p>
-                            <w:pPr>
-                              <w:pStyle w:val="ListParagraph"/>
-                              <w:numPr>
-                                <w:ilvl w:val="0"/>
-                                <w:numId w:val="1"/>
-                              </w:numPr>
-                              <w:rPr>
-                                <w:color w:val="FFFFFF" w:themeColor="background1"/>
-                                <w:sz w:val="24"/>
-                                <w:szCs w:val="24"/>
-                              </w:rPr>
-                            </w:pPr>
-                            <w:r>
-                              <w:rPr>
-                                <w:color w:val="FFFFFF" w:themeColor="background1"/>
-                                <w:sz w:val="24"/>
-                                <w:szCs w:val="24"/>
-                              </w:rPr>
-                              <w:t>JavaScript</w:t>
-                            </w:r>
-                          </w:p>
-                          <w:p>
-                            <w:pPr>
-                              <w:pStyle w:val="ListParagraph"/>
-                              <w:numPr>
-                                <w:ilvl w:val="0"/>
-                                <w:numId w:val="1"/>
-                              </w:numPr>
-                              <w:rPr>
-                                <w:color w:val="FFFFFF" w:themeColor="background1"/>
-                                <w:sz w:val="24"/>
-                                <w:szCs w:val="24"/>
-                              </w:rPr>
-                            </w:pPr>
-                            <w:r>
-                              <w:rPr>
-                                <w:color w:val="FFFFFF" w:themeColor="background1"/>
-                                <w:sz w:val="24"/>
-                                <w:szCs w:val="24"/>
-                              </w:rPr>
-                              <w:t>SAP Business Workflow</w:t>
-                            </w:r>
-                          </w:p>
-                          <w:p>
-                            <w:pPr>
-                              <w:pStyle w:val="ListParagraph"/>
-                              <w:numPr>
-                                <w:ilvl w:val="0"/>
-                                <w:numId w:val="1"/>
-                              </w:numPr>
-                              <w:rPr>
-                                <w:color w:val="FFFFFF" w:themeColor="background1"/>
-                                <w:sz w:val="24"/>
-                                <w:szCs w:val="24"/>
-                              </w:rPr>
-                            </w:pPr>
-                            <w:proofErr w:type="spellStart"/>
-                            <w:r>
-                              <w:rPr>
-                                <w:color w:val="FFFFFF" w:themeColor="background1"/>
-                                <w:sz w:val="24"/>
-                                <w:szCs w:val="24"/>
-                              </w:rPr>
-                              <w:t>oData</w:t>
-                            </w:r>
-                            <w:proofErr w:type="spellEnd"/>
-                            <w:r>
-                              <w:rPr>
-                                <w:color w:val="FFFFFF" w:themeColor="background1"/>
-                                <w:sz w:val="24"/>
-                                <w:szCs w:val="24"/>
-                              </w:rPr>
-                              <w:t>, REST, SOAP services</w:t>
-                            </w:r>
-                          </w:p>
-                          <w:p>
-                            <w:pPr>
-                              <w:pStyle w:val="ListParagraph"/>
-                              <w:numPr>
-                                <w:ilvl w:val="0"/>
-                                <w:numId w:val="1"/>
-                              </w:numPr>
-                              <w:rPr>
-                                <w:color w:val="FFFFFF" w:themeColor="background1"/>
-                                <w:sz w:val="24"/>
-                                <w:szCs w:val="24"/>
-                              </w:rPr>
-                            </w:pPr>
-                            <w:r>
-                              <w:rPr>
-                                <w:color w:val="FFFFFF" w:themeColor="background1"/>
-                                <w:sz w:val="24"/>
-                                <w:szCs w:val="24"/>
-                              </w:rPr>
-                              <w:t xml:space="preserve">CDS </w:t>
-                            </w:r>
-                          </w:p>
-                          <w:p>
-                            <w:pPr>
-                              <w:pStyle w:val="ListParagraph"/>
-                              <w:numPr>
-                                <w:ilvl w:val="0"/>
-                                <w:numId w:val="1"/>
-                              </w:numPr>
-                              <w:rPr>
-                                <w:color w:val="FFFFFF" w:themeColor="background1"/>
-                                <w:sz w:val="24"/>
-                                <w:szCs w:val="24"/>
-                              </w:rPr>
-                            </w:pPr>
-                            <w:r>
-                              <w:rPr>
-                                <w:color w:val="FFFFFF" w:themeColor="background1"/>
-                                <w:sz w:val="24"/>
-                                <w:szCs w:val="24"/>
-                              </w:rPr>
-                              <w:t>SAP Screen Personas</w:t>
-                            </w:r>
-                          </w:p>
-                          <w:p>
-                            <w:pPr>
-                              <w:pStyle w:val="ListParagraph"/>
-                              <w:numPr>
-                                <w:ilvl w:val="0"/>
-                                <w:numId w:val="1"/>
-                              </w:numPr>
-                              <w:rPr>
-                                <w:color w:val="FFFFFF" w:themeColor="background1"/>
-                                <w:sz w:val="24"/>
-                                <w:szCs w:val="24"/>
-                              </w:rPr>
-                            </w:pPr>
-                            <w:r>
-                              <w:rPr>
-                                <w:color w:val="FFFFFF" w:themeColor="background1"/>
-                                <w:sz w:val="24"/>
-                                <w:szCs w:val="24"/>
-                              </w:rPr>
-                              <w:t>Git</w:t>
-                            </w:r>
-                          </w:p>
-                        </w:txbxContent>
-                      </wps:txbx>
-                      <wps:bodyPr rot="0" spcFirstLastPara="0" vertOverflow="overflow" horzOverflow="overflow" vert="horz" wrap="square" lIns="91440" tIns="45720" rIns="91440" bIns="45720" numCol="1" spcCol="0" rtlCol="0" fromWordArt="0" anchor="t" anchorCtr="0" forceAA="0" compatLnSpc="1">
-                        <a:prstTxWarp prst="textNoShape">
-                          <a:avLst/>
-                        </a:prstTxWarp>
-                        <a:noAutofit/>
-                      </wps:bodyPr>
-                    </wps:wsp>
-                  </a:graphicData>
-                </a:graphic>
-                <wp14:sizeRelH relativeFrom="margin">
-                  <wp14:pctWidth>0</wp14:pctWidth>
-                </wp14:sizeRelH>
-                <wp14:sizeRelV relativeFrom="margin">
-                  <wp14:pctHeight>0</wp14:pctHeight>
-                </wp14:sizeRelV>
-              </wp:anchor>
-            </w:drawing>
-          </mc:Choice>
-          <mc:Fallback>
-            <w:pict>
-              <v:shapetype w14:anchorId="1409179F" id="_x0000_t202" coordsize="21600,21600" o:spt="202" path="m,l,21600r21600,l21600,xe">
-                <v:stroke joinstyle="miter"/>
-                <v:path gradientshapeok="t" o:connecttype="rect"/>
-              </v:shapetype>
-              <v:shape id="Languages" o:spid="_x0000_s1026" type="#_x0000_t202" style="position:absolute;margin-left:-13.4pt;margin-top:560.95pt;width:173.95pt;height:185pt;z-index:251700224;visibility:visible;mso-wrap-style:square;mso-width-percent:0;mso-height-percent:0;mso-wrap-distance-left:9pt;mso-wrap-distance-top:0;mso-wrap-distance-right:9pt;mso-wrap-distance-bottom:0;mso-position-horizontal:absolute;mso-position-horizontal-relative:text;mso-position-vertical:absolute;mso-position-vertical-relative:text;mso-width-percent:0;mso-height-percent:0;mso-width-relative:margin;mso-height-relative:margin;v-text-anchor:top" o:gfxdata="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" filled="f" stroked="f" strokeweight=".5pt">
-                <v:textbox>
-                  <w:txbxContent>
-                    <w:p>
-                      <w:pPr>
-                        <w:spacing w:after="0"/>
-                        <w:rPr>
-                          <w:b/>
-                          <w:bCs/>
-                          <w:color w:val="FFFFFF" w:themeColor="background1"/>
-                          <w:sz w:val="36"/>
-                          <w:szCs w:val="36"/>
-                        </w:rPr>
-                      </w:pPr>
-                      <w:r>
-                        <w:rPr>
-                          <w:b/>
-                          <w:bCs/>
-                          <w:color w:val="FFFFFF" w:themeColor="background1"/>
-                          <w:sz w:val="36"/>
-                          <w:szCs w:val="36"/>
-                        </w:rPr>
-                        <w:t>SKILLS</w:t>
-                      </w:r>
-                    </w:p>
-                    <w:p>
-                      <w:pPr>
-                        <w:spacing w:after="0"/>
-                        <w:jc w:val="center"/>
-                        <w:rPr>
-                          <w:b/>
-                          <w:bCs/>
-                          <w:color w:val="FFFFFF" w:themeColor="background1"/>
-                          <w:sz w:val="24"/>
-                          <w:szCs w:val="24"/>
-                        </w:rPr>
-                      </w:pPr>
-                    </w:p>
-                    <w:p>
-                      <w:pPr>
-                        <w:pStyle w:val="ListParagraph"/>
-                        <w:numPr>
-                          <w:ilvl w:val="0"/>
-                          <w:numId w:val="1"/>
-                        </w:numPr>
-                        <w:rPr>
-                          <w:color w:val="FFFFFF" w:themeColor="background1"/>
-                          <w:sz w:val="24"/>
-                          <w:szCs w:val="24"/>
-                        </w:rPr>
-                      </w:pPr>
-                      <w:r>
-                        <w:rPr>
-                          <w:color w:val="FFFFFF" w:themeColor="background1"/>
-                          <w:sz w:val="24"/>
-                          <w:szCs w:val="24"/>
-                        </w:rPr>
-                        <w:t xml:space="preserve">ABAP </w:t>
-                      </w:r>
-                      <w:r>
-                        <w:rPr>
-                          <w:color w:val="FFFFFF" w:themeColor="background1"/>
-                          <w:sz w:val="24"/>
-                          <w:szCs w:val="24"/>
-                        </w:rPr>
-                        <w:t>S/4 HANA</w:t>
-                      </w:r>
-                    </w:p>
-                    <w:p>
-                      <w:pPr>
-                        <w:pStyle w:val="ListParagraph"/>
-                        <w:numPr>
-                          <w:ilvl w:val="0"/>
-                          <w:numId w:val="1"/>
-                        </w:numPr>
-                        <w:rPr>
-                          <w:color w:val="FFFFFF" w:themeColor="background1"/>
-                          <w:sz w:val="24"/>
-                          <w:szCs w:val="24"/>
-                        </w:rPr>
-                      </w:pPr>
-                      <w:r>
-                        <w:rPr>
-                          <w:color w:val="FFFFFF" w:themeColor="background1"/>
-                          <w:sz w:val="24"/>
-                          <w:szCs w:val="24"/>
-                        </w:rPr>
-                        <w:t>SAPUI5 / Fiori</w:t>
-                      </w:r>
-                    </w:p>
-                    <w:p>
-                      <w:pPr>
-                        <w:pStyle w:val="ListParagraph"/>
-                        <w:numPr>
-                          <w:ilvl w:val="0"/>
-                          <w:numId w:val="1"/>
-                        </w:numPr>
-                        <w:rPr>
-                          <w:color w:val="FFFFFF" w:themeColor="background1"/>
-                          <w:sz w:val="24"/>
-                          <w:szCs w:val="24"/>
-                        </w:rPr>
-                      </w:pPr>
-                      <w:r>
-                        <w:rPr>
-                          <w:color w:val="FFFFFF" w:themeColor="background1"/>
-                          <w:sz w:val="24"/>
-                          <w:szCs w:val="24"/>
-                        </w:rPr>
-                        <w:t>JavaScript</w:t>
-                      </w:r>
-                    </w:p>
-                    <w:p>
-                      <w:pPr>
-                        <w:pStyle w:val="ListParagraph"/>
-                        <w:numPr>
-                          <w:ilvl w:val="0"/>
-                          <w:numId w:val="1"/>
-                        </w:numPr>
-                        <w:rPr>
-                          <w:color w:val="FFFFFF" w:themeColor="background1"/>
-                          <w:sz w:val="24"/>
-                          <w:szCs w:val="24"/>
-                        </w:rPr>
-                      </w:pPr>
-                      <w:r>
-                        <w:rPr>
-                          <w:color w:val="FFFFFF" w:themeColor="background1"/>
-                          <w:sz w:val="24"/>
-                          <w:szCs w:val="24"/>
-                        </w:rPr>
-                        <w:t>SAP Business Workflow</w:t>
-                      </w:r>
-                    </w:p>
-                    <w:p>
-                      <w:pPr>
-                        <w:pStyle w:val="ListParagraph"/>
-                        <w:numPr>
-                          <w:ilvl w:val="0"/>
-                          <w:numId w:val="1"/>
-                        </w:numPr>
-                        <w:rPr>
-                          <w:color w:val="FFFFFF" w:themeColor="background1"/>
-                          <w:sz w:val="24"/>
-                          <w:szCs w:val="24"/>
-                        </w:rPr>
-                      </w:pPr>
-                      <w:proofErr w:type="spellStart"/>
-                      <w:r>
-                        <w:rPr>
-                          <w:color w:val="FFFFFF" w:themeColor="background1"/>
-                          <w:sz w:val="24"/>
-                          <w:szCs w:val="24"/>
-                        </w:rPr>
-                        <w:t>oData</w:t>
-                      </w:r>
-                      <w:proofErr w:type="spellEnd"/>
-                      <w:r>
-                        <w:rPr>
-                          <w:color w:val="FFFFFF" w:themeColor="background1"/>
-                          <w:sz w:val="24"/>
-                          <w:szCs w:val="24"/>
-                        </w:rPr>
-                        <w:t>, REST, SOAP services</w:t>
-                      </w:r>
-                    </w:p>
-                    <w:p>
-                      <w:pPr>
-                        <w:pStyle w:val="ListParagraph"/>
-                        <w:numPr>
-                          <w:ilvl w:val="0"/>
-                          <w:numId w:val="1"/>
-                        </w:numPr>
-                        <w:rPr>
-                          <w:color w:val="FFFFFF" w:themeColor="background1"/>
-                          <w:sz w:val="24"/>
-                          <w:szCs w:val="24"/>
-                        </w:rPr>
-                      </w:pPr>
-                      <w:r>
-                        <w:rPr>
-                          <w:color w:val="FFFFFF" w:themeColor="background1"/>
-                          <w:sz w:val="24"/>
-                          <w:szCs w:val="24"/>
-                        </w:rPr>
-                        <w:t xml:space="preserve">CDS </w:t>
-                      </w:r>
-                    </w:p>
-                    <w:p>
-                      <w:pPr>
-                        <w:pStyle w:val="ListParagraph"/>
-                        <w:numPr>
-                          <w:ilvl w:val="0"/>
-                          <w:numId w:val="1"/>
-                        </w:numPr>
-                        <w:rPr>
-                          <w:color w:val="FFFFFF" w:themeColor="background1"/>
-                          <w:sz w:val="24"/>
-                          <w:szCs w:val="24"/>
-                        </w:rPr>
-                      </w:pPr>
-                      <w:r>
-                        <w:rPr>
-                          <w:color w:val="FFFFFF" w:themeColor="background1"/>
-                          <w:sz w:val="24"/>
-                          <w:szCs w:val="24"/>
-                        </w:rPr>
-                        <w:t>SAP Screen Personas</w:t>
-                      </w:r>
-                    </w:p>
-                    <w:p>
-                      <w:pPr>
-                        <w:pStyle w:val="ListParagraph"/>
-                        <w:numPr>
-                          <w:ilvl w:val="0"/>
-                          <w:numId w:val="1"/>
-                        </w:numPr>
-                        <w:rPr>
-                          <w:color w:val="FFFFFF" w:themeColor="background1"/>
-                          <w:sz w:val="24"/>
-                          <w:szCs w:val="24"/>
-                        </w:rPr>
-                      </w:pPr>
-                      <w:r>
-                        <w:rPr>
-                          <w:color w:val="FFFFFF" w:themeColor="background1"/>
-                          <w:sz w:val="24"/>
-                          <w:szCs w:val="24"/>
-                        </w:rPr>
-                        <w:t>Git</w:t>
-                      </w:r>
-                    </w:p>
-                  </w:txbxContent>
-                </v:textbox>
-              </v:shape>
-            </w:pict>
-          </mc:Fallback>
-        </mc:AlternateContent>
-      </w:r>
-      <w:r>
-        <w:rPr>
-          <w:noProof/>
-        </w:rPr>
-        <mc:AlternateContent>
-          <mc:Choice Requires="wps">
-            <w:drawing>
-              <wp:anchor distT="0" distB="0" distL="114300" distR="114300" simplePos="0" relativeHeight="251682816" behindDoc="0" locked="0" layoutInCell="1" allowOverlap="1" wp14:anchorId="69EE5375" wp14:editId="7C278FB6">
+              <wp:anchor distT="0" distB="0" distL="114300" distR="114300" simplePos="0" relativeHeight="251682816" behindDoc="0" locked="0" layoutInCell="1" allowOverlap="1" wp14:anchorId="69EE5375" wp14:editId="6296024D">
                 <wp:simplePos x="0" y="0"/>
                 <wp:positionH relativeFrom="column">
                   <wp:posOffset>-169855</wp:posOffset>
@@ -1015,7 +2309,7 @@
           </mc:Choice>
           <mc:Fallback>
             <w:pict>
-              <v:shape w14:anchorId="69EE5375" id="Contact" o:spid="_x0000_s1027" type="#_x0000_t202" style="position:absolute;margin-left:-13.35pt;margin-top:269.55pt;width:172.25pt;height:317.3pt;z-index:251682816;visibility:visible;mso-wrap-style:square;mso-width-percent:0;mso-height-percent:0;mso-wrap-distance-left:9pt;mso-wrap-distance-top:0;mso-wrap-distance-right:9pt;mso-wrap-distance-bottom:0;mso-position-horizontal:absolute;mso-position-horizontal-relative:text;mso-position-vertical:absolute;mso-position-vertical-relative:text;mso-width-percent:0;mso-height-percent:0;mso-width-relative:margin;mso-height-relative:margin;v-text-anchor:top" o:gfxdata="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" filled="f" stroked="f" strokeweight=".5pt">
+              <v:shape w14:anchorId="69EE5375" id="Contact" o:spid="_x0000_s1029" type="#_x0000_t202" style="position:absolute;margin-left:-13.35pt;margin-top:269.55pt;width:172.25pt;height:317.3pt;z-index:251682816;visibility:visible;mso-wrap-style:square;mso-width-percent:0;mso-height-percent:0;mso-wrap-distance-left:9pt;mso-wrap-distance-top:0;mso-wrap-distance-right:9pt;mso-wrap-distance-bottom:0;mso-position-horizontal:absolute;mso-position-horizontal-relative:text;mso-position-vertical:absolute;mso-position-vertical-relative:text;mso-width-percent:0;mso-height-percent:0;mso-width-relative:margin;mso-height-relative:margin;v-text-anchor:top" o:gfxdata="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" filled="f" stroked="f" strokeweight=".5pt">
                 <v:textbox>
                   <w:txbxContent>
                     <w:p>
@@ -1305,1058 +2599,6 @@
                     <w:p/>
                   </w:txbxContent>
                 </v:textbox>
-              </v:shape>
-            </w:pict>
-          </mc:Fallback>
-        </mc:AlternateContent>
-      </w:r>
-      <w:r>
-        <w:rPr>
-          <w:noProof/>
-        </w:rPr>
-        <mc:AlternateContent>
-          <mc:Choice Requires="wps">
-            <w:drawing>
-              <wp:anchor distT="0" distB="0" distL="114300" distR="114300" simplePos="0" relativeHeight="251696128" behindDoc="0" locked="0" layoutInCell="1" allowOverlap="1" wp14:anchorId="4E9A6C11" wp14:editId="55388A87">
-                <wp:simplePos x="0" y="0"/>
-                <wp:positionH relativeFrom="margin">
-                  <wp:align>right</wp:align>
-                </wp:positionH>
-                <wp:positionV relativeFrom="paragraph">
-                  <wp:posOffset>4146166</wp:posOffset>
-                </wp:positionV>
-                <wp:extent cx="4028440" cy="5613990"/>
-                <wp:effectExtent l="0" t="0" r="0" b="6350"/>
-                <wp:wrapNone/>
-                <wp:docPr id="2064482352" name="Education"/>
-                <wp:cNvGraphicFramePr/>
-                <a:graphic xmlns:a="http://schemas.openxmlformats.org/drawingml/2006/main">
-                  <a:graphicData uri="http://schemas.microsoft.com/office/word/2010/wordprocessingShape">
-                    <wps:wsp>
-                      <wps:cNvSpPr txBox="1"/>
-                      <wps:spPr>
-                        <a:xfrm>
-                          <a:off x="0" y="0"/>
-                          <a:ext cx="4028440" cy="5613990"/>
-                        </a:xfrm>
-                        <a:prstGeom prst="rect">
-                          <a:avLst/>
-                        </a:prstGeom>
-                        <a:noFill/>
-                        <a:ln w="6350">
-                          <a:noFill/>
-                        </a:ln>
-                      </wps:spPr>
-                      <wps:txbx>
-                        <w:txbxContent>
-                          <w:p>
-                            <w:pPr>
-                              <w:spacing w:after="0"/>
-                              <w:jc w:val="center"/>
-                              <w:rPr>
-                                <w:b/>
-                                <w:bCs/>
-                                <w:sz w:val="28"/>
-                                <w:szCs w:val="28"/>
-                              </w:rPr>
-                            </w:pPr>
-                            <w:r>
-                              <w:rPr>
-                                <w:b/>
-                                <w:bCs/>
-                                <w:sz w:val="28"/>
-                                <w:szCs w:val="28"/>
-                              </w:rPr>
-                              <w:t>PROJECTS</w:t>
-                            </w:r>
-                          </w:p>
-                          <w:p>
-                            <w:pPr>
-                              <w:spacing w:after="0"/>
-                              <w:jc w:val="center"/>
-                              <w:rPr>
-                                <w:b/>
-                                <w:bCs/>
-                              </w:rPr>
-                            </w:pPr>
-                          </w:p>
-                          <w:p>
-                            <w:pPr>
-                              <w:spacing w:after="0"/>
-                              <w:jc w:val="both"/>
-                              <w:rPr>
-                                <w:b/>
-                                <w:bCs/>
-                              </w:rPr>
-                            </w:pPr>
-                            <w:r>
-                              <w:rPr>
-                                <w:b/>
-                                <w:bCs/>
-                              </w:rPr>
-                              <w:t>Pricing conditions and payment terms</w:t>
-                            </w:r>
-                          </w:p>
-                          <w:p>
-                            <w:pPr>
-                              <w:spacing w:after="0"/>
-                              <w:jc w:val="both"/>
-                            </w:pPr>
-                            <w:r>
-                              <w:t>Heidelberg Materials,</w:t>
-                            </w:r>
-                            <w:r>
-                              <w:t xml:space="preserve"> Italy</w:t>
-                            </w:r>
-                            <w:r>
-                              <w:tab/>
-                            </w:r>
-                          </w:p>
-                          <w:p>
-                            <w:pPr>
-                              <w:spacing w:after="0"/>
-                              <w:jc w:val="both"/>
-                            </w:pPr>
-                            <w:r>
-                              <w:t>Duration - 6 months (2025-2026)</w:t>
-                            </w:r>
-                          </w:p>
-                          <w:p>
-                            <w:pPr>
-                              <w:spacing w:after="0"/>
-                              <w:jc w:val="both"/>
-                              <w:rPr>
-                                <w:b/>
-                                <w:bCs/>
-                              </w:rPr>
-                            </w:pPr>
-                          </w:p>
-                          <w:p>
-                            <w:pPr>
-                              <w:spacing w:after="0"/>
-                              <w:jc w:val="both"/>
-                              <w:rPr>
-                                <w:b/>
-                                <w:bCs/>
-                              </w:rPr>
-                            </w:pPr>
-                            <w:r>
-                              <w:rPr>
-                                <w:b/>
-                                <w:bCs/>
-                              </w:rPr>
-                              <w:t>Magellan Tax Portal</w:t>
-                            </w:r>
-                          </w:p>
-                          <w:p>
-                            <w:pPr>
-                              <w:spacing w:after="0"/>
-                              <w:jc w:val="both"/>
-                            </w:pPr>
-                            <w:r>
-                              <w:t>Heidelberg Materials, Germany</w:t>
-                            </w:r>
-                            <w:r>
-                              <w:tab/>
-                            </w:r>
-                          </w:p>
-                          <w:p>
-                            <w:pPr>
-                              <w:spacing w:after="0"/>
-                              <w:jc w:val="both"/>
-                            </w:pPr>
-                            <w:r>
-                              <w:t xml:space="preserve">Duration - </w:t>
-                            </w:r>
-                            <w:r>
-                              <w:t>2</w:t>
-                            </w:r>
-                            <w:r>
-                              <w:t xml:space="preserve"> year</w:t>
-                            </w:r>
-                            <w:r>
-                              <w:t>s</w:t>
-                            </w:r>
-                            <w:r>
-                              <w:t xml:space="preserve"> (2024-202</w:t>
-                            </w:r>
-                            <w:r>
-                              <w:t>6</w:t>
-                            </w:r>
-                            <w:r>
-                              <w:t>)</w:t>
-                            </w:r>
-                          </w:p>
-                          <w:p>
-                            <w:pPr>
-                              <w:spacing w:after="0"/>
-                              <w:jc w:val="both"/>
-                            </w:pPr>
-                          </w:p>
-                          <w:p>
-                            <w:pPr>
-                              <w:spacing w:after="0"/>
-                              <w:jc w:val="both"/>
-                              <w:rPr>
-                                <w:b/>
-                                <w:bCs/>
-                                <w:lang w:val="en-GB"/>
-                              </w:rPr>
-                            </w:pPr>
-                            <w:r>
-                              <w:rPr>
-                                <w:b/>
-                                <w:bCs/>
-                                <w:lang w:val="en-GB"/>
-                              </w:rPr>
-                              <w:t>SAP–</w:t>
-                            </w:r>
-                            <w:proofErr w:type="spellStart"/>
-                            <w:r>
-                              <w:rPr>
-                                <w:b/>
-                                <w:bCs/>
-                                <w:lang w:val="en-GB"/>
-                              </w:rPr>
-                              <w:t>Darwinbox</w:t>
-                            </w:r>
-                            <w:proofErr w:type="spellEnd"/>
-                            <w:r>
-                              <w:rPr>
-                                <w:b/>
-                                <w:bCs/>
-                                <w:lang w:val="en-GB"/>
-                              </w:rPr>
-                              <w:t xml:space="preserve"> Integration Project</w:t>
-                            </w:r>
-                          </w:p>
-                          <w:p>
-                            <w:pPr>
-                              <w:spacing w:after="0"/>
-                              <w:jc w:val="both"/>
-                            </w:pPr>
-                            <w:r>
-                              <w:t xml:space="preserve">Home Credit, </w:t>
-                            </w:r>
-                            <w:r>
-                              <w:t>Philippines</w:t>
-                            </w:r>
-                            <w:r>
-                              <w:tab/>
-                            </w:r>
-                          </w:p>
-                          <w:p>
-                            <w:pPr>
-                              <w:spacing w:after="0"/>
-                              <w:jc w:val="both"/>
-                            </w:pPr>
-                            <w:r>
-                              <w:t>Duration - 2 months (2025)</w:t>
-                            </w:r>
-                          </w:p>
-                          <w:p>
-                            <w:pPr>
-                              <w:spacing w:after="0"/>
-                              <w:jc w:val="both"/>
-                            </w:pPr>
-                          </w:p>
-                          <w:p>
-                            <w:pPr>
-                              <w:spacing w:after="0"/>
-                              <w:jc w:val="both"/>
-                              <w:rPr>
-                                <w:b/>
-                                <w:bCs/>
-                              </w:rPr>
-                            </w:pPr>
-                            <w:r>
-                              <w:rPr>
-                                <w:b/>
-                                <w:bCs/>
-                              </w:rPr>
-                              <w:t xml:space="preserve">Purchase Order, Purchase </w:t>
-                            </w:r>
-                            <w:r>
-                              <w:rPr>
-                                <w:b/>
-                                <w:bCs/>
-                              </w:rPr>
-                              <w:t>Requisition</w:t>
-                            </w:r>
-                          </w:p>
-                          <w:p>
-                            <w:pPr>
-                              <w:spacing w:after="0"/>
-                              <w:jc w:val="both"/>
-                            </w:pPr>
-                            <w:r>
-                              <w:t>Home Credit, Kazakhstan</w:t>
-                            </w:r>
-                            <w:r>
-                              <w:tab/>
-                            </w:r>
-                          </w:p>
-                          <w:p>
-                            <w:pPr>
-                              <w:spacing w:after="0"/>
-                              <w:jc w:val="both"/>
-                            </w:pPr>
-                            <w:r>
-                              <w:t>Duration - 2 months (2025)</w:t>
-                            </w:r>
-                          </w:p>
-                          <w:p>
-                            <w:pPr>
-                              <w:spacing w:after="0"/>
-                              <w:jc w:val="both"/>
-                            </w:pPr>
-                          </w:p>
-                          <w:p>
-                            <w:pPr>
-                              <w:spacing w:after="0"/>
-                              <w:jc w:val="both"/>
-                              <w:rPr>
-                                <w:b/>
-                                <w:bCs/>
-                              </w:rPr>
-                            </w:pPr>
-                            <w:r>
-                              <w:rPr>
-                                <w:b/>
-                                <w:bCs/>
-                              </w:rPr>
-                              <w:t>SAP e-shop TETA</w:t>
-                            </w:r>
-                          </w:p>
-                          <w:p>
-                            <w:pPr>
-                              <w:spacing w:after="0"/>
-                              <w:jc w:val="both"/>
-                            </w:pPr>
-                            <w:proofErr w:type="spellStart"/>
-                            <w:r>
-                              <w:t>p.</w:t>
-                            </w:r>
-                            <w:proofErr w:type="gramStart"/>
-                            <w:r>
-                              <w:t>k.Solvent</w:t>
-                            </w:r>
-                            <w:proofErr w:type="spellEnd"/>
-                            <w:proofErr w:type="gramEnd"/>
-                            <w:r>
-                              <w:t xml:space="preserve"> </w:t>
-                            </w:r>
-                            <w:proofErr w:type="spellStart"/>
-                            <w:r>
-                              <w:t>s.r.o.</w:t>
-                            </w:r>
-                            <w:proofErr w:type="spellEnd"/>
-                            <w:r>
-                              <w:t>, Czech Republic</w:t>
-                            </w:r>
-                          </w:p>
-                          <w:p>
-                            <w:pPr>
-                              <w:spacing w:after="0"/>
-                              <w:jc w:val="both"/>
-                            </w:pPr>
-                            <w:r>
-                              <w:t>Duration - 1 year 6 months (2023-2024)</w:t>
-                            </w:r>
-                          </w:p>
-                          <w:p>
-                            <w:pPr>
-                              <w:spacing w:after="0"/>
-                              <w:jc w:val="both"/>
-                            </w:pPr>
-                          </w:p>
-                          <w:p>
-                            <w:pPr>
-                              <w:spacing w:after="0"/>
-                              <w:jc w:val="both"/>
-                              <w:rPr>
-                                <w:b/>
-                                <w:bCs/>
-                              </w:rPr>
-                            </w:pPr>
-                            <w:r>
-                              <w:rPr>
-                                <w:b/>
-                                <w:bCs/>
-                              </w:rPr>
-                              <w:t>Asset Management</w:t>
-                            </w:r>
-                          </w:p>
-                          <w:p>
-                            <w:pPr>
-                              <w:spacing w:after="0"/>
-                              <w:jc w:val="both"/>
-                            </w:pPr>
-                            <w:r>
-                              <w:t>Home Credit, Kazakhstan</w:t>
-                            </w:r>
-                            <w:r>
-                              <w:tab/>
-                            </w:r>
-                          </w:p>
-                          <w:p>
-                            <w:pPr>
-                              <w:spacing w:after="0"/>
-                              <w:jc w:val="both"/>
-                            </w:pPr>
-                            <w:r>
-                              <w:t>Duration - 3 months (2024)</w:t>
-                            </w:r>
-                          </w:p>
-                          <w:p>
-                            <w:pPr>
-                              <w:spacing w:after="0"/>
-                              <w:jc w:val="both"/>
-                            </w:pPr>
-                          </w:p>
-                          <w:p>
-                            <w:pPr>
-                              <w:spacing w:after="0"/>
-                              <w:jc w:val="both"/>
-                              <w:rPr>
-                                <w:b/>
-                                <w:bCs/>
-                              </w:rPr>
-                            </w:pPr>
-                            <w:r>
-                              <w:rPr>
-                                <w:b/>
-                                <w:bCs/>
-                              </w:rPr>
-                              <w:t>Bizzi REST Integration</w:t>
-                            </w:r>
-                          </w:p>
-                          <w:p>
-                            <w:pPr>
-                              <w:spacing w:after="0"/>
-                              <w:jc w:val="both"/>
-                            </w:pPr>
-                            <w:r>
-                              <w:t>Home Credit, Vietnam</w:t>
-                            </w:r>
-                          </w:p>
-                          <w:p>
-                            <w:pPr>
-                              <w:spacing w:after="0"/>
-                              <w:jc w:val="both"/>
-                            </w:pPr>
-                            <w:r>
-                              <w:t>Duration - 4 months (2024)</w:t>
-                            </w:r>
-                          </w:p>
-                          <w:p>
-                            <w:pPr>
-                              <w:spacing w:after="0"/>
-                              <w:jc w:val="both"/>
-                            </w:pPr>
-                          </w:p>
-                          <w:p>
-                            <w:pPr>
-                              <w:spacing w:after="0"/>
-                              <w:jc w:val="both"/>
-                              <w:rPr>
-                                <w:b/>
-                                <w:bCs/>
-                              </w:rPr>
-                            </w:pPr>
-                            <w:r>
-                              <w:rPr>
-                                <w:b/>
-                                <w:bCs/>
-                              </w:rPr>
-                              <w:t>Payment Request Invoices</w:t>
-                            </w:r>
-                          </w:p>
-                          <w:p>
-                            <w:pPr>
-                              <w:spacing w:after="0"/>
-                              <w:jc w:val="both"/>
-                            </w:pPr>
-                            <w:r>
-                              <w:t>Home Credit, Philippines</w:t>
-                            </w:r>
-                          </w:p>
-                          <w:p>
-                            <w:pPr>
-                              <w:spacing w:after="0"/>
-                              <w:jc w:val="both"/>
-                            </w:pPr>
-                            <w:r>
-                              <w:t>Duration - 4 months (2023)</w:t>
-                            </w:r>
-                          </w:p>
-                          <w:p>
-                            <w:pPr>
-                              <w:spacing w:after="0"/>
-                              <w:jc w:val="both"/>
-                            </w:pPr>
-                          </w:p>
-                          <w:p>
-                            <w:pPr>
-                              <w:spacing w:after="0"/>
-                              <w:jc w:val="both"/>
-                              <w:rPr>
-                                <w:b/>
-                                <w:bCs/>
-                              </w:rPr>
-                            </w:pPr>
-                            <w:r>
-                              <w:rPr>
-                                <w:b/>
-                                <w:bCs/>
-                              </w:rPr>
-                              <w:t>Training Management</w:t>
-                            </w:r>
-                          </w:p>
-                          <w:p>
-                            <w:pPr>
-                              <w:spacing w:after="0"/>
-                              <w:jc w:val="both"/>
-                            </w:pPr>
-                            <w:r>
-                              <w:t>Home Credit, Indonesia</w:t>
-                            </w:r>
-                          </w:p>
-                          <w:p>
-                            <w:pPr>
-                              <w:spacing w:after="0"/>
-                              <w:jc w:val="both"/>
-                            </w:pPr>
-                            <w:r>
-                              <w:t>Duration - 4 months (2023)</w:t>
-                            </w:r>
-                          </w:p>
-                          <w:p>
-                            <w:pPr>
-                              <w:spacing w:after="0"/>
-                              <w:jc w:val="both"/>
-                            </w:pPr>
-                          </w:p>
-                        </w:txbxContent>
-                      </wps:txbx>
-                      <wps:bodyPr rot="0" spcFirstLastPara="0" vertOverflow="overflow" horzOverflow="overflow" vert="horz" wrap="square" lIns="91440" tIns="45720" rIns="91440" bIns="45720" numCol="1" spcCol="0" rtlCol="0" fromWordArt="0" anchor="t" anchorCtr="0" forceAA="0" compatLnSpc="1">
-                        <a:prstTxWarp prst="textNoShape">
-                          <a:avLst/>
-                        </a:prstTxWarp>
-                        <a:noAutofit/>
-                      </wps:bodyPr>
-                    </wps:wsp>
-                  </a:graphicData>
-                </a:graphic>
-                <wp14:sizeRelH relativeFrom="margin">
-                  <wp14:pctWidth>0</wp14:pctWidth>
-                </wp14:sizeRelH>
-                <wp14:sizeRelV relativeFrom="margin">
-                  <wp14:pctHeight>0</wp14:pctHeight>
-                </wp14:sizeRelV>
-              </wp:anchor>
-            </w:drawing>
-          </mc:Choice>
-          <mc:Fallback>
-            <w:pict>
-              <v:shapetype w14:anchorId="4E9A6C11" id="_x0000_t202" coordsize="21600,21600" o:spt="202" path="m,l,21600r21600,l21600,xe">
-                <v:stroke joinstyle="miter"/>
-                <v:path gradientshapeok="t" o:connecttype="rect"/>
-              </v:shapetype>
-              <v:shape id="Education" o:spid="_x0000_s1028" type="#_x0000_t202" style="position:absolute;margin-left:266pt;margin-top:326.45pt;width:317.2pt;height:442.05pt;z-index:251696128;visibility:visible;mso-wrap-style:square;mso-width-percent:0;mso-height-percent:0;mso-wrap-distance-left:9pt;mso-wrap-distance-top:0;mso-wrap-distance-right:9pt;mso-wrap-distance-bottom:0;mso-position-horizontal:right;mso-position-horizontal-relative:margin;mso-position-vertical:absolute;mso-position-vertical-relative:text;mso-width-percent:0;mso-height-percent:0;mso-width-relative:margin;mso-height-relative:margin;v-text-anchor:top" o:gfxdata="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" filled="f" stroked="f" strokeweight=".5pt">
-                <v:textbox>
-                  <w:txbxContent>
-                    <w:p>
-                      <w:pPr>
-                        <w:spacing w:after="0"/>
-                        <w:jc w:val="center"/>
-                        <w:rPr>
-                          <w:b/>
-                          <w:bCs/>
-                          <w:sz w:val="28"/>
-                          <w:szCs w:val="28"/>
-                        </w:rPr>
-                      </w:pPr>
-                      <w:r>
-                        <w:rPr>
-                          <w:b/>
-                          <w:bCs/>
-                          <w:sz w:val="28"/>
-                          <w:szCs w:val="28"/>
-                        </w:rPr>
-                        <w:t>PROJECTS</w:t>
-                      </w:r>
-                    </w:p>
-                    <w:p>
-                      <w:pPr>
-                        <w:spacing w:after="0"/>
-                        <w:jc w:val="center"/>
-                        <w:rPr>
-                          <w:b/>
-                          <w:bCs/>
-                        </w:rPr>
-                      </w:pPr>
-                    </w:p>
-                    <w:p>
-                      <w:pPr>
-                        <w:spacing w:after="0"/>
-                        <w:jc w:val="both"/>
-                        <w:rPr>
-                          <w:b/>
-                          <w:bCs/>
-                        </w:rPr>
-                      </w:pPr>
-                      <w:r>
-                        <w:rPr>
-                          <w:b/>
-                          <w:bCs/>
-                        </w:rPr>
-                        <w:t>Pricing conditions and payment terms</w:t>
-                      </w:r>
-                    </w:p>
-                    <w:p>
-                      <w:pPr>
-                        <w:spacing w:after="0"/>
-                        <w:jc w:val="both"/>
-                      </w:pPr>
-                      <w:r>
-                        <w:t>Heidelberg Materials,</w:t>
-                      </w:r>
-                      <w:r>
-                        <w:t xml:space="preserve"> Italy</w:t>
-                      </w:r>
-                      <w:r>
-                        <w:tab/>
-                      </w:r>
-                    </w:p>
-                    <w:p>
-                      <w:pPr>
-                        <w:spacing w:after="0"/>
-                        <w:jc w:val="both"/>
-                      </w:pPr>
-                      <w:r>
-                        <w:t>Duration - 6 months (2025-2026)</w:t>
-                      </w:r>
-                    </w:p>
-                    <w:p>
-                      <w:pPr>
-                        <w:spacing w:after="0"/>
-                        <w:jc w:val="both"/>
-                        <w:rPr>
-                          <w:b/>
-                          <w:bCs/>
-                        </w:rPr>
-                      </w:pPr>
-                    </w:p>
-                    <w:p>
-                      <w:pPr>
-                        <w:spacing w:after="0"/>
-                        <w:jc w:val="both"/>
-                        <w:rPr>
-                          <w:b/>
-                          <w:bCs/>
-                        </w:rPr>
-                      </w:pPr>
-                      <w:r>
-                        <w:rPr>
-                          <w:b/>
-                          <w:bCs/>
-                        </w:rPr>
-                        <w:t>Magellan Tax Portal</w:t>
-                      </w:r>
-                    </w:p>
-                    <w:p>
-                      <w:pPr>
-                        <w:spacing w:after="0"/>
-                        <w:jc w:val="both"/>
-                      </w:pPr>
-                      <w:r>
-                        <w:t>Heidelberg Materials, Germany</w:t>
-                      </w:r>
-                      <w:r>
-                        <w:tab/>
-                      </w:r>
-                    </w:p>
-                    <w:p>
-                      <w:pPr>
-                        <w:spacing w:after="0"/>
-                        <w:jc w:val="both"/>
-                      </w:pPr>
-                      <w:r>
-                        <w:t xml:space="preserve">Duration - </w:t>
-                      </w:r>
-                      <w:r>
-                        <w:t>2</w:t>
-                      </w:r>
-                      <w:r>
-                        <w:t xml:space="preserve"> year</w:t>
-                      </w:r>
-                      <w:r>
-                        <w:t>s</w:t>
-                      </w:r>
-                      <w:r>
-                        <w:t xml:space="preserve"> (2024-202</w:t>
-                      </w:r>
-                      <w:r>
-                        <w:t>6</w:t>
-                      </w:r>
-                      <w:r>
-                        <w:t>)</w:t>
-                      </w:r>
-                    </w:p>
-                    <w:p>
-                      <w:pPr>
-                        <w:spacing w:after="0"/>
-                        <w:jc w:val="both"/>
-                      </w:pPr>
-                    </w:p>
-                    <w:p>
-                      <w:pPr>
-                        <w:spacing w:after="0"/>
-                        <w:jc w:val="both"/>
-                        <w:rPr>
-                          <w:b/>
-                          <w:bCs/>
-                          <w:lang w:val="en-GB"/>
-                        </w:rPr>
-                      </w:pPr>
-                      <w:r>
-                        <w:rPr>
-                          <w:b/>
-                          <w:bCs/>
-                          <w:lang w:val="en-GB"/>
-                        </w:rPr>
-                        <w:t>SAP–</w:t>
-                      </w:r>
-                      <w:proofErr w:type="spellStart"/>
-                      <w:r>
-                        <w:rPr>
-                          <w:b/>
-                          <w:bCs/>
-                          <w:lang w:val="en-GB"/>
-                        </w:rPr>
-                        <w:t>Darwinbox</w:t>
-                      </w:r>
-                      <w:proofErr w:type="spellEnd"/>
-                      <w:r>
-                        <w:rPr>
-                          <w:b/>
-                          <w:bCs/>
-                          <w:lang w:val="en-GB"/>
-                        </w:rPr>
-                        <w:t xml:space="preserve"> Integration Project</w:t>
-                      </w:r>
-                    </w:p>
-                    <w:p>
-                      <w:pPr>
-                        <w:spacing w:after="0"/>
-                        <w:jc w:val="both"/>
-                      </w:pPr>
-                      <w:r>
-                        <w:t xml:space="preserve">Home Credit, </w:t>
-                      </w:r>
-                      <w:r>
-                        <w:t>Philippines</w:t>
-                      </w:r>
-                      <w:r>
-                        <w:tab/>
-                      </w:r>
-                    </w:p>
-                    <w:p>
-                      <w:pPr>
-                        <w:spacing w:after="0"/>
-                        <w:jc w:val="both"/>
-                      </w:pPr>
-                      <w:r>
-                        <w:t>Duration - 2 months (2025)</w:t>
-                      </w:r>
-                    </w:p>
-                    <w:p>
-                      <w:pPr>
-                        <w:spacing w:after="0"/>
-                        <w:jc w:val="both"/>
-                      </w:pPr>
-                    </w:p>
-                    <w:p>
-                      <w:pPr>
-                        <w:spacing w:after="0"/>
-                        <w:jc w:val="both"/>
-                        <w:rPr>
-                          <w:b/>
-                          <w:bCs/>
-                        </w:rPr>
-                      </w:pPr>
-                      <w:r>
-                        <w:rPr>
-                          <w:b/>
-                          <w:bCs/>
-                        </w:rPr>
-                        <w:t xml:space="preserve">Purchase Order, Purchase </w:t>
-                      </w:r>
-                      <w:r>
-                        <w:rPr>
-                          <w:b/>
-                          <w:bCs/>
-                        </w:rPr>
-                        <w:t>Requisition</w:t>
-                      </w:r>
-                    </w:p>
-                    <w:p>
-                      <w:pPr>
-                        <w:spacing w:after="0"/>
-                        <w:jc w:val="both"/>
-                      </w:pPr>
-                      <w:r>
-                        <w:t>Home Credit, Kazakhstan</w:t>
-                      </w:r>
-                      <w:r>
-                        <w:tab/>
-                      </w:r>
-                    </w:p>
-                    <w:p>
-                      <w:pPr>
-                        <w:spacing w:after="0"/>
-                        <w:jc w:val="both"/>
-                      </w:pPr>
-                      <w:r>
-                        <w:t>Duration - 2 months (2025)</w:t>
-                      </w:r>
-                    </w:p>
-                    <w:p>
-                      <w:pPr>
-                        <w:spacing w:after="0"/>
-                        <w:jc w:val="both"/>
-                      </w:pPr>
-                    </w:p>
-                    <w:p>
-                      <w:pPr>
-                        <w:spacing w:after="0"/>
-                        <w:jc w:val="both"/>
-                        <w:rPr>
-                          <w:b/>
-                          <w:bCs/>
-                        </w:rPr>
-                      </w:pPr>
-                      <w:r>
-                        <w:rPr>
-                          <w:b/>
-                          <w:bCs/>
-                        </w:rPr>
-                        <w:t>SAP e-shop TETA</w:t>
-                      </w:r>
-                    </w:p>
-                    <w:p>
-                      <w:pPr>
-                        <w:spacing w:after="0"/>
-                        <w:jc w:val="both"/>
-                      </w:pPr>
-                      <w:proofErr w:type="spellStart"/>
-                      <w:r>
-                        <w:t>p.</w:t>
-                      </w:r>
-                      <w:proofErr w:type="gramStart"/>
-                      <w:r>
-                        <w:t>k.Solvent</w:t>
-                      </w:r>
-                      <w:proofErr w:type="spellEnd"/>
-                      <w:proofErr w:type="gramEnd"/>
-                      <w:r>
-                        <w:t xml:space="preserve"> </w:t>
-                      </w:r>
-                      <w:proofErr w:type="spellStart"/>
-                      <w:r>
-                        <w:t>s.r.o.</w:t>
-                      </w:r>
-                      <w:proofErr w:type="spellEnd"/>
-                      <w:r>
-                        <w:t>, Czech Republic</w:t>
-                      </w:r>
-                    </w:p>
-                    <w:p>
-                      <w:pPr>
-                        <w:spacing w:after="0"/>
-                        <w:jc w:val="both"/>
-                      </w:pPr>
-                      <w:r>
-                        <w:t>Duration - 1 year 6 months (2023-2024)</w:t>
-                      </w:r>
-                    </w:p>
-                    <w:p>
-                      <w:pPr>
-                        <w:spacing w:after="0"/>
-                        <w:jc w:val="both"/>
-                      </w:pPr>
-                    </w:p>
-                    <w:p>
-                      <w:pPr>
-                        <w:spacing w:after="0"/>
-                        <w:jc w:val="both"/>
-                        <w:rPr>
-                          <w:b/>
-                          <w:bCs/>
-                        </w:rPr>
-                      </w:pPr>
-                      <w:r>
-                        <w:rPr>
-                          <w:b/>
-                          <w:bCs/>
-                        </w:rPr>
-                        <w:t>Asset Management</w:t>
-                      </w:r>
-                    </w:p>
-                    <w:p>
-                      <w:pPr>
-                        <w:spacing w:after="0"/>
-                        <w:jc w:val="both"/>
-                      </w:pPr>
-                      <w:r>
-                        <w:t>Home Credit, Kazakhstan</w:t>
-                      </w:r>
-                      <w:r>
-                        <w:tab/>
-                      </w:r>
-                    </w:p>
-                    <w:p>
-                      <w:pPr>
-                        <w:spacing w:after="0"/>
-                        <w:jc w:val="both"/>
-                      </w:pPr>
-                      <w:r>
-                        <w:t>Duration - 3 months (2024)</w:t>
-                      </w:r>
-                    </w:p>
-                    <w:p>
-                      <w:pPr>
-                        <w:spacing w:after="0"/>
-                        <w:jc w:val="both"/>
-                      </w:pPr>
-                    </w:p>
-                    <w:p>
-                      <w:pPr>
-                        <w:spacing w:after="0"/>
-                        <w:jc w:val="both"/>
-                        <w:rPr>
-                          <w:b/>
-                          <w:bCs/>
-                        </w:rPr>
-                      </w:pPr>
-                      <w:r>
-                        <w:rPr>
-                          <w:b/>
-                          <w:bCs/>
-                        </w:rPr>
-                        <w:t>Bizzi REST Integration</w:t>
-                      </w:r>
-                    </w:p>
-                    <w:p>
-                      <w:pPr>
-                        <w:spacing w:after="0"/>
-                        <w:jc w:val="both"/>
-                      </w:pPr>
-                      <w:r>
-                        <w:t>Home Credit, Vietnam</w:t>
-                      </w:r>
-                    </w:p>
-                    <w:p>
-                      <w:pPr>
-                        <w:spacing w:after="0"/>
-                        <w:jc w:val="both"/>
-                      </w:pPr>
-                      <w:r>
-                        <w:t>Duration - 4 months (2024)</w:t>
-                      </w:r>
-                    </w:p>
-                    <w:p>
-                      <w:pPr>
-                        <w:spacing w:after="0"/>
-                        <w:jc w:val="both"/>
-                      </w:pPr>
-                    </w:p>
-                    <w:p>
-                      <w:pPr>
-                        <w:spacing w:after="0"/>
-                        <w:jc w:val="both"/>
-                        <w:rPr>
-                          <w:b/>
-                          <w:bCs/>
-                        </w:rPr>
-                      </w:pPr>
-                      <w:r>
-                        <w:rPr>
-                          <w:b/>
-                          <w:bCs/>
-                        </w:rPr>
-                        <w:t>Payment Request Invoices</w:t>
-                      </w:r>
-                    </w:p>
-                    <w:p>
-                      <w:pPr>
-                        <w:spacing w:after="0"/>
-                        <w:jc w:val="both"/>
-                      </w:pPr>
-                      <w:r>
-                        <w:t>Home Credit, Philippines</w:t>
-                      </w:r>
-                    </w:p>
-                    <w:p>
-                      <w:pPr>
-                        <w:spacing w:after="0"/>
-                        <w:jc w:val="both"/>
-                      </w:pPr>
-                      <w:r>
-                        <w:t>Duration - 4 months (2023)</w:t>
-                      </w:r>
-                    </w:p>
-                    <w:p>
-                      <w:pPr>
-                        <w:spacing w:after="0"/>
-                        <w:jc w:val="both"/>
-                      </w:pPr>
-                    </w:p>
-                    <w:p>
-                      <w:pPr>
-                        <w:spacing w:after="0"/>
-                        <w:jc w:val="both"/>
-                        <w:rPr>
-                          <w:b/>
-                          <w:bCs/>
-                        </w:rPr>
-                      </w:pPr>
-                      <w:r>
-                        <w:rPr>
-                          <w:b/>
-                          <w:bCs/>
-                        </w:rPr>
-                        <w:t>Training Management</w:t>
-                      </w:r>
-                    </w:p>
-                    <w:p>
-                      <w:pPr>
-                        <w:spacing w:after="0"/>
-                        <w:jc w:val="both"/>
-                      </w:pPr>
-                      <w:r>
-                        <w:t>Home Credit, Indonesia</w:t>
-                      </w:r>
-                    </w:p>
-                    <w:p>
-                      <w:pPr>
-                        <w:spacing w:after="0"/>
-                        <w:jc w:val="both"/>
-                      </w:pPr>
-                      <w:r>
-                        <w:t>Duration - 4 months (2023)</w:t>
-                      </w:r>
-                    </w:p>
-                    <w:p>
-                      <w:pPr>
-                        <w:spacing w:after="0"/>
-                        <w:jc w:val="both"/>
-                      </w:pPr>
-                    </w:p>
-                  </w:txbxContent>
-                </v:textbox>
-                <w10:wrap anchorx="margin"/>
               </v:shape>
             </w:pict>
           </mc:Fallback>
@@ -2460,7 +2702,7 @@
           </mc:Choice>
           <mc:Fallback>
             <w:pict>
-              <v:shape w14:anchorId="5D596C96" id="Name &amp; Title" o:spid="_x0000_s1029" type="#_x0000_t202" style="position:absolute;margin-left:-5.85pt;margin-top:175.8pt;width:158.9pt;height:89.6pt;z-index:251681792;visibility:visible;mso-wrap-style:square;mso-width-percent:0;mso-height-percent:0;mso-wrap-distance-left:9pt;mso-wrap-distance-top:0;mso-wrap-distance-right:9pt;mso-wrap-distance-bottom:0;mso-position-horizontal:absolute;mso-position-horizontal-relative:text;mso-position-vertical:absolute;mso-position-vertical-relative:text;mso-width-percent:0;mso-height-percent:0;mso-width-relative:margin;mso-height-relative:margin;v-text-anchor:top" o:gfxdata="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" filled="f" stroked="f" strokeweight=".5pt">
+              <v:shape w14:anchorId="5D596C96" id="Name &amp; Title" o:spid="_x0000_s1030" type="#_x0000_t202" style="position:absolute;margin-left:-5.85pt;margin-top:175.8pt;width:158.9pt;height:89.6pt;z-index:251681792;visibility:visible;mso-wrap-style:square;mso-width-percent:0;mso-height-percent:0;mso-wrap-distance-left:9pt;mso-wrap-distance-top:0;mso-wrap-distance-right:9pt;mso-wrap-distance-bottom:0;mso-position-horizontal:absolute;mso-position-horizontal-relative:text;mso-position-vertical:absolute;mso-position-vertical-relative:text;mso-width-percent:0;mso-height-percent:0;mso-width-relative:margin;mso-height-relative:margin;v-text-anchor:top" o:gfxdata="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" filled="f" stroked="f" strokeweight=".5pt">
                 <v:textbox>
                   <w:txbxContent>
                     <w:p>
@@ -2510,25 +2752,28 @@
       <w:r>
         <w:br w:type="page"/>
       </w:r>
+    </w:p>
+    <w:p>
       <w:r>
         <w:rPr>
           <w:noProof/>
         </w:rPr>
+        <w:lastRenderedPageBreak/>
         <mc:AlternateContent>
           <mc:Choice Requires="wps">
             <w:drawing>
-              <wp:anchor distT="0" distB="0" distL="114300" distR="114300" simplePos="0" relativeHeight="251685888" behindDoc="0" locked="0" layoutInCell="1" allowOverlap="1" wp14:anchorId="0DC07DEB" wp14:editId="6302B82C">
+              <wp:anchor distT="0" distB="0" distL="114300" distR="114300" simplePos="0" relativeHeight="251704320" behindDoc="0" locked="0" layoutInCell="1" allowOverlap="1" wp14:anchorId="40BBD141" wp14:editId="22E9B3C9">
                 <wp:simplePos x="0" y="0"/>
                 <wp:positionH relativeFrom="margin">
                   <wp:align>right</wp:align>
                 </wp:positionH>
                 <wp:positionV relativeFrom="paragraph">
-                  <wp:posOffset>114300</wp:posOffset>
+                  <wp:posOffset>7620</wp:posOffset>
                 </wp:positionV>
-                <wp:extent cx="4028440" cy="3762375"/>
+                <wp:extent cx="4028440" cy="8525933"/>
                 <wp:effectExtent l="0" t="0" r="0" b="0"/>
                 <wp:wrapNone/>
-                <wp:docPr id="985250776" name="Summary"/>
+                <wp:docPr id="1918576209" name="Education"/>
                 <wp:cNvGraphicFramePr/>
                 <a:graphic xmlns:a="http://schemas.openxmlformats.org/drawingml/2006/main">
                   <a:graphicData uri="http://schemas.microsoft.com/office/word/2010/wordprocessingShape">
@@ -2537,7 +2782,7 @@
                       <wps:spPr>
                         <a:xfrm>
                           <a:off x="0" y="0"/>
-                          <a:ext cx="4028440" cy="3762375"/>
+                          <a:ext cx="4028440" cy="8525933"/>
                         </a:xfrm>
                         <a:prstGeom prst="rect">
                           <a:avLst/>
@@ -2567,7 +2812,7 @@
                                 <w:sz w:val="28"/>
                                 <w:szCs w:val="28"/>
                               </w:rPr>
-                              <w:t>SUMMARY</w:t>
+                              <w:t>PROJECTS</w:t>
                             </w:r>
                           </w:p>
                           <w:p>
@@ -2582,57 +2827,519 @@
                           </w:p>
                           <w:p>
                             <w:pPr>
-                              <w:jc w:val="center"/>
-                            </w:pPr>
-                            <w:r>
-                              <w:t>I am a Full</w:t>
-                            </w:r>
-                            <w:r>
+                              <w:spacing w:after="0"/>
+                              <w:jc w:val="both"/>
+                              <w:rPr>
+                                <w:b/>
+                                <w:bCs/>
+                              </w:rPr>
+                            </w:pPr>
+                            <w:r>
+                              <w:rPr>
+                                <w:b/>
+                                <w:bCs/>
+                              </w:rPr>
+                              <w:t>Payment Request Invoices</w:t>
+                            </w:r>
+                          </w:p>
+                          <w:p>
+                            <w:pPr>
+                              <w:spacing w:after="0"/>
+                              <w:jc w:val="both"/>
+                            </w:pPr>
+                            <w:r>
+                              <w:t>Home Credit, Philippines</w:t>
+                            </w:r>
+                          </w:p>
+                          <w:p>
+                            <w:pPr>
+                              <w:spacing w:after="0"/>
+                              <w:jc w:val="both"/>
+                            </w:pPr>
+                            <w:r>
+                              <w:t>Duration - 4 months (2023)</w:t>
+                            </w:r>
+                          </w:p>
+                          <w:p>
+                            <w:pPr>
+                              <w:spacing w:after="0"/>
+                              <w:jc w:val="both"/>
+                            </w:pPr>
+                          </w:p>
+                          <w:p>
+                            <w:pPr>
+                              <w:spacing w:after="0"/>
+                              <w:jc w:val="both"/>
+                              <w:rPr>
+                                <w:b/>
+                                <w:bCs/>
+                              </w:rPr>
+                            </w:pPr>
+                            <w:r>
+                              <w:rPr>
+                                <w:b/>
+                                <w:bCs/>
+                              </w:rPr>
+                              <w:t>Training Management</w:t>
+                            </w:r>
+                          </w:p>
+                          <w:p>
+                            <w:pPr>
+                              <w:spacing w:after="0"/>
+                              <w:jc w:val="both"/>
+                            </w:pPr>
+                            <w:r>
+                              <w:t>Home Credit, Indonesia</w:t>
+                            </w:r>
+                          </w:p>
+                          <w:p>
+                            <w:pPr>
+                              <w:spacing w:after="0"/>
+                              <w:jc w:val="both"/>
+                            </w:pPr>
+                            <w:r>
+                              <w:t>Duration - 4 months (2023)</w:t>
+                            </w:r>
+                          </w:p>
+                          <w:p>
+                            <w:pPr>
+                              <w:spacing w:after="0"/>
+                              <w:jc w:val="both"/>
+                              <w:rPr>
+                                <w:b/>
+                                <w:bCs/>
+                              </w:rPr>
+                            </w:pPr>
+                          </w:p>
+                          <w:p>
+                            <w:pPr>
+                              <w:spacing w:after="0"/>
+                              <w:jc w:val="both"/>
+                              <w:rPr>
+                                <w:b/>
+                                <w:bCs/>
+                              </w:rPr>
+                            </w:pPr>
+                            <w:r>
+                              <w:rPr>
+                                <w:b/>
+                                <w:bCs/>
+                              </w:rPr>
+                              <w:t>Asset Management</w:t>
+                            </w:r>
+                          </w:p>
+                          <w:p>
+                            <w:pPr>
+                              <w:spacing w:after="0"/>
+                              <w:jc w:val="both"/>
+                            </w:pPr>
+                            <w:r>
+                              <w:t>Home Credit, Kazakhstan</w:t>
+                            </w:r>
+                            <w:r>
+                              <w:tab/>
+                            </w:r>
+                          </w:p>
+                          <w:p>
+                            <w:pPr>
+                              <w:spacing w:after="0"/>
+                              <w:jc w:val="both"/>
+                            </w:pPr>
+                            <w:r>
+                              <w:t>Duration - 3 months (2024)</w:t>
+                            </w:r>
+                          </w:p>
+                          <w:p>
+                            <w:pPr>
+                              <w:spacing w:after="0"/>
+                              <w:jc w:val="both"/>
+                            </w:pPr>
+                          </w:p>
+                          <w:p>
+                            <w:pPr>
+                              <w:spacing w:after="0"/>
+                              <w:jc w:val="both"/>
+                              <w:rPr>
+                                <w:b/>
+                                <w:bCs/>
+                              </w:rPr>
+                            </w:pPr>
+                            <w:r>
+                              <w:rPr>
+                                <w:b/>
+                                <w:bCs/>
+                              </w:rPr>
+                              <w:t>Bizzi REST Integration</w:t>
+                            </w:r>
+                          </w:p>
+                          <w:p>
+                            <w:pPr>
+                              <w:spacing w:after="0"/>
+                              <w:jc w:val="both"/>
+                            </w:pPr>
+                            <w:r>
+                              <w:t>Home Credit, Vietnam</w:t>
+                            </w:r>
+                          </w:p>
+                          <w:p>
+                            <w:pPr>
+                              <w:spacing w:after="0"/>
+                              <w:jc w:val="both"/>
+                            </w:pPr>
+                            <w:r>
+                              <w:t>Duration - 4 months (2024)</w:t>
+                            </w:r>
+                          </w:p>
+                          <w:p>
+                            <w:pPr>
+                              <w:spacing w:after="0"/>
+                              <w:jc w:val="both"/>
+                              <w:rPr>
+                                <w:b/>
+                                <w:bCs/>
+                              </w:rPr>
+                            </w:pPr>
+                          </w:p>
+                          <w:p>
+                            <w:pPr>
+                              <w:spacing w:after="0"/>
+                              <w:jc w:val="both"/>
+                              <w:rPr>
+                                <w:b/>
+                                <w:bCs/>
+                              </w:rPr>
+                            </w:pPr>
+                            <w:r>
+                              <w:rPr>
+                                <w:b/>
+                                <w:bCs/>
+                              </w:rPr>
+                              <w:t>SAP Web Dynpro Migration</w:t>
+                            </w:r>
+                          </w:p>
+                          <w:p>
+                            <w:pPr>
+                              <w:spacing w:after="0"/>
+                              <w:jc w:val="both"/>
+                            </w:pPr>
+                            <w:r>
+                              <w:t>Home Credit, China</w:t>
+                            </w:r>
+                          </w:p>
+                          <w:p>
+                            <w:pPr>
+                              <w:spacing w:after="0"/>
+                              <w:jc w:val="both"/>
+                            </w:pPr>
+                            <w:r>
+                              <w:t>Duration - 1 year (2022)</w:t>
+                            </w:r>
+                          </w:p>
+                          <w:p>
+                            <w:pPr>
+                              <w:spacing w:after="0"/>
+                              <w:jc w:val="both"/>
+                              <w:rPr>
+                                <w:b/>
+                                <w:bCs/>
+                              </w:rPr>
+                            </w:pPr>
+                          </w:p>
+                          <w:p>
+                            <w:pPr>
+                              <w:spacing w:after="0"/>
+                              <w:jc w:val="both"/>
+                              <w:rPr>
+                                <w:b/>
+                                <w:bCs/>
+                              </w:rPr>
+                            </w:pPr>
+                            <w:r>
+                              <w:rPr>
+                                <w:b/>
+                                <w:bCs/>
+                              </w:rPr>
+                              <w:t>My Inbox SD,</w:t>
+                            </w:r>
+                            <w:r>
+                              <w:rPr>
+                                <w:b/>
+                                <w:bCs/>
+                              </w:rPr>
                               <w:t xml:space="preserve"> </w:t>
                             </w:r>
                             <w:r>
-                              <w:t>Stack SAP Developer. I work daily with ABAP SAPUI5 Fiori JavaScript and SAP Business Workflow. I am proficient in building of </w:t>
-                            </w:r>
+                              <w:rPr>
+                                <w:b/>
+                                <w:bCs/>
+                              </w:rPr>
+                              <w:t>PP Workflows</w:t>
+                            </w:r>
+                          </w:p>
+                          <w:p>
+                            <w:pPr>
+                              <w:spacing w:after="0"/>
+                              <w:jc w:val="both"/>
+                            </w:pPr>
+                            <w:r>
+                              <w:t>Heidelberg Materials, Germany</w:t>
+                            </w:r>
+                          </w:p>
+                          <w:p>
+                            <w:pPr>
+                              <w:spacing w:after="0"/>
+                              <w:jc w:val="both"/>
+                            </w:pPr>
+                            <w:r>
+                              <w:t>Duration - 8 months (2021-2022)</w:t>
+                            </w:r>
+                          </w:p>
+                          <w:p>
+                            <w:pPr>
+                              <w:spacing w:after="0"/>
+                              <w:jc w:val="both"/>
+                              <w:rPr>
+                                <w:b/>
+                                <w:bCs/>
+                              </w:rPr>
+                            </w:pPr>
+                          </w:p>
+                          <w:p>
+                            <w:pPr>
+                              <w:spacing w:after="0"/>
+                              <w:jc w:val="both"/>
+                              <w:rPr>
+                                <w:b/>
+                                <w:bCs/>
+                              </w:rPr>
+                            </w:pPr>
+                            <w:r>
+                              <w:rPr>
+                                <w:b/>
+                                <w:bCs/>
+                              </w:rPr>
+                              <w:t>Leave Request</w:t>
+                            </w:r>
+                          </w:p>
+                          <w:p>
+                            <w:pPr>
+                              <w:spacing w:after="0"/>
+                              <w:jc w:val="both"/>
+                            </w:pPr>
+                            <w:r>
+                              <w:t>Home Credit, China</w:t>
+                            </w:r>
+                          </w:p>
+                          <w:p>
+                            <w:pPr>
+                              <w:spacing w:after="0"/>
+                              <w:jc w:val="both"/>
+                            </w:pPr>
+                            <w:r>
+                              <w:t>Duration - 4 months (2021)</w:t>
+                            </w:r>
+                          </w:p>
+                          <w:p>
+                            <w:pPr>
+                              <w:spacing w:after="0"/>
+                              <w:jc w:val="both"/>
+                              <w:rPr>
+                                <w:b/>
+                                <w:bCs/>
+                              </w:rPr>
+                            </w:pPr>
+                          </w:p>
+                          <w:p>
+                            <w:pPr>
+                              <w:spacing w:after="0"/>
+                              <w:jc w:val="both"/>
+                              <w:rPr>
+                                <w:b/>
+                                <w:bCs/>
+                              </w:rPr>
+                            </w:pPr>
+                            <w:r>
+                              <w:rPr>
+                                <w:b/>
+                                <w:bCs/>
+                              </w:rPr>
+                              <w:t>My Travel Request V2</w:t>
+                            </w:r>
+                          </w:p>
+                          <w:p>
+                            <w:pPr>
+                              <w:spacing w:after="0"/>
+                              <w:jc w:val="both"/>
+                            </w:pPr>
+                            <w:r>
+                              <w:t>Home Credit, Philippines</w:t>
+                            </w:r>
+                          </w:p>
+                          <w:p>
+                            <w:pPr>
+                              <w:spacing w:after="0"/>
+                              <w:jc w:val="both"/>
+                            </w:pPr>
+                            <w:r>
+                              <w:t>Duration - 5 months (2020)</w:t>
+                            </w:r>
+                          </w:p>
+                          <w:p>
+                            <w:pPr>
+                              <w:spacing w:after="0"/>
+                              <w:jc w:val="both"/>
+                            </w:pPr>
+                          </w:p>
+                          <w:p>
+                            <w:pPr>
+                              <w:spacing w:after="0"/>
+                              <w:jc w:val="both"/>
+                              <w:rPr>
+                                <w:b/>
+                                <w:bCs/>
+                              </w:rPr>
+                            </w:pPr>
+                            <w:r>
+                              <w:rPr>
+                                <w:b/>
+                                <w:bCs/>
+                              </w:rPr>
+                              <w:t>USSPA Service Orders Planner</w:t>
+                            </w:r>
+                          </w:p>
+                          <w:p>
+                            <w:pPr>
+                              <w:spacing w:after="0"/>
+                              <w:jc w:val="both"/>
+                            </w:pPr>
                             <w:proofErr w:type="spellStart"/>
                             <w:r>
-                              <w:t>oData</w:t>
+                              <w:t>Versino</w:t>
                             </w:r>
                             <w:proofErr w:type="spellEnd"/>
                             <w:r>
-                              <w:t> services REST APIs CDS views and SOAP services.</w:t>
-                            </w:r>
-                          </w:p>
-                          <w:p>
-                            <w:pPr>
-                              <w:jc w:val="center"/>
-                            </w:pPr>
-                            <w:r>
-                              <w:t>Mostly I work in SAP S/4HANA environment but also have experience with older SAP ERP releases. Primarily in modules FI-CO, HR/HCM, SD, MM, and BW.</w:t>
-                            </w:r>
-                          </w:p>
-                          <w:p>
-                            <w:pPr>
-                              <w:jc w:val="center"/>
-                            </w:pPr>
-                            <w:r>
-                              <w:t>For development, I use Eclipse ADT and SAP Business Application Studio and sometimes VS Code. I am proficient in utilizing Git for source code management and team collaboration.</w:t>
-                            </w:r>
-                          </w:p>
-                          <w:p>
-                            <w:pPr>
-                              <w:jc w:val="center"/>
-                            </w:pPr>
-                            <w:r>
-                              <w:t>Apart from project development, I support business as usual—analyzing errors, fixing bugs, and designing new business solutions. I have successfully delivered multiple projects for European and Asian customers. In my projects section, I’ve highlighted the most significant ones—those where development took longer than two months.</w:t>
-                            </w:r>
-                          </w:p>
-                          <w:p>
-                            <w:pPr>
-                              <w:jc w:val="center"/>
-                              <w:rPr>
-                                <w:sz w:val="24"/>
-                                <w:szCs w:val="24"/>
-                              </w:rPr>
+                              <w:t xml:space="preserve"> CZ, </w:t>
+                            </w:r>
+                            <w:proofErr w:type="spellStart"/>
+                            <w:r>
+                              <w:t>s.r.o.</w:t>
+                            </w:r>
+                            <w:proofErr w:type="spellEnd"/>
+                            <w:r>
+                              <w:t>, Czech Republic</w:t>
+                            </w:r>
+                          </w:p>
+                          <w:p>
+                            <w:pPr>
+                              <w:spacing w:after="0"/>
+                              <w:jc w:val="both"/>
+                            </w:pPr>
+                            <w:r>
+                              <w:t>Duration - 4 months (2020)</w:t>
+                            </w:r>
+                          </w:p>
+                          <w:p>
+                            <w:pPr>
+                              <w:spacing w:after="0"/>
+                              <w:jc w:val="both"/>
+                            </w:pPr>
+                          </w:p>
+                          <w:p>
+                            <w:pPr>
+                              <w:spacing w:after="0"/>
+                              <w:jc w:val="both"/>
+                              <w:rPr>
+                                <w:b/>
+                                <w:bCs/>
+                              </w:rPr>
+                            </w:pPr>
+                            <w:r>
+                              <w:rPr>
+                                <w:b/>
+                                <w:bCs/>
+                              </w:rPr>
+                              <w:t>Trip Logbook</w:t>
+                            </w:r>
+                          </w:p>
+                          <w:p>
+                            <w:pPr>
+                              <w:spacing w:after="0"/>
+                              <w:jc w:val="both"/>
+                            </w:pPr>
+                            <w:r>
+                              <w:t xml:space="preserve">DHL Information Services </w:t>
+                            </w:r>
+                            <w:proofErr w:type="spellStart"/>
+                            <w:r>
+                              <w:t>s.r.o.</w:t>
+                            </w:r>
+                            <w:proofErr w:type="spellEnd"/>
+                            <w:r>
+                              <w:t>, Czech Republic</w:t>
+                            </w:r>
+                          </w:p>
+                          <w:p>
+                            <w:pPr>
+                              <w:spacing w:after="0"/>
+                              <w:jc w:val="both"/>
+                            </w:pPr>
+                            <w:r>
+                              <w:t>Duration - 4 months (2018)</w:t>
+                            </w:r>
+                          </w:p>
+                          <w:p>
+                            <w:pPr>
+                              <w:spacing w:after="0"/>
+                              <w:jc w:val="both"/>
+                            </w:pPr>
+                          </w:p>
+                          <w:p>
+                            <w:pPr>
+                              <w:spacing w:after="0"/>
+                              <w:jc w:val="both"/>
+                              <w:rPr>
+                                <w:b/>
+                                <w:bCs/>
+                              </w:rPr>
+                            </w:pPr>
+                            <w:r>
+                              <w:rPr>
+                                <w:b/>
+                                <w:bCs/>
+                              </w:rPr>
+                              <w:t>Company Website www.consit.cz</w:t>
+                            </w:r>
+                          </w:p>
+                          <w:p>
+                            <w:pPr>
+                              <w:spacing w:after="0"/>
+                              <w:jc w:val="both"/>
+                            </w:pPr>
+                            <w:r>
+                              <w:t xml:space="preserve">CONSIT </w:t>
+                            </w:r>
+                            <w:proofErr w:type="spellStart"/>
+                            <w:r>
+                              <w:t>s.r.o.</w:t>
+                            </w:r>
+                            <w:proofErr w:type="spellEnd"/>
+                            <w:r>
+                              <w:t>, Czech Republic</w:t>
+                            </w:r>
+                          </w:p>
+                          <w:p>
+                            <w:pPr>
+                              <w:spacing w:after="0"/>
+                              <w:jc w:val="both"/>
+                            </w:pPr>
+                            <w:r>
+                              <w:t>Duration - 4 months (2018)</w:t>
+                            </w:r>
+                          </w:p>
+                          <w:p>
+                            <w:pPr>
+                              <w:spacing w:after="0"/>
+                              <w:jc w:val="both"/>
                             </w:pPr>
                           </w:p>
                         </w:txbxContent>
@@ -2657,7 +3364,7 @@
           </mc:Choice>
           <mc:Fallback>
             <w:pict>
-              <v:shape w14:anchorId="0DC07DEB" id="Summary" o:spid="_x0000_s1030" type="#_x0000_t202" style="position:absolute;margin-left:266pt;margin-top:9pt;width:317.2pt;height:296.25pt;z-index:251685888;visibility:visible;mso-wrap-style:square;mso-width-percent:0;mso-height-percent:0;mso-wrap-distance-left:9pt;mso-wrap-distance-top:0;mso-wrap-distance-right:9pt;mso-wrap-distance-bottom:0;mso-position-horizontal:right;mso-position-horizontal-relative:margin;mso-position-vertical:absolute;mso-position-vertical-relative:text;mso-width-percent:0;mso-height-percent:0;mso-width-relative:margin;mso-height-relative:margin;v-text-anchor:top" o:gfxdata="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" filled="f" stroked="f" strokeweight=".5pt">
+              <v:shape w14:anchorId="40BBD141" id="_x0000_s1031" type="#_x0000_t202" style="position:absolute;margin-left:266pt;margin-top:.6pt;width:317.2pt;height:671.35pt;z-index:251704320;visibility:visible;mso-wrap-style:square;mso-width-percent:0;mso-height-percent:0;mso-wrap-distance-left:9pt;mso-wrap-distance-top:0;mso-wrap-distance-right:9pt;mso-wrap-distance-bottom:0;mso-position-horizontal:right;mso-position-horizontal-relative:margin;mso-position-vertical:absolute;mso-position-vertical-relative:text;mso-width-percent:0;mso-height-percent:0;mso-width-relative:margin;mso-height-relative:margin;v-text-anchor:top" o:gfxdata="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" filled="f" stroked="f" strokeweight=".5pt">
                 <v:textbox>
                   <w:txbxContent>
                     <w:p>
@@ -2678,7 +3385,7 @@
                           <w:sz w:val="28"/>
                           <w:szCs w:val="28"/>
                         </w:rPr>
-                        <w:t>SUMMARY</w:t>
+                        <w:t>PROJECTS</w:t>
                       </w:r>
                     </w:p>
                     <w:p>
@@ -2693,57 +3400,519 @@
                     </w:p>
                     <w:p>
                       <w:pPr>
-                        <w:jc w:val="center"/>
-                      </w:pPr>
-                      <w:r>
-                        <w:t>I am a Full</w:t>
-                      </w:r>
-                      <w:r>
+                        <w:spacing w:after="0"/>
+                        <w:jc w:val="both"/>
+                        <w:rPr>
+                          <w:b/>
+                          <w:bCs/>
+                        </w:rPr>
+                      </w:pPr>
+                      <w:r>
+                        <w:rPr>
+                          <w:b/>
+                          <w:bCs/>
+                        </w:rPr>
+                        <w:t>Payment Request Invoices</w:t>
+                      </w:r>
+                    </w:p>
+                    <w:p>
+                      <w:pPr>
+                        <w:spacing w:after="0"/>
+                        <w:jc w:val="both"/>
+                      </w:pPr>
+                      <w:r>
+                        <w:t>Home Credit, Philippines</w:t>
+                      </w:r>
+                    </w:p>
+                    <w:p>
+                      <w:pPr>
+                        <w:spacing w:after="0"/>
+                        <w:jc w:val="both"/>
+                      </w:pPr>
+                      <w:r>
+                        <w:t>Duration - 4 months (2023)</w:t>
+                      </w:r>
+                    </w:p>
+                    <w:p>
+                      <w:pPr>
+                        <w:spacing w:after="0"/>
+                        <w:jc w:val="both"/>
+                      </w:pPr>
+                    </w:p>
+                    <w:p>
+                      <w:pPr>
+                        <w:spacing w:after="0"/>
+                        <w:jc w:val="both"/>
+                        <w:rPr>
+                          <w:b/>
+                          <w:bCs/>
+                        </w:rPr>
+                      </w:pPr>
+                      <w:r>
+                        <w:rPr>
+                          <w:b/>
+                          <w:bCs/>
+                        </w:rPr>
+                        <w:t>Training Management</w:t>
+                      </w:r>
+                    </w:p>
+                    <w:p>
+                      <w:pPr>
+                        <w:spacing w:after="0"/>
+                        <w:jc w:val="both"/>
+                      </w:pPr>
+                      <w:r>
+                        <w:t>Home Credit, Indonesia</w:t>
+                      </w:r>
+                    </w:p>
+                    <w:p>
+                      <w:pPr>
+                        <w:spacing w:after="0"/>
+                        <w:jc w:val="both"/>
+                      </w:pPr>
+                      <w:r>
+                        <w:t>Duration - 4 months (2023)</w:t>
+                      </w:r>
+                    </w:p>
+                    <w:p>
+                      <w:pPr>
+                        <w:spacing w:after="0"/>
+                        <w:jc w:val="both"/>
+                        <w:rPr>
+                          <w:b/>
+                          <w:bCs/>
+                        </w:rPr>
+                      </w:pPr>
+                    </w:p>
+                    <w:p>
+                      <w:pPr>
+                        <w:spacing w:after="0"/>
+                        <w:jc w:val="both"/>
+                        <w:rPr>
+                          <w:b/>
+                          <w:bCs/>
+                        </w:rPr>
+                      </w:pPr>
+                      <w:r>
+                        <w:rPr>
+                          <w:b/>
+                          <w:bCs/>
+                        </w:rPr>
+                        <w:t>Asset Management</w:t>
+                      </w:r>
+                    </w:p>
+                    <w:p>
+                      <w:pPr>
+                        <w:spacing w:after="0"/>
+                        <w:jc w:val="both"/>
+                      </w:pPr>
+                      <w:r>
+                        <w:t>Home Credit, Kazakhstan</w:t>
+                      </w:r>
+                      <w:r>
+                        <w:tab/>
+                      </w:r>
+                    </w:p>
+                    <w:p>
+                      <w:pPr>
+                        <w:spacing w:after="0"/>
+                        <w:jc w:val="both"/>
+                      </w:pPr>
+                      <w:r>
+                        <w:t>Duration - 3 months (2024)</w:t>
+                      </w:r>
+                    </w:p>
+                    <w:p>
+                      <w:pPr>
+                        <w:spacing w:after="0"/>
+                        <w:jc w:val="both"/>
+                      </w:pPr>
+                    </w:p>
+                    <w:p>
+                      <w:pPr>
+                        <w:spacing w:after="0"/>
+                        <w:jc w:val="both"/>
+                        <w:rPr>
+                          <w:b/>
+                          <w:bCs/>
+                        </w:rPr>
+                      </w:pPr>
+                      <w:r>
+                        <w:rPr>
+                          <w:b/>
+                          <w:bCs/>
+                        </w:rPr>
+                        <w:t>Bizzi REST Integration</w:t>
+                      </w:r>
+                    </w:p>
+                    <w:p>
+                      <w:pPr>
+                        <w:spacing w:after="0"/>
+                        <w:jc w:val="both"/>
+                      </w:pPr>
+                      <w:r>
+                        <w:t>Home Credit, Vietnam</w:t>
+                      </w:r>
+                    </w:p>
+                    <w:p>
+                      <w:pPr>
+                        <w:spacing w:after="0"/>
+                        <w:jc w:val="both"/>
+                      </w:pPr>
+                      <w:r>
+                        <w:t>Duration - 4 months (2024)</w:t>
+                      </w:r>
+                    </w:p>
+                    <w:p>
+                      <w:pPr>
+                        <w:spacing w:after="0"/>
+                        <w:jc w:val="both"/>
+                        <w:rPr>
+                          <w:b/>
+                          <w:bCs/>
+                        </w:rPr>
+                      </w:pPr>
+                    </w:p>
+                    <w:p>
+                      <w:pPr>
+                        <w:spacing w:after="0"/>
+                        <w:jc w:val="both"/>
+                        <w:rPr>
+                          <w:b/>
+                          <w:bCs/>
+                        </w:rPr>
+                      </w:pPr>
+                      <w:r>
+                        <w:rPr>
+                          <w:b/>
+                          <w:bCs/>
+                        </w:rPr>
+                        <w:t>SAP Web Dynpro Migration</w:t>
+                      </w:r>
+                    </w:p>
+                    <w:p>
+                      <w:pPr>
+                        <w:spacing w:after="0"/>
+                        <w:jc w:val="both"/>
+                      </w:pPr>
+                      <w:r>
+                        <w:t>Home Credit, China</w:t>
+                      </w:r>
+                    </w:p>
+                    <w:p>
+                      <w:pPr>
+                        <w:spacing w:after="0"/>
+                        <w:jc w:val="both"/>
+                      </w:pPr>
+                      <w:r>
+                        <w:t>Duration - 1 year (2022)</w:t>
+                      </w:r>
+                    </w:p>
+                    <w:p>
+                      <w:pPr>
+                        <w:spacing w:after="0"/>
+                        <w:jc w:val="both"/>
+                        <w:rPr>
+                          <w:b/>
+                          <w:bCs/>
+                        </w:rPr>
+                      </w:pPr>
+                    </w:p>
+                    <w:p>
+                      <w:pPr>
+                        <w:spacing w:after="0"/>
+                        <w:jc w:val="both"/>
+                        <w:rPr>
+                          <w:b/>
+                          <w:bCs/>
+                        </w:rPr>
+                      </w:pPr>
+                      <w:r>
+                        <w:rPr>
+                          <w:b/>
+                          <w:bCs/>
+                        </w:rPr>
+                        <w:t>My Inbox SD,</w:t>
+                      </w:r>
+                      <w:r>
+                        <w:rPr>
+                          <w:b/>
+                          <w:bCs/>
+                        </w:rPr>
                         <w:t xml:space="preserve"> </w:t>
                       </w:r>
                       <w:r>
-                        <w:t>Stack SAP Developer. I work daily with ABAP SAPUI5 Fiori JavaScript and SAP Business Workflow. I am proficient in building of </w:t>
-                      </w:r>
+                        <w:rPr>
+                          <w:b/>
+                          <w:bCs/>
+                        </w:rPr>
+                        <w:t>PP Workflows</w:t>
+                      </w:r>
+                    </w:p>
+                    <w:p>
+                      <w:pPr>
+                        <w:spacing w:after="0"/>
+                        <w:jc w:val="both"/>
+                      </w:pPr>
+                      <w:r>
+                        <w:t>Heidelberg Materials, Germany</w:t>
+                      </w:r>
+                    </w:p>
+                    <w:p>
+                      <w:pPr>
+                        <w:spacing w:after="0"/>
+                        <w:jc w:val="both"/>
+                      </w:pPr>
+                      <w:r>
+                        <w:t>Duration - 8 months (2021-2022)</w:t>
+                      </w:r>
+                    </w:p>
+                    <w:p>
+                      <w:pPr>
+                        <w:spacing w:after="0"/>
+                        <w:jc w:val="both"/>
+                        <w:rPr>
+                          <w:b/>
+                          <w:bCs/>
+                        </w:rPr>
+                      </w:pPr>
+                    </w:p>
+                    <w:p>
+                      <w:pPr>
+                        <w:spacing w:after="0"/>
+                        <w:jc w:val="both"/>
+                        <w:rPr>
+                          <w:b/>
+                          <w:bCs/>
+                        </w:rPr>
+                      </w:pPr>
+                      <w:r>
+                        <w:rPr>
+                          <w:b/>
+                          <w:bCs/>
+                        </w:rPr>
+                        <w:t>Leave Request</w:t>
+                      </w:r>
+                    </w:p>
+                    <w:p>
+                      <w:pPr>
+                        <w:spacing w:after="0"/>
+                        <w:jc w:val="both"/>
+                      </w:pPr>
+                      <w:r>
+                        <w:t>Home Credit, China</w:t>
+                      </w:r>
+                    </w:p>
+                    <w:p>
+                      <w:pPr>
+                        <w:spacing w:after="0"/>
+                        <w:jc w:val="both"/>
+                      </w:pPr>
+                      <w:r>
+                        <w:t>Duration - 4 months (2021)</w:t>
+                      </w:r>
+                    </w:p>
+                    <w:p>
+                      <w:pPr>
+                        <w:spacing w:after="0"/>
+                        <w:jc w:val="both"/>
+                        <w:rPr>
+                          <w:b/>
+                          <w:bCs/>
+                        </w:rPr>
+                      </w:pPr>
+                    </w:p>
+                    <w:p>
+                      <w:pPr>
+                        <w:spacing w:after="0"/>
+                        <w:jc w:val="both"/>
+                        <w:rPr>
+                          <w:b/>
+                          <w:bCs/>
+                        </w:rPr>
+                      </w:pPr>
+                      <w:r>
+                        <w:rPr>
+                          <w:b/>
+                          <w:bCs/>
+                        </w:rPr>
+                        <w:t>My Travel Request V2</w:t>
+                      </w:r>
+                    </w:p>
+                    <w:p>
+                      <w:pPr>
+                        <w:spacing w:after="0"/>
+                        <w:jc w:val="both"/>
+                      </w:pPr>
+                      <w:r>
+                        <w:t>Home Credit, Philippines</w:t>
+                      </w:r>
+                    </w:p>
+                    <w:p>
+                      <w:pPr>
+                        <w:spacing w:after="0"/>
+                        <w:jc w:val="both"/>
+                      </w:pPr>
+                      <w:r>
+                        <w:t>Duration - 5 months (2020)</w:t>
+                      </w:r>
+                    </w:p>
+                    <w:p>
+                      <w:pPr>
+                        <w:spacing w:after="0"/>
+                        <w:jc w:val="both"/>
+                      </w:pPr>
+                    </w:p>
+                    <w:p>
+                      <w:pPr>
+                        <w:spacing w:after="0"/>
+                        <w:jc w:val="both"/>
+                        <w:rPr>
+                          <w:b/>
+                          <w:bCs/>
+                        </w:rPr>
+                      </w:pPr>
+                      <w:r>
+                        <w:rPr>
+                          <w:b/>
+                          <w:bCs/>
+                        </w:rPr>
+                        <w:t>USSPA Service Orders Planner</w:t>
+                      </w:r>
+                    </w:p>
+                    <w:p>
+                      <w:pPr>
+                        <w:spacing w:after="0"/>
+                        <w:jc w:val="both"/>
+                      </w:pPr>
                       <w:proofErr w:type="spellStart"/>
                       <w:r>
-                        <w:t>oData</w:t>
+                        <w:t>Versino</w:t>
                       </w:r>
                       <w:proofErr w:type="spellEnd"/>
                       <w:r>
-                        <w:t> services REST APIs CDS views and SOAP services.</w:t>
-                      </w:r>
-                    </w:p>
-                    <w:p>
-                      <w:pPr>
-                        <w:jc w:val="center"/>
-                      </w:pPr>
-                      <w:r>
-                        <w:t>Mostly I work in SAP S/4HANA environment but also have experience with older SAP ERP releases. Primarily in modules FI-CO, HR/HCM, SD, MM, and BW.</w:t>
-                      </w:r>
-                    </w:p>
-                    <w:p>
-                      <w:pPr>
-                        <w:jc w:val="center"/>
-                      </w:pPr>
-                      <w:r>
-                        <w:t>For development, I use Eclipse ADT and SAP Business Application Studio and sometimes VS Code. I am proficient in utilizing Git for source code management and team collaboration.</w:t>
-                      </w:r>
-                    </w:p>
-                    <w:p>
-                      <w:pPr>
-                        <w:jc w:val="center"/>
-                      </w:pPr>
-                      <w:r>
-                        <w:t>Apart from project development, I support business as usual—analyzing errors, fixing bugs, and designing new business solutions. I have successfully delivered multiple projects for European and Asian customers. In my projects section, I’ve highlighted the most significant ones—those where development took longer than two months.</w:t>
-                      </w:r>
-                    </w:p>
-                    <w:p>
-                      <w:pPr>
-                        <w:jc w:val="center"/>
-                        <w:rPr>
-                          <w:sz w:val="24"/>
-                          <w:szCs w:val="24"/>
-                        </w:rPr>
+                        <w:t xml:space="preserve"> CZ, </w:t>
+                      </w:r>
+                      <w:proofErr w:type="spellStart"/>
+                      <w:r>
+                        <w:t>s.r.o.</w:t>
+                      </w:r>
+                      <w:proofErr w:type="spellEnd"/>
+                      <w:r>
+                        <w:t>, Czech Republic</w:t>
+                      </w:r>
+                    </w:p>
+                    <w:p>
+                      <w:pPr>
+                        <w:spacing w:after="0"/>
+                        <w:jc w:val="both"/>
+                      </w:pPr>
+                      <w:r>
+                        <w:t>Duration - 4 months (2020)</w:t>
+                      </w:r>
+                    </w:p>
+                    <w:p>
+                      <w:pPr>
+                        <w:spacing w:after="0"/>
+                        <w:jc w:val="both"/>
+                      </w:pPr>
+                    </w:p>
+                    <w:p>
+                      <w:pPr>
+                        <w:spacing w:after="0"/>
+                        <w:jc w:val="both"/>
+                        <w:rPr>
+                          <w:b/>
+                          <w:bCs/>
+                        </w:rPr>
+                      </w:pPr>
+                      <w:r>
+                        <w:rPr>
+                          <w:b/>
+                          <w:bCs/>
+                        </w:rPr>
+                        <w:t>Trip Logbook</w:t>
+                      </w:r>
+                    </w:p>
+                    <w:p>
+                      <w:pPr>
+                        <w:spacing w:after="0"/>
+                        <w:jc w:val="both"/>
+                      </w:pPr>
+                      <w:r>
+                        <w:t xml:space="preserve">DHL Information Services </w:t>
+                      </w:r>
+                      <w:proofErr w:type="spellStart"/>
+                      <w:r>
+                        <w:t>s.r.o.</w:t>
+                      </w:r>
+                      <w:proofErr w:type="spellEnd"/>
+                      <w:r>
+                        <w:t>, Czech Republic</w:t>
+                      </w:r>
+                    </w:p>
+                    <w:p>
+                      <w:pPr>
+                        <w:spacing w:after="0"/>
+                        <w:jc w:val="both"/>
+                      </w:pPr>
+                      <w:r>
+                        <w:t>Duration - 4 months (2018)</w:t>
+                      </w:r>
+                    </w:p>
+                    <w:p>
+                      <w:pPr>
+                        <w:spacing w:after="0"/>
+                        <w:jc w:val="both"/>
+                      </w:pPr>
+                    </w:p>
+                    <w:p>
+                      <w:pPr>
+                        <w:spacing w:after="0"/>
+                        <w:jc w:val="both"/>
+                        <w:rPr>
+                          <w:b/>
+                          <w:bCs/>
+                        </w:rPr>
+                      </w:pPr>
+                      <w:r>
+                        <w:rPr>
+                          <w:b/>
+                          <w:bCs/>
+                        </w:rPr>
+                        <w:t>Company Website www.consit.cz</w:t>
+                      </w:r>
+                    </w:p>
+                    <w:p>
+                      <w:pPr>
+                        <w:spacing w:after="0"/>
+                        <w:jc w:val="both"/>
+                      </w:pPr>
+                      <w:r>
+                        <w:t xml:space="preserve">CONSIT </w:t>
+                      </w:r>
+                      <w:proofErr w:type="spellStart"/>
+                      <w:r>
+                        <w:t>s.r.o.</w:t>
+                      </w:r>
+                      <w:proofErr w:type="spellEnd"/>
+                      <w:r>
+                        <w:t>, Czech Republic</w:t>
+                      </w:r>
+                    </w:p>
+                    <w:p>
+                      <w:pPr>
+                        <w:spacing w:after="0"/>
+                        <w:jc w:val="both"/>
+                      </w:pPr>
+                      <w:r>
+                        <w:t>Duration - 4 months (2018)</w:t>
+                      </w:r>
+                    </w:p>
+                    <w:p>
+                      <w:pPr>
+                        <w:spacing w:after="0"/>
+                        <w:jc w:val="both"/>
                       </w:pPr>
                     </w:p>
                   </w:txbxContent>
@@ -2754,17 +3923,14 @@
           </mc:Fallback>
         </mc:AlternateContent>
       </w:r>
-    </w:p>
-    <w:p>
       <w:r>
         <w:rPr>
           <w:noProof/>
         </w:rPr>
-        <w:lastRenderedPageBreak/>
         <mc:AlternateContent>
           <mc:Choice Requires="wps">
             <w:drawing>
-              <wp:anchor distT="0" distB="0" distL="114300" distR="114300" simplePos="0" relativeHeight="251708416" behindDoc="0" locked="0" layoutInCell="1" allowOverlap="1" wp14:anchorId="59158B6B" wp14:editId="6B780C00">
+              <wp:anchor distT="0" distB="0" distL="114300" distR="114300" simplePos="0" relativeHeight="251708416" behindDoc="0" locked="0" layoutInCell="1" allowOverlap="1" wp14:anchorId="59158B6B" wp14:editId="3A3E0ECD">
                 <wp:simplePos x="0" y="0"/>
                 <wp:positionH relativeFrom="column">
                   <wp:posOffset>-154608</wp:posOffset>
@@ -2966,7 +4132,7 @@
           </mc:Choice>
           <mc:Fallback>
             <w:pict>
-              <v:shape w14:anchorId="59158B6B" id="Certificates" o:spid="_x0000_s1031" type="#_x0000_t202" style="position:absolute;margin-left:-12.15pt;margin-top:-13.75pt;width:158.9pt;height:142pt;z-index:251708416;visibility:visible;mso-wrap-style:square;mso-width-percent:0;mso-height-percent:0;mso-wrap-distance-left:9pt;mso-wrap-distance-top:0;mso-wrap-distance-right:9pt;mso-wrap-distance-bottom:0;mso-position-horizontal:absolute;mso-position-horizontal-relative:text;mso-position-vertical:absolute;mso-position-vertical-relative:text;mso-width-percent:0;mso-height-percent:0;mso-width-relative:margin;mso-height-relative:margin;v-text-anchor:top" o:gfxdata="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" filled="f" stroked="f" strokeweight=".5pt">
+              <v:shape w14:anchorId="59158B6B" id="Certificates" o:spid="_x0000_s1032" type="#_x0000_t202" style="position:absolute;margin-left:-12.15pt;margin-top:-13.75pt;width:158.9pt;height:142pt;z-index:251708416;visibility:visible;mso-wrap-style:square;mso-width-percent:0;mso-height-percent:0;mso-wrap-distance-left:9pt;mso-wrap-distance-top:0;mso-wrap-distance-right:9pt;mso-wrap-distance-bottom:0;mso-position-horizontal:absolute;mso-position-horizontal-relative:text;mso-position-vertical:absolute;mso-position-vertical-relative:text;mso-width-percent:0;mso-height-percent:0;mso-width-relative:margin;mso-height-relative:margin;v-text-anchor:top" o:gfxdata="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" filled="f" stroked="f" strokeweight=".5pt">
                 <v:textbox>
                   <w:txbxContent>
                     <w:p>
@@ -3119,824 +4285,6 @@
                     </w:p>
                   </w:txbxContent>
                 </v:textbox>
-              </v:shape>
-            </w:pict>
-          </mc:Fallback>
-        </mc:AlternateContent>
-      </w:r>
-      <w:r>
-        <w:rPr>
-          <w:noProof/>
-        </w:rPr>
-        <mc:AlternateContent>
-          <mc:Choice Requires="wps">
-            <w:drawing>
-              <wp:anchor distT="0" distB="0" distL="114300" distR="114300" simplePos="0" relativeHeight="251704320" behindDoc="0" locked="0" layoutInCell="1" allowOverlap="1" wp14:anchorId="40BBD141" wp14:editId="2A67FD62">
-                <wp:simplePos x="0" y="0"/>
-                <wp:positionH relativeFrom="margin">
-                  <wp:align>right</wp:align>
-                </wp:positionH>
-                <wp:positionV relativeFrom="paragraph">
-                  <wp:posOffset>7620</wp:posOffset>
-                </wp:positionV>
-                <wp:extent cx="4028440" cy="5507355"/>
-                <wp:effectExtent l="0" t="0" r="0" b="0"/>
-                <wp:wrapNone/>
-                <wp:docPr id="1918576209" name="Education"/>
-                <wp:cNvGraphicFramePr/>
-                <a:graphic xmlns:a="http://schemas.openxmlformats.org/drawingml/2006/main">
-                  <a:graphicData uri="http://schemas.microsoft.com/office/word/2010/wordprocessingShape">
-                    <wps:wsp>
-                      <wps:cNvSpPr txBox="1"/>
-                      <wps:spPr>
-                        <a:xfrm>
-                          <a:off x="0" y="0"/>
-                          <a:ext cx="4028440" cy="5507355"/>
-                        </a:xfrm>
-                        <a:prstGeom prst="rect">
-                          <a:avLst/>
-                        </a:prstGeom>
-                        <a:noFill/>
-                        <a:ln w="6350">
-                          <a:noFill/>
-                        </a:ln>
-                      </wps:spPr>
-                      <wps:txbx>
-                        <w:txbxContent>
-                          <w:p>
-                            <w:pPr>
-                              <w:spacing w:after="0"/>
-                              <w:jc w:val="center"/>
-                              <w:rPr>
-                                <w:b/>
-                                <w:bCs/>
-                                <w:sz w:val="28"/>
-                                <w:szCs w:val="28"/>
-                              </w:rPr>
-                            </w:pPr>
-                            <w:r>
-                              <w:rPr>
-                                <w:b/>
-                                <w:bCs/>
-                                <w:sz w:val="28"/>
-                                <w:szCs w:val="28"/>
-                              </w:rPr>
-                              <w:t>PROJECTS</w:t>
-                            </w:r>
-                          </w:p>
-                          <w:p>
-                            <w:pPr>
-                              <w:spacing w:after="0"/>
-                              <w:jc w:val="center"/>
-                              <w:rPr>
-                                <w:b/>
-                                <w:bCs/>
-                              </w:rPr>
-                            </w:pPr>
-                          </w:p>
-                          <w:p>
-                            <w:pPr>
-                              <w:spacing w:after="0"/>
-                              <w:jc w:val="both"/>
-                              <w:rPr>
-                                <w:b/>
-                                <w:bCs/>
-                              </w:rPr>
-                            </w:pPr>
-                            <w:r>
-                              <w:rPr>
-                                <w:b/>
-                                <w:bCs/>
-                              </w:rPr>
-                              <w:t>SAP Web Dynpro Migration</w:t>
-                            </w:r>
-                          </w:p>
-                          <w:p>
-                            <w:pPr>
-                              <w:spacing w:after="0"/>
-                              <w:jc w:val="both"/>
-                            </w:pPr>
-                            <w:r>
-                              <w:t>Home Credit, China</w:t>
-                            </w:r>
-                          </w:p>
-                          <w:p>
-                            <w:pPr>
-                              <w:spacing w:after="0"/>
-                              <w:jc w:val="both"/>
-                            </w:pPr>
-                            <w:r>
-                              <w:t>Duration - 1 year (2022)</w:t>
-                            </w:r>
-                          </w:p>
-                          <w:p>
-                            <w:pPr>
-                              <w:spacing w:after="0"/>
-                              <w:jc w:val="both"/>
-                              <w:rPr>
-                                <w:b/>
-                                <w:bCs/>
-                              </w:rPr>
-                            </w:pPr>
-                          </w:p>
-                          <w:p>
-                            <w:pPr>
-                              <w:spacing w:after="0"/>
-                              <w:jc w:val="both"/>
-                              <w:rPr>
-                                <w:b/>
-                                <w:bCs/>
-                              </w:rPr>
-                            </w:pPr>
-                            <w:r>
-                              <w:rPr>
-                                <w:b/>
-                                <w:bCs/>
-                              </w:rPr>
-                              <w:t>My Inbox SD,</w:t>
-                            </w:r>
-                            <w:r>
-                              <w:rPr>
-                                <w:b/>
-                                <w:bCs/>
-                              </w:rPr>
-                              <w:t xml:space="preserve"> </w:t>
-                            </w:r>
-                            <w:r>
-                              <w:rPr>
-                                <w:b/>
-                                <w:bCs/>
-                              </w:rPr>
-                              <w:t>PP Workflows</w:t>
-                            </w:r>
-                          </w:p>
-                          <w:p>
-                            <w:pPr>
-                              <w:spacing w:after="0"/>
-                              <w:jc w:val="both"/>
-                            </w:pPr>
-                            <w:r>
-                              <w:t>Heidelberg Materials, Germany</w:t>
-                            </w:r>
-                          </w:p>
-                          <w:p>
-                            <w:pPr>
-                              <w:spacing w:after="0"/>
-                              <w:jc w:val="both"/>
-                            </w:pPr>
-                            <w:r>
-                              <w:t>Duration - 8 months (2021-2022)</w:t>
-                            </w:r>
-                          </w:p>
-                          <w:p>
-                            <w:pPr>
-                              <w:spacing w:after="0"/>
-                              <w:jc w:val="both"/>
-                              <w:rPr>
-                                <w:b/>
-                                <w:bCs/>
-                              </w:rPr>
-                            </w:pPr>
-                          </w:p>
-                          <w:p>
-                            <w:pPr>
-                              <w:spacing w:after="0"/>
-                              <w:jc w:val="both"/>
-                              <w:rPr>
-                                <w:b/>
-                                <w:bCs/>
-                              </w:rPr>
-                            </w:pPr>
-                            <w:r>
-                              <w:rPr>
-                                <w:b/>
-                                <w:bCs/>
-                              </w:rPr>
-                              <w:t>Leave Request</w:t>
-                            </w:r>
-                          </w:p>
-                          <w:p>
-                            <w:pPr>
-                              <w:spacing w:after="0"/>
-                              <w:jc w:val="both"/>
-                            </w:pPr>
-                            <w:r>
-                              <w:t>Home Credit, China</w:t>
-                            </w:r>
-                          </w:p>
-                          <w:p>
-                            <w:pPr>
-                              <w:spacing w:after="0"/>
-                              <w:jc w:val="both"/>
-                            </w:pPr>
-                            <w:r>
-                              <w:t>Duration - 4 months (2021)</w:t>
-                            </w:r>
-                          </w:p>
-                          <w:p>
-                            <w:pPr>
-                              <w:spacing w:after="0"/>
-                              <w:jc w:val="both"/>
-                              <w:rPr>
-                                <w:b/>
-                                <w:bCs/>
-                              </w:rPr>
-                            </w:pPr>
-                          </w:p>
-                          <w:p>
-                            <w:pPr>
-                              <w:spacing w:after="0"/>
-                              <w:jc w:val="both"/>
-                              <w:rPr>
-                                <w:b/>
-                                <w:bCs/>
-                              </w:rPr>
-                            </w:pPr>
-                            <w:r>
-                              <w:rPr>
-                                <w:b/>
-                                <w:bCs/>
-                              </w:rPr>
-                              <w:t>My Travel Request V2</w:t>
-                            </w:r>
-                          </w:p>
-                          <w:p>
-                            <w:pPr>
-                              <w:spacing w:after="0"/>
-                              <w:jc w:val="both"/>
-                            </w:pPr>
-                            <w:r>
-                              <w:t>Home Credit, Philippines</w:t>
-                            </w:r>
-                          </w:p>
-                          <w:p>
-                            <w:pPr>
-                              <w:spacing w:after="0"/>
-                              <w:jc w:val="both"/>
-                            </w:pPr>
-                            <w:r>
-                              <w:t>Duration - 5 months (2020)</w:t>
-                            </w:r>
-                          </w:p>
-                          <w:p>
-                            <w:pPr>
-                              <w:spacing w:after="0"/>
-                              <w:jc w:val="both"/>
-                            </w:pPr>
-                          </w:p>
-                          <w:p>
-                            <w:pPr>
-                              <w:spacing w:after="0"/>
-                              <w:jc w:val="both"/>
-                              <w:rPr>
-                                <w:b/>
-                                <w:bCs/>
-                              </w:rPr>
-                            </w:pPr>
-                            <w:r>
-                              <w:rPr>
-                                <w:b/>
-                                <w:bCs/>
-                              </w:rPr>
-                              <w:t>USSPA Service Orders Planner</w:t>
-                            </w:r>
-                          </w:p>
-                          <w:p>
-                            <w:pPr>
-                              <w:spacing w:after="0"/>
-                              <w:jc w:val="both"/>
-                            </w:pPr>
-                            <w:proofErr w:type="spellStart"/>
-                            <w:r>
-                              <w:t>Versino</w:t>
-                            </w:r>
-                            <w:proofErr w:type="spellEnd"/>
-                            <w:r>
-                              <w:t xml:space="preserve"> CZ, </w:t>
-                            </w:r>
-                            <w:proofErr w:type="spellStart"/>
-                            <w:r>
-                              <w:t>s.r.o.</w:t>
-                            </w:r>
-                            <w:proofErr w:type="spellEnd"/>
-                            <w:r>
-                              <w:t>, Czech Republic</w:t>
-                            </w:r>
-                          </w:p>
-                          <w:p>
-                            <w:pPr>
-                              <w:spacing w:after="0"/>
-                              <w:jc w:val="both"/>
-                            </w:pPr>
-                            <w:r>
-                              <w:t>Duration - 4 months (2020)</w:t>
-                            </w:r>
-                          </w:p>
-                          <w:p>
-                            <w:pPr>
-                              <w:spacing w:after="0"/>
-                              <w:jc w:val="both"/>
-                            </w:pPr>
-                          </w:p>
-                          <w:p>
-                            <w:pPr>
-                              <w:spacing w:after="0"/>
-                              <w:jc w:val="both"/>
-                              <w:rPr>
-                                <w:b/>
-                                <w:bCs/>
-                              </w:rPr>
-                            </w:pPr>
-                            <w:r>
-                              <w:rPr>
-                                <w:b/>
-                                <w:bCs/>
-                              </w:rPr>
-                              <w:t>Trip Logbook</w:t>
-                            </w:r>
-                          </w:p>
-                          <w:p>
-                            <w:pPr>
-                              <w:spacing w:after="0"/>
-                              <w:jc w:val="both"/>
-                            </w:pPr>
-                            <w:r>
-                              <w:t xml:space="preserve">DHL Information Services </w:t>
-                            </w:r>
-                            <w:proofErr w:type="spellStart"/>
-                            <w:r>
-                              <w:t>s.r.o.</w:t>
-                            </w:r>
-                            <w:proofErr w:type="spellEnd"/>
-                            <w:r>
-                              <w:t>, Czech Republic</w:t>
-                            </w:r>
-                          </w:p>
-                          <w:p>
-                            <w:pPr>
-                              <w:spacing w:after="0"/>
-                              <w:jc w:val="both"/>
-                            </w:pPr>
-                            <w:r>
-                              <w:t>Duration - 4 months (2018)</w:t>
-                            </w:r>
-                          </w:p>
-                          <w:p>
-                            <w:pPr>
-                              <w:spacing w:after="0"/>
-                              <w:jc w:val="both"/>
-                            </w:pPr>
-                          </w:p>
-                          <w:p>
-                            <w:pPr>
-                              <w:spacing w:after="0"/>
-                              <w:jc w:val="both"/>
-                              <w:rPr>
-                                <w:b/>
-                                <w:bCs/>
-                              </w:rPr>
-                            </w:pPr>
-                            <w:r>
-                              <w:rPr>
-                                <w:b/>
-                                <w:bCs/>
-                              </w:rPr>
-                              <w:t>Company Website www.consit.cz</w:t>
-                            </w:r>
-                          </w:p>
-                          <w:p>
-                            <w:pPr>
-                              <w:spacing w:after="0"/>
-                              <w:jc w:val="both"/>
-                            </w:pPr>
-                            <w:r>
-                              <w:t xml:space="preserve">CONSIT </w:t>
-                            </w:r>
-                            <w:proofErr w:type="spellStart"/>
-                            <w:r>
-                              <w:t>s.r.o.</w:t>
-                            </w:r>
-                            <w:proofErr w:type="spellEnd"/>
-                            <w:r>
-                              <w:t>, Czech Republic</w:t>
-                            </w:r>
-                          </w:p>
-                          <w:p>
-                            <w:pPr>
-                              <w:spacing w:after="0"/>
-                              <w:jc w:val="both"/>
-                            </w:pPr>
-                            <w:r>
-                              <w:t>Duration - 4 months (2018)</w:t>
-                            </w:r>
-                          </w:p>
-                          <w:p>
-                            <w:pPr>
-                              <w:spacing w:after="0"/>
-                              <w:jc w:val="both"/>
-                            </w:pPr>
-                          </w:p>
-                        </w:txbxContent>
-                      </wps:txbx>
-                      <wps:bodyPr rot="0" spcFirstLastPara="0" vertOverflow="overflow" horzOverflow="overflow" vert="horz" wrap="square" lIns="91440" tIns="45720" rIns="91440" bIns="45720" numCol="1" spcCol="0" rtlCol="0" fromWordArt="0" anchor="t" anchorCtr="0" forceAA="0" compatLnSpc="1">
-                        <a:prstTxWarp prst="textNoShape">
-                          <a:avLst/>
-                        </a:prstTxWarp>
-                        <a:noAutofit/>
-                      </wps:bodyPr>
-                    </wps:wsp>
-                  </a:graphicData>
-                </a:graphic>
-                <wp14:sizeRelH relativeFrom="margin">
-                  <wp14:pctWidth>0</wp14:pctWidth>
-                </wp14:sizeRelH>
-                <wp14:sizeRelV relativeFrom="margin">
-                  <wp14:pctHeight>0</wp14:pctHeight>
-                </wp14:sizeRelV>
-              </wp:anchor>
-            </w:drawing>
-          </mc:Choice>
-          <mc:Fallback>
-            <w:pict>
-              <v:shape w14:anchorId="40BBD141" id="_x0000_s1032" type="#_x0000_t202" style="position:absolute;margin-left:266pt;margin-top:.6pt;width:317.2pt;height:433.65pt;z-index:251704320;visibility:visible;mso-wrap-style:square;mso-width-percent:0;mso-height-percent:0;mso-wrap-distance-left:9pt;mso-wrap-distance-top:0;mso-wrap-distance-right:9pt;mso-wrap-distance-bottom:0;mso-position-horizontal:right;mso-position-horizontal-relative:margin;mso-position-vertical:absolute;mso-position-vertical-relative:text;mso-width-percent:0;mso-height-percent:0;mso-width-relative:margin;mso-height-relative:margin;v-text-anchor:top" o:gfxdata="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" filled="f" stroked="f" strokeweight=".5pt">
-                <v:textbox>
-                  <w:txbxContent>
-                    <w:p>
-                      <w:pPr>
-                        <w:spacing w:after="0"/>
-                        <w:jc w:val="center"/>
-                        <w:rPr>
-                          <w:b/>
-                          <w:bCs/>
-                          <w:sz w:val="28"/>
-                          <w:szCs w:val="28"/>
-                        </w:rPr>
-                      </w:pPr>
-                      <w:r>
-                        <w:rPr>
-                          <w:b/>
-                          <w:bCs/>
-                          <w:sz w:val="28"/>
-                          <w:szCs w:val="28"/>
-                        </w:rPr>
-                        <w:t>PROJECTS</w:t>
-                      </w:r>
-                    </w:p>
-                    <w:p>
-                      <w:pPr>
-                        <w:spacing w:after="0"/>
-                        <w:jc w:val="center"/>
-                        <w:rPr>
-                          <w:b/>
-                          <w:bCs/>
-                        </w:rPr>
-                      </w:pPr>
-                    </w:p>
-                    <w:p>
-                      <w:pPr>
-                        <w:spacing w:after="0"/>
-                        <w:jc w:val="both"/>
-                        <w:rPr>
-                          <w:b/>
-                          <w:bCs/>
-                        </w:rPr>
-                      </w:pPr>
-                      <w:r>
-                        <w:rPr>
-                          <w:b/>
-                          <w:bCs/>
-                        </w:rPr>
-                        <w:t>SAP Web Dynpro Migration</w:t>
-                      </w:r>
-                    </w:p>
-                    <w:p>
-                      <w:pPr>
-                        <w:spacing w:after="0"/>
-                        <w:jc w:val="both"/>
-                      </w:pPr>
-                      <w:r>
-                        <w:t>Home Credit, China</w:t>
-                      </w:r>
-                    </w:p>
-                    <w:p>
-                      <w:pPr>
-                        <w:spacing w:after="0"/>
-                        <w:jc w:val="both"/>
-                      </w:pPr>
-                      <w:r>
-                        <w:t>Duration - 1 year (2022)</w:t>
-                      </w:r>
-                    </w:p>
-                    <w:p>
-                      <w:pPr>
-                        <w:spacing w:after="0"/>
-                        <w:jc w:val="both"/>
-                        <w:rPr>
-                          <w:b/>
-                          <w:bCs/>
-                        </w:rPr>
-                      </w:pPr>
-                    </w:p>
-                    <w:p>
-                      <w:pPr>
-                        <w:spacing w:after="0"/>
-                        <w:jc w:val="both"/>
-                        <w:rPr>
-                          <w:b/>
-                          <w:bCs/>
-                        </w:rPr>
-                      </w:pPr>
-                      <w:r>
-                        <w:rPr>
-                          <w:b/>
-                          <w:bCs/>
-                        </w:rPr>
-                        <w:t>My Inbox SD,</w:t>
-                      </w:r>
-                      <w:r>
-                        <w:rPr>
-                          <w:b/>
-                          <w:bCs/>
-                        </w:rPr>
-                        <w:t xml:space="preserve"> </w:t>
-                      </w:r>
-                      <w:r>
-                        <w:rPr>
-                          <w:b/>
-                          <w:bCs/>
-                        </w:rPr>
-                        <w:t>PP Workflows</w:t>
-                      </w:r>
-                    </w:p>
-                    <w:p>
-                      <w:pPr>
-                        <w:spacing w:after="0"/>
-                        <w:jc w:val="both"/>
-                      </w:pPr>
-                      <w:r>
-                        <w:t>Heidelberg Materials, Germany</w:t>
-                      </w:r>
-                    </w:p>
-                    <w:p>
-                      <w:pPr>
-                        <w:spacing w:after="0"/>
-                        <w:jc w:val="both"/>
-                      </w:pPr>
-                      <w:r>
-                        <w:t>Duration - 8 months (2021-2022)</w:t>
-                      </w:r>
-                    </w:p>
-                    <w:p>
-                      <w:pPr>
-                        <w:spacing w:after="0"/>
-                        <w:jc w:val="both"/>
-                        <w:rPr>
-                          <w:b/>
-                          <w:bCs/>
-                        </w:rPr>
-                      </w:pPr>
-                    </w:p>
-                    <w:p>
-                      <w:pPr>
-                        <w:spacing w:after="0"/>
-                        <w:jc w:val="both"/>
-                        <w:rPr>
-                          <w:b/>
-                          <w:bCs/>
-                        </w:rPr>
-                      </w:pPr>
-                      <w:r>
-                        <w:rPr>
-                          <w:b/>
-                          <w:bCs/>
-                        </w:rPr>
-                        <w:t>Leave Request</w:t>
-                      </w:r>
-                    </w:p>
-                    <w:p>
-                      <w:pPr>
-                        <w:spacing w:after="0"/>
-                        <w:jc w:val="both"/>
-                      </w:pPr>
-                      <w:r>
-                        <w:t>Home Credit, China</w:t>
-                      </w:r>
-                    </w:p>
-                    <w:p>
-                      <w:pPr>
-                        <w:spacing w:after="0"/>
-                        <w:jc w:val="both"/>
-                      </w:pPr>
-                      <w:r>
-                        <w:t>Duration - 4 months (2021)</w:t>
-                      </w:r>
-                    </w:p>
-                    <w:p>
-                      <w:pPr>
-                        <w:spacing w:after="0"/>
-                        <w:jc w:val="both"/>
-                        <w:rPr>
-                          <w:b/>
-                          <w:bCs/>
-                        </w:rPr>
-                      </w:pPr>
-                    </w:p>
-                    <w:p>
-                      <w:pPr>
-                        <w:spacing w:after="0"/>
-                        <w:jc w:val="both"/>
-                        <w:rPr>
-                          <w:b/>
-                          <w:bCs/>
-                        </w:rPr>
-                      </w:pPr>
-                      <w:r>
-                        <w:rPr>
-                          <w:b/>
-                          <w:bCs/>
-                        </w:rPr>
-                        <w:t>My Travel Request V2</w:t>
-                      </w:r>
-                    </w:p>
-                    <w:p>
-                      <w:pPr>
-                        <w:spacing w:after="0"/>
-                        <w:jc w:val="both"/>
-                      </w:pPr>
-                      <w:r>
-                        <w:t>Home Credit, Philippines</w:t>
-                      </w:r>
-                    </w:p>
-                    <w:p>
-                      <w:pPr>
-                        <w:spacing w:after="0"/>
-                        <w:jc w:val="both"/>
-                      </w:pPr>
-                      <w:r>
-                        <w:t>Duration - 5 months (2020)</w:t>
-                      </w:r>
-                    </w:p>
-                    <w:p>
-                      <w:pPr>
-                        <w:spacing w:after="0"/>
-                        <w:jc w:val="both"/>
-                      </w:pPr>
-                    </w:p>
-                    <w:p>
-                      <w:pPr>
-                        <w:spacing w:after="0"/>
-                        <w:jc w:val="both"/>
-                        <w:rPr>
-                          <w:b/>
-                          <w:bCs/>
-                        </w:rPr>
-                      </w:pPr>
-                      <w:r>
-                        <w:rPr>
-                          <w:b/>
-                          <w:bCs/>
-                        </w:rPr>
-                        <w:t>USSPA Service Orders Planner</w:t>
-                      </w:r>
-                    </w:p>
-                    <w:p>
-                      <w:pPr>
-                        <w:spacing w:after="0"/>
-                        <w:jc w:val="both"/>
-                      </w:pPr>
-                      <w:proofErr w:type="spellStart"/>
-                      <w:r>
-                        <w:t>Versino</w:t>
-                      </w:r>
-                      <w:proofErr w:type="spellEnd"/>
-                      <w:r>
-                        <w:t xml:space="preserve"> CZ, </w:t>
-                      </w:r>
-                      <w:proofErr w:type="spellStart"/>
-                      <w:r>
-                        <w:t>s.r.o.</w:t>
-                      </w:r>
-                      <w:proofErr w:type="spellEnd"/>
-                      <w:r>
-                        <w:t>, Czech Republic</w:t>
-                      </w:r>
-                    </w:p>
-                    <w:p>
-                      <w:pPr>
-                        <w:spacing w:after="0"/>
-                        <w:jc w:val="both"/>
-                      </w:pPr>
-                      <w:r>
-                        <w:t>Duration - 4 months (2020)</w:t>
-                      </w:r>
-                    </w:p>
-                    <w:p>
-                      <w:pPr>
-                        <w:spacing w:after="0"/>
-                        <w:jc w:val="both"/>
-                      </w:pPr>
-                    </w:p>
-                    <w:p>
-                      <w:pPr>
-                        <w:spacing w:after="0"/>
-                        <w:jc w:val="both"/>
-                        <w:rPr>
-                          <w:b/>
-                          <w:bCs/>
-                        </w:rPr>
-                      </w:pPr>
-                      <w:r>
-                        <w:rPr>
-                          <w:b/>
-                          <w:bCs/>
-                        </w:rPr>
-                        <w:t>Trip Logbook</w:t>
-                      </w:r>
-                    </w:p>
-                    <w:p>
-                      <w:pPr>
-                        <w:spacing w:after="0"/>
-                        <w:jc w:val="both"/>
-                      </w:pPr>
-                      <w:r>
-                        <w:t xml:space="preserve">DHL Information Services </w:t>
-                      </w:r>
-                      <w:proofErr w:type="spellStart"/>
-                      <w:r>
-                        <w:t>s.r.o.</w:t>
-                      </w:r>
-                      <w:proofErr w:type="spellEnd"/>
-                      <w:r>
-                        <w:t>, Czech Republic</w:t>
-                      </w:r>
-                    </w:p>
-                    <w:p>
-                      <w:pPr>
-                        <w:spacing w:after="0"/>
-                        <w:jc w:val="both"/>
-                      </w:pPr>
-                      <w:r>
-                        <w:t>Duration - 4 months (2018)</w:t>
-                      </w:r>
-                    </w:p>
-                    <w:p>
-                      <w:pPr>
-                        <w:spacing w:after="0"/>
-                        <w:jc w:val="both"/>
-                      </w:pPr>
-                    </w:p>
-                    <w:p>
-                      <w:pPr>
-                        <w:spacing w:after="0"/>
-                        <w:jc w:val="both"/>
-                        <w:rPr>
-                          <w:b/>
-                          <w:bCs/>
-                        </w:rPr>
-                      </w:pPr>
-                      <w:r>
-                        <w:rPr>
-                          <w:b/>
-                          <w:bCs/>
-                        </w:rPr>
-                        <w:t>Company Website www.consit.cz</w:t>
-                      </w:r>
-                    </w:p>
-                    <w:p>
-                      <w:pPr>
-                        <w:spacing w:after="0"/>
-                        <w:jc w:val="both"/>
-                      </w:pPr>
-                      <w:r>
-                        <w:t xml:space="preserve">CONSIT </w:t>
-                      </w:r>
-                      <w:proofErr w:type="spellStart"/>
-                      <w:r>
-                        <w:t>s.r.o.</w:t>
-                      </w:r>
-                      <w:proofErr w:type="spellEnd"/>
-                      <w:r>
-                        <w:t>, Czech Republic</w:t>
-                      </w:r>
-                    </w:p>
-                    <w:p>
-                      <w:pPr>
-                        <w:spacing w:after="0"/>
-                        <w:jc w:val="both"/>
-                      </w:pPr>
-                      <w:r>
-                        <w:t>Duration - 4 months (2018)</w:t>
-                      </w:r>
-                    </w:p>
-                    <w:p>
-                      <w:pPr>
-                        <w:spacing w:after="0"/>
-                        <w:jc w:val="both"/>
-                      </w:pPr>
-                    </w:p>
-                  </w:txbxContent>
-                </v:textbox>
-                <w10:wrap anchorx="margin"/>
               </v:shape>
             </w:pict>
           </mc:Fallback>
@@ -4024,7 +4372,7 @@
         <mc:AlternateContent>
           <mc:Choice Requires="wps">
             <w:drawing>
-              <wp:anchor distT="0" distB="0" distL="114300" distR="114300" simplePos="0" relativeHeight="251710464" behindDoc="0" locked="0" layoutInCell="1" allowOverlap="1" wp14:anchorId="7830976D" wp14:editId="7C6DC5B6">
+              <wp:anchor distT="0" distB="0" distL="114300" distR="114300" simplePos="0" relativeHeight="251710464" behindDoc="0" locked="0" layoutInCell="1" allowOverlap="1" wp14:anchorId="7830976D" wp14:editId="54EBD917">
                 <wp:simplePos x="0" y="0"/>
                 <wp:positionH relativeFrom="column">
                   <wp:posOffset>-179874</wp:posOffset>
@@ -4347,450 +4695,6 @@
         </mc:AlternateContent>
       </w:r>
       <w:r>
-        <w:rPr>
-          <w:noProof/>
-        </w:rPr>
-        <mc:AlternateContent>
-          <mc:Choice Requires="wps">
-            <w:drawing>
-              <wp:anchor distT="0" distB="0" distL="114300" distR="114300" simplePos="0" relativeHeight="251706368" behindDoc="0" locked="0" layoutInCell="1" allowOverlap="1" wp14:anchorId="6981D095" wp14:editId="270408E2">
-                <wp:simplePos x="0" y="0"/>
-                <wp:positionH relativeFrom="margin">
-                  <wp:align>right</wp:align>
-                </wp:positionH>
-                <wp:positionV relativeFrom="paragraph">
-                  <wp:posOffset>5343787</wp:posOffset>
-                </wp:positionV>
-                <wp:extent cx="4028440" cy="4110606"/>
-                <wp:effectExtent l="0" t="0" r="0" b="4445"/>
-                <wp:wrapNone/>
-                <wp:docPr id="4646296" name="Education"/>
-                <wp:cNvGraphicFramePr/>
-                <a:graphic xmlns:a="http://schemas.openxmlformats.org/drawingml/2006/main">
-                  <a:graphicData uri="http://schemas.microsoft.com/office/word/2010/wordprocessingShape">
-                    <wps:wsp>
-                      <wps:cNvSpPr txBox="1"/>
-                      <wps:spPr>
-                        <a:xfrm>
-                          <a:off x="0" y="0"/>
-                          <a:ext cx="4028440" cy="4110606"/>
-                        </a:xfrm>
-                        <a:prstGeom prst="rect">
-                          <a:avLst/>
-                        </a:prstGeom>
-                        <a:noFill/>
-                        <a:ln w="6350">
-                          <a:noFill/>
-                        </a:ln>
-                      </wps:spPr>
-                      <wps:txbx>
-                        <w:txbxContent>
-                          <w:p>
-                            <w:pPr>
-                              <w:spacing w:after="0"/>
-                              <w:jc w:val="center"/>
-                              <w:rPr>
-                                <w:b/>
-                                <w:bCs/>
-                                <w:sz w:val="28"/>
-                                <w:szCs w:val="28"/>
-                              </w:rPr>
-                            </w:pPr>
-                            <w:r>
-                              <w:rPr>
-                                <w:b/>
-                                <w:bCs/>
-                                <w:sz w:val="28"/>
-                                <w:szCs w:val="28"/>
-                              </w:rPr>
-                              <w:t>EXPERIENCE</w:t>
-                            </w:r>
-                          </w:p>
-                          <w:p>
-                            <w:pPr>
-                              <w:spacing w:after="0"/>
-                              <w:jc w:val="center"/>
-                              <w:rPr>
-                                <w:b/>
-                                <w:bCs/>
-                              </w:rPr>
-                            </w:pPr>
-                          </w:p>
-                          <w:p>
-                            <w:pPr>
-                              <w:spacing w:after="0"/>
-                              <w:jc w:val="both"/>
-                              <w:rPr>
-                                <w:b/>
-                                <w:bCs/>
-                                <w:sz w:val="24"/>
-                                <w:szCs w:val="24"/>
-                              </w:rPr>
-                            </w:pPr>
-                            <w:proofErr w:type="spellStart"/>
-                            <w:r>
-                              <w:rPr>
-                                <w:b/>
-                                <w:bCs/>
-                                <w:sz w:val="24"/>
-                                <w:szCs w:val="24"/>
-                              </w:rPr>
-                              <w:t>EmbedIT</w:t>
-                            </w:r>
-                            <w:proofErr w:type="spellEnd"/>
-                            <w:r>
-                              <w:rPr>
-                                <w:b/>
-                                <w:bCs/>
-                                <w:sz w:val="24"/>
-                                <w:szCs w:val="24"/>
-                              </w:rPr>
-                              <w:t xml:space="preserve"> </w:t>
-                            </w:r>
-                            <w:proofErr w:type="spellStart"/>
-                            <w:r>
-                              <w:rPr>
-                                <w:b/>
-                                <w:bCs/>
-                                <w:sz w:val="24"/>
-                                <w:szCs w:val="24"/>
-                              </w:rPr>
-                              <w:t>s.r.o.</w:t>
-                            </w:r>
-                            <w:proofErr w:type="spellEnd"/>
-                            <w:r>
-                              <w:rPr>
-                                <w:b/>
-                                <w:bCs/>
-                                <w:sz w:val="24"/>
-                                <w:szCs w:val="24"/>
-                              </w:rPr>
-                              <w:t>, Czech Republic</w:t>
-                            </w:r>
-                          </w:p>
-                          <w:p>
-                            <w:pPr>
-                              <w:spacing w:after="0"/>
-                              <w:jc w:val="both"/>
-                            </w:pPr>
-                            <w:r>
-                              <w:t>Senior SAP Software Engineer</w:t>
-                            </w:r>
-                            <w:r>
-                              <w:tab/>
-                            </w:r>
-                            <w:r>
-                              <w:tab/>
-                              <w:t xml:space="preserve">      </w:t>
-                            </w:r>
-                            <w:r>
-                              <w:t>February 2019 - Present</w:t>
-                            </w:r>
-                          </w:p>
-                          <w:p>
-                            <w:pPr>
-                              <w:spacing w:after="0"/>
-                              <w:jc w:val="both"/>
-                            </w:pPr>
-                          </w:p>
-                          <w:p>
-                            <w:pPr>
-                              <w:jc w:val="both"/>
-                            </w:pPr>
-                            <w:r>
-                              <w:t>As an SAP software engineer, I design and develop business solutions for end customers. My largest projects have included development in ABAP, SAPUI5, and SAP Business Workflow. Apart from working on projects, I support business-as-usual operations by analyzing issues, extending core solutions, and implementing enhancements.</w:t>
-                            </w:r>
-                          </w:p>
-                          <w:p>
-                            <w:pPr>
-                              <w:spacing w:after="0"/>
-                              <w:jc w:val="both"/>
-                              <w:rPr>
-                                <w:b/>
-                                <w:bCs/>
-                                <w:sz w:val="24"/>
-                                <w:szCs w:val="24"/>
-                              </w:rPr>
-                            </w:pPr>
-                            <w:r>
-                              <w:rPr>
-                                <w:b/>
-                                <w:bCs/>
-                                <w:sz w:val="24"/>
-                                <w:szCs w:val="24"/>
-                              </w:rPr>
-                              <w:t>Heidelberg Materials, Germany</w:t>
-                            </w:r>
-                          </w:p>
-                          <w:p>
-                            <w:pPr>
-                              <w:spacing w:after="0"/>
-                              <w:jc w:val="both"/>
-                            </w:pPr>
-                            <w:r>
-                              <w:t>Senior SAP Software Engineer</w:t>
-                            </w:r>
-                            <w:r>
-                              <w:tab/>
-                            </w:r>
-                            <w:r>
-                              <w:tab/>
-                              <w:t xml:space="preserve">   September</w:t>
-                            </w:r>
-                            <w:r>
-                              <w:t xml:space="preserve"> 20</w:t>
-                            </w:r>
-                            <w:r>
-                              <w:t>21</w:t>
-                            </w:r>
-                            <w:r>
-                              <w:t xml:space="preserve"> - Present</w:t>
-                            </w:r>
-                          </w:p>
-                          <w:p>
-                            <w:pPr>
-                              <w:spacing w:after="0"/>
-                              <w:jc w:val="both"/>
-                            </w:pPr>
-                          </w:p>
-                          <w:p>
-                            <w:pPr>
-                              <w:jc w:val="both"/>
-                            </w:pPr>
-                            <w:r>
-                              <w:t>I deliver software solutions for a German customer, primarily in the areas of SAP Business Workflow, custom ABAP business logic, and Fiori application development. I participated in the transformation from the old ERP system to S4 HANA. Apart from developing new solutions, I support my projects, extend solutions, and analyze issues.</w:t>
-                            </w:r>
-                          </w:p>
-                          <w:p>
-                            <w:pPr>
-                              <w:jc w:val="both"/>
-                            </w:pPr>
-                          </w:p>
-                          <w:p>
-                            <w:pPr>
-                              <w:jc w:val="both"/>
-                            </w:pPr>
-                          </w:p>
-                        </w:txbxContent>
-                      </wps:txbx>
-                      <wps:bodyPr rot="0" spcFirstLastPara="0" vertOverflow="overflow" horzOverflow="overflow" vert="horz" wrap="square" lIns="91440" tIns="45720" rIns="91440" bIns="45720" numCol="1" spcCol="0" rtlCol="0" fromWordArt="0" anchor="t" anchorCtr="0" forceAA="0" compatLnSpc="1">
-                        <a:prstTxWarp prst="textNoShape">
-                          <a:avLst/>
-                        </a:prstTxWarp>
-                        <a:noAutofit/>
-                      </wps:bodyPr>
-                    </wps:wsp>
-                  </a:graphicData>
-                </a:graphic>
-                <wp14:sizeRelH relativeFrom="margin">
-                  <wp14:pctWidth>0</wp14:pctWidth>
-                </wp14:sizeRelH>
-                <wp14:sizeRelV relativeFrom="margin">
-                  <wp14:pctHeight>0</wp14:pctHeight>
-                </wp14:sizeRelV>
-              </wp:anchor>
-            </w:drawing>
-          </mc:Choice>
-          <mc:Fallback>
-            <w:pict>
-              <v:shape w14:anchorId="6981D095" id="_x0000_s1034" type="#_x0000_t202" style="position:absolute;margin-left:266pt;margin-top:420.75pt;width:317.2pt;height:323.65pt;z-index:251706368;visibility:visible;mso-wrap-style:square;mso-width-percent:0;mso-height-percent:0;mso-wrap-distance-left:9pt;mso-wrap-distance-top:0;mso-wrap-distance-right:9pt;mso-wrap-distance-bottom:0;mso-position-horizontal:right;mso-position-horizontal-relative:margin;mso-position-vertical:absolute;mso-position-vertical-relative:text;mso-width-percent:0;mso-height-percent:0;mso-width-relative:margin;mso-height-relative:margin;v-text-anchor:top" o:gfxdata="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" filled="f" stroked="f" strokeweight=".5pt">
-                <v:textbox>
-                  <w:txbxContent>
-                    <w:p>
-                      <w:pPr>
-                        <w:spacing w:after="0"/>
-                        <w:jc w:val="center"/>
-                        <w:rPr>
-                          <w:b/>
-                          <w:bCs/>
-                          <w:sz w:val="28"/>
-                          <w:szCs w:val="28"/>
-                        </w:rPr>
-                      </w:pPr>
-                      <w:r>
-                        <w:rPr>
-                          <w:b/>
-                          <w:bCs/>
-                          <w:sz w:val="28"/>
-                          <w:szCs w:val="28"/>
-                        </w:rPr>
-                        <w:t>EXPERIENCE</w:t>
-                      </w:r>
-                    </w:p>
-                    <w:p>
-                      <w:pPr>
-                        <w:spacing w:after="0"/>
-                        <w:jc w:val="center"/>
-                        <w:rPr>
-                          <w:b/>
-                          <w:bCs/>
-                        </w:rPr>
-                      </w:pPr>
-                    </w:p>
-                    <w:p>
-                      <w:pPr>
-                        <w:spacing w:after="0"/>
-                        <w:jc w:val="both"/>
-                        <w:rPr>
-                          <w:b/>
-                          <w:bCs/>
-                          <w:sz w:val="24"/>
-                          <w:szCs w:val="24"/>
-                        </w:rPr>
-                      </w:pPr>
-                      <w:proofErr w:type="spellStart"/>
-                      <w:r>
-                        <w:rPr>
-                          <w:b/>
-                          <w:bCs/>
-                          <w:sz w:val="24"/>
-                          <w:szCs w:val="24"/>
-                        </w:rPr>
-                        <w:t>EmbedIT</w:t>
-                      </w:r>
-                      <w:proofErr w:type="spellEnd"/>
-                      <w:r>
-                        <w:rPr>
-                          <w:b/>
-                          <w:bCs/>
-                          <w:sz w:val="24"/>
-                          <w:szCs w:val="24"/>
-                        </w:rPr>
-                        <w:t xml:space="preserve"> </w:t>
-                      </w:r>
-                      <w:proofErr w:type="spellStart"/>
-                      <w:r>
-                        <w:rPr>
-                          <w:b/>
-                          <w:bCs/>
-                          <w:sz w:val="24"/>
-                          <w:szCs w:val="24"/>
-                        </w:rPr>
-                        <w:t>s.r.o.</w:t>
-                      </w:r>
-                      <w:proofErr w:type="spellEnd"/>
-                      <w:r>
-                        <w:rPr>
-                          <w:b/>
-                          <w:bCs/>
-                          <w:sz w:val="24"/>
-                          <w:szCs w:val="24"/>
-                        </w:rPr>
-                        <w:t>, Czech Republic</w:t>
-                      </w:r>
-                    </w:p>
-                    <w:p>
-                      <w:pPr>
-                        <w:spacing w:after="0"/>
-                        <w:jc w:val="both"/>
-                      </w:pPr>
-                      <w:r>
-                        <w:t>Senior SAP Software Engineer</w:t>
-                      </w:r>
-                      <w:r>
-                        <w:tab/>
-                      </w:r>
-                      <w:r>
-                        <w:tab/>
-                        <w:t xml:space="preserve">      </w:t>
-                      </w:r>
-                      <w:r>
-                        <w:t>February 2019 - Present</w:t>
-                      </w:r>
-                    </w:p>
-                    <w:p>
-                      <w:pPr>
-                        <w:spacing w:after="0"/>
-                        <w:jc w:val="both"/>
-                      </w:pPr>
-                    </w:p>
-                    <w:p>
-                      <w:pPr>
-                        <w:jc w:val="both"/>
-                      </w:pPr>
-                      <w:r>
-                        <w:t>As an SAP software engineer, I design and develop business solutions for end customers. My largest projects have included development in ABAP, SAPUI5, and SAP Business Workflow. Apart from working on projects, I support business-as-usual operations by analyzing issues, extending core solutions, and implementing enhancements.</w:t>
-                      </w:r>
-                    </w:p>
-                    <w:p>
-                      <w:pPr>
-                        <w:spacing w:after="0"/>
-                        <w:jc w:val="both"/>
-                        <w:rPr>
-                          <w:b/>
-                          <w:bCs/>
-                          <w:sz w:val="24"/>
-                          <w:szCs w:val="24"/>
-                        </w:rPr>
-                      </w:pPr>
-                      <w:r>
-                        <w:rPr>
-                          <w:b/>
-                          <w:bCs/>
-                          <w:sz w:val="24"/>
-                          <w:szCs w:val="24"/>
-                        </w:rPr>
-                        <w:t>Heidelberg Materials, Germany</w:t>
-                      </w:r>
-                    </w:p>
-                    <w:p>
-                      <w:pPr>
-                        <w:spacing w:after="0"/>
-                        <w:jc w:val="both"/>
-                      </w:pPr>
-                      <w:r>
-                        <w:t>Senior SAP Software Engineer</w:t>
-                      </w:r>
-                      <w:r>
-                        <w:tab/>
-                      </w:r>
-                      <w:r>
-                        <w:tab/>
-                        <w:t xml:space="preserve">   September</w:t>
-                      </w:r>
-                      <w:r>
-                        <w:t xml:space="preserve"> 20</w:t>
-                      </w:r>
-                      <w:r>
-                        <w:t>21</w:t>
-                      </w:r>
-                      <w:r>
-                        <w:t xml:space="preserve"> - Present</w:t>
-                      </w:r>
-                    </w:p>
-                    <w:p>
-                      <w:pPr>
-                        <w:spacing w:after="0"/>
-                        <w:jc w:val="both"/>
-                      </w:pPr>
-                    </w:p>
-                    <w:p>
-                      <w:pPr>
-                        <w:jc w:val="both"/>
-                      </w:pPr>
-                      <w:r>
-                        <w:t>I deliver software solutions for a German customer, primarily in the areas of SAP Business Workflow, custom ABAP business logic, and Fiori application development. I participated in the transformation from the old ERP system to S4 HANA. Apart from developing new solutions, I support my projects, extend solutions, and analyze issues.</w:t>
-                      </w:r>
-                    </w:p>
-                    <w:p>
-                      <w:pPr>
-                        <w:jc w:val="both"/>
-                      </w:pPr>
-                    </w:p>
-                    <w:p>
-                      <w:pPr>
-                        <w:jc w:val="both"/>
-                      </w:pPr>
-                    </w:p>
-                  </w:txbxContent>
-                </v:textbox>
-                <w10:wrap anchorx="margin"/>
-              </v:shape>
-            </w:pict>
-          </mc:Fallback>
-        </mc:AlternateContent>
-      </w:r>
-      <w:r>
         <w:br w:type="page"/>
       </w:r>
     </w:p>
@@ -4800,6 +4704,79 @@
           <w:noProof/>
         </w:rPr>
         <w:lastRenderedPageBreak/>
+        <mc:AlternateContent>
+          <mc:Choice Requires="wps">
+            <w:drawing>
+              <wp:anchor distT="0" distB="0" distL="114300" distR="114300" simplePos="0" relativeHeight="251718656" behindDoc="0" locked="0" layoutInCell="1" allowOverlap="1" wp14:anchorId="16FCC3FC" wp14:editId="2B4DE5FB">
+                <wp:simplePos x="0" y="0"/>
+                <wp:positionH relativeFrom="page">
+                  <wp:align>left</wp:align>
+                </wp:positionH>
+                <wp:positionV relativeFrom="paragraph">
+                  <wp:posOffset>-629285</wp:posOffset>
+                </wp:positionV>
+                <wp:extent cx="2743200" cy="10784541"/>
+                <wp:effectExtent l="0" t="0" r="19050" b="17145"/>
+                <wp:wrapNone/>
+                <wp:docPr id="484736080" name="Sidebar"/>
+                <wp:cNvGraphicFramePr/>
+                <a:graphic xmlns:a="http://schemas.openxmlformats.org/drawingml/2006/main">
+                  <a:graphicData uri="http://schemas.microsoft.com/office/word/2010/wordprocessingShape">
+                    <wps:wsp>
+                      <wps:cNvSpPr/>
+                      <wps:spPr>
+                        <a:xfrm>
+                          <a:off x="0" y="0"/>
+                          <a:ext cx="2743200" cy="10784541"/>
+                        </a:xfrm>
+                        <a:prstGeom prst="rect">
+                          <a:avLst/>
+                        </a:prstGeom>
+                        <a:solidFill>
+                          <a:srgbClr val="222222"/>
+                        </a:solidFill>
+                      </wps:spPr>
+                      <wps:style>
+                        <a:lnRef idx="2">
+                          <a:schemeClr val="dk1">
+                            <a:shade val="50000"/>
+                          </a:schemeClr>
+                        </a:lnRef>
+                        <a:fillRef idx="1">
+                          <a:schemeClr val="dk1"/>
+                        </a:fillRef>
+                        <a:effectRef idx="0">
+                          <a:schemeClr val="dk1"/>
+                        </a:effectRef>
+                        <a:fontRef idx="minor">
+                          <a:schemeClr val="lt1"/>
+                        </a:fontRef>
+                      </wps:style>
+                      <wps:bodyPr rot="0" spcFirstLastPara="0" vertOverflow="overflow" horzOverflow="overflow" vert="horz" wrap="square" lIns="91440" tIns="45720" rIns="91440" bIns="45720" numCol="1" spcCol="0" rtlCol="0" fromWordArt="0" anchor="ctr" anchorCtr="0" forceAA="0" compatLnSpc="1">
+                        <a:prstTxWarp prst="textNoShape">
+                          <a:avLst/>
+                        </a:prstTxWarp>
+                        <a:noAutofit/>
+                      </wps:bodyPr>
+                    </wps:wsp>
+                  </a:graphicData>
+                </a:graphic>
+              </wp:anchor>
+            </w:drawing>
+          </mc:Choice>
+          <mc:Fallback>
+            <w:pict>
+              <v:rect w14:anchorId="05B18821" id="Sidebar" o:spid="_x0000_s1026" style="position:absolute;margin-left:0;margin-top:-49.55pt;width:3in;height:849.2pt;z-index:251718656;visibility:visible;mso-wrap-style:square;mso-wrap-distance-left:9pt;mso-wrap-distance-top:0;mso-wrap-distance-right:9pt;mso-wrap-distance-bottom:0;mso-position-horizontal:left;mso-position-horizontal-relative:page;mso-position-vertical:absolute;mso-position-vertical-relative:text;v-text-anchor:middle" o:gfxdata="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" fillcolor="#222" strokecolor="black [1600]" strokeweight="1pt">
+                <w10:wrap anchorx="page"/>
+              </v:rect>
+            </w:pict>
+          </mc:Fallback>
+        </mc:AlternateContent>
+      </w:r>
+      <w:r>
+        <w:rPr>
+          <w:noProof/>
+        </w:rPr>
         <mc:AlternateContent>
           <mc:Choice Requires="wps">
             <w:drawing>
@@ -5291,7 +5268,7 @@
           </mc:Choice>
           <mc:Fallback>
             <w:pict>
-              <v:shape w14:anchorId="505DEEAE" id="_x0000_s1035" type="#_x0000_t202" style="position:absolute;margin-left:266pt;margin-top:-13.65pt;width:317.2pt;height:678.4pt;z-index:251671552;visibility:visible;mso-wrap-style:square;mso-width-percent:0;mso-height-percent:0;mso-wrap-distance-left:9pt;mso-wrap-distance-top:0;mso-wrap-distance-right:9pt;mso-wrap-distance-bottom:0;mso-position-horizontal:right;mso-position-horizontal-relative:margin;mso-position-vertical:absolute;mso-position-vertical-relative:text;mso-width-percent:0;mso-height-percent:0;mso-width-relative:margin;mso-height-relative:margin;v-text-anchor:top" o:gfxdata="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" filled="f" stroked="f" strokeweight=".5pt">
+              <v:shape w14:anchorId="505DEEAE" id="_x0000_s1034" type="#_x0000_t202" style="position:absolute;margin-left:266pt;margin-top:-13.65pt;width:317.2pt;height:678.4pt;z-index:251671552;visibility:visible;mso-wrap-style:square;mso-width-percent:0;mso-height-percent:0;mso-wrap-distance-left:9pt;mso-wrap-distance-top:0;mso-wrap-distance-right:9pt;mso-wrap-distance-bottom:0;mso-position-horizontal:right;mso-position-horizontal-relative:margin;mso-position-vertical:absolute;mso-position-vertical-relative:text;mso-width-percent:0;mso-height-percent:0;mso-width-relative:margin;mso-height-relative:margin;v-text-anchor:top" o:gfxdata="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" filled="f" stroked="f" strokeweight=".5pt">
                 <v:textbox>
                   <w:txbxContent>
                     <w:p>
@@ -5736,60 +5713,28 @@
           </mc:Fallback>
         </mc:AlternateContent>
       </w:r>
+    </w:p>
+    <w:p>
+      <w:r>
+        <w:br w:type="page"/>
+      </w:r>
+    </w:p>
+    <w:p>
       <w:r>
         <w:rPr>
           <w:noProof/>
         </w:rPr>
-        <w:drawing>
-          <wp:inline distT="0" distB="0" distL="0" distR="0" wp14:anchorId="2D34B734" wp14:editId="5A6502BB">
-            <wp:extent cx="2255715" cy="2156647"/>
-            <wp:effectExtent l="0" t="0" r="0" b="0"/>
-            <wp:docPr id="605688694" name="Picture 1"/>
-            <wp:cNvGraphicFramePr>
-              <a:graphicFrameLocks xmlns:a="http://schemas.openxmlformats.org/drawingml/2006/main" noChangeAspect="1"/>
-            </wp:cNvGraphicFramePr>
-            <a:graphic xmlns:a="http://schemas.openxmlformats.org/drawingml/2006/main">
-              <a:graphicData uri="http://schemas.openxmlformats.org/drawingml/2006/picture">
-                <pic:pic xmlns:pic="http://schemas.openxmlformats.org/drawingml/2006/picture">
-                  <pic:nvPicPr>
-                    <pic:cNvPr id="605688694" name=""/>
-                    <pic:cNvPicPr/>
-                  </pic:nvPicPr>
-                  <pic:blipFill>
-                    <a:blip r:embed="rId8"/>
-                    <a:stretch>
-                      <a:fillRect/>
-                    </a:stretch>
-                  </pic:blipFill>
-                  <pic:spPr>
-                    <a:xfrm>
-                      <a:off x="0" y="0"/>
-                      <a:ext cx="2255715" cy="2156647"/>
-                    </a:xfrm>
-                    <a:prstGeom prst="rect">
-                      <a:avLst/>
-                    </a:prstGeom>
-                  </pic:spPr>
-                </pic:pic>
-              </a:graphicData>
-            </a:graphic>
-          </wp:inline>
-        </w:drawing>
-      </w:r>
-      <w:r>
-        <w:rPr>
-          <w:noProof/>
-        </w:rPr>
+        <w:lastRenderedPageBreak/>
         <mc:AlternateContent>
           <mc:Choice Requires="wps">
             <w:drawing>
-              <wp:anchor distT="0" distB="0" distL="114300" distR="114300" simplePos="0" relativeHeight="251712512" behindDoc="0" locked="0" layoutInCell="1" allowOverlap="1" wp14:anchorId="27FA484E" wp14:editId="69B97B9E">
+              <wp:anchor distT="0" distB="0" distL="114300" distR="114300" simplePos="0" relativeHeight="251712512" behindDoc="0" locked="0" layoutInCell="1" allowOverlap="1" wp14:anchorId="27FA484E" wp14:editId="58777F3C">
                 <wp:simplePos x="0" y="0"/>
                 <wp:positionH relativeFrom="margin">
-                  <wp:posOffset>2642334</wp:posOffset>
+                  <wp:align>right</wp:align>
                 </wp:positionH>
                 <wp:positionV relativeFrom="paragraph">
-                  <wp:posOffset>8530398</wp:posOffset>
+                  <wp:posOffset>-173779</wp:posOffset>
                 </wp:positionV>
                 <wp:extent cx="4028440" cy="1493241"/>
                 <wp:effectExtent l="0" t="0" r="0" b="0"/>
@@ -5895,13 +5840,43 @@
                               <w:jc w:val="both"/>
                             </w:pPr>
                             <w:r>
-                              <w:t>I successfully graduated with a degree and wrote a diploma thesis on securing web forms in </w:t>
-                            </w:r>
-                            <w:proofErr w:type="gramStart"/>
-                            <w:r>
-                              <w:t>PHP .</w:t>
-                            </w:r>
-                            <w:proofErr w:type="gramEnd"/>
+                              <w:t>I successfully graduated with a degree and wrote a diploma thesis on securing web forms in PHP.</w:t>
+                            </w:r>
+                          </w:p>
+                          <w:p>
+                            <w:pPr>
+                              <w:jc w:val="both"/>
+                            </w:pPr>
+                          </w:p>
+                          <w:p>
+                            <w:pPr>
+                              <w:jc w:val="both"/>
+                            </w:pPr>
+                          </w:p>
+                          <w:p>
+                            <w:pPr>
+                              <w:jc w:val="both"/>
+                            </w:pPr>
+                          </w:p>
+                          <w:p>
+                            <w:pPr>
+                              <w:jc w:val="both"/>
+                            </w:pPr>
+                          </w:p>
+                          <w:p>
+                            <w:pPr>
+                              <w:jc w:val="both"/>
+                            </w:pPr>
+                          </w:p>
+                          <w:p>
+                            <w:pPr>
+                              <w:jc w:val="both"/>
+                            </w:pPr>
+                          </w:p>
+                          <w:p>
+                            <w:pPr>
+                              <w:jc w:val="both"/>
+                            </w:pPr>
                           </w:p>
                           <w:p>
                             <w:pPr>
@@ -5930,7 +5905,7 @@
           </mc:Choice>
           <mc:Fallback>
             <w:pict>
-              <v:shape w14:anchorId="27FA484E" id="_x0000_s1036" type="#_x0000_t202" style="position:absolute;margin-left:208.05pt;margin-top:671.7pt;width:317.2pt;height:117.6pt;z-index:251712512;visibility:visible;mso-wrap-style:square;mso-width-percent:0;mso-height-percent:0;mso-wrap-distance-left:9pt;mso-wrap-distance-top:0;mso-wrap-distance-right:9pt;mso-wrap-distance-bottom:0;mso-position-horizontal:absolute;mso-position-horizontal-relative:margin;mso-position-vertical:absolute;mso-position-vertical-relative:text;mso-width-percent:0;mso-height-percent:0;mso-width-relative:margin;mso-height-relative:margin;v-text-anchor:top" o:gfxdata="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" filled="f" stroked="f" strokeweight=".5pt">
+              <v:shape w14:anchorId="27FA484E" id="_x0000_s1035" type="#_x0000_t202" style="position:absolute;margin-left:266pt;margin-top:-13.7pt;width:317.2pt;height:117.6pt;z-index:251712512;visibility:visible;mso-wrap-style:square;mso-width-percent:0;mso-height-percent:0;mso-wrap-distance-left:9pt;mso-wrap-distance-top:0;mso-wrap-distance-right:9pt;mso-wrap-distance-bottom:0;mso-position-horizontal:right;mso-position-horizontal-relative:margin;mso-position-vertical:absolute;mso-position-vertical-relative:text;mso-width-percent:0;mso-height-percent:0;mso-width-relative:margin;mso-height-relative:margin;v-text-anchor:top" o:gfxdata="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" filled="f" stroked="f" strokeweight=".5pt">
                 <v:textbox>
                   <w:txbxContent>
                     <w:p>
@@ -6013,13 +5988,43 @@
                         <w:jc w:val="both"/>
                       </w:pPr>
                       <w:r>
-                        <w:t>I successfully graduated with a degree and wrote a diploma thesis on securing web forms in </w:t>
-                      </w:r>
-                      <w:proofErr w:type="gramStart"/>
-                      <w:r>
-                        <w:t>PHP .</w:t>
-                      </w:r>
-                      <w:proofErr w:type="gramEnd"/>
+                        <w:t>I successfully graduated with a degree and wrote a diploma thesis on securing web forms in PHP.</w:t>
+                      </w:r>
+                    </w:p>
+                    <w:p>
+                      <w:pPr>
+                        <w:jc w:val="both"/>
+                      </w:pPr>
+                    </w:p>
+                    <w:p>
+                      <w:pPr>
+                        <w:jc w:val="both"/>
+                      </w:pPr>
+                    </w:p>
+                    <w:p>
+                      <w:pPr>
+                        <w:jc w:val="both"/>
+                      </w:pPr>
+                    </w:p>
+                    <w:p>
+                      <w:pPr>
+                        <w:jc w:val="both"/>
+                      </w:pPr>
+                    </w:p>
+                    <w:p>
+                      <w:pPr>
+                        <w:jc w:val="both"/>
+                      </w:pPr>
+                    </w:p>
+                    <w:p>
+                      <w:pPr>
+                        <w:jc w:val="both"/>
+                      </w:pPr>
+                    </w:p>
+                    <w:p>
+                      <w:pPr>
+                        <w:jc w:val="both"/>
+                      </w:pPr>
                     </w:p>
                     <w:p>
                       <w:pPr>
@@ -6107,14 +6112,29 @@
           </mc:Fallback>
         </mc:AlternateContent>
       </w:r>
+      <w:r>
+        <w:tab/>
+      </w:r>
+      <w:r>
+        <w:tab/>
+      </w:r>
+      <w:r>
+        <w:tab/>
+      </w:r>
+      <w:r>
+        <w:tab/>
+      </w:r>
+      <w:r>
+        <w:tab/>
+      </w:r>
     </w:p>
     <w:sectPr>
-      <w:headerReference w:type="even" r:id="rId9"/>
-      <w:headerReference w:type="default" r:id="rId10"/>
-      <w:footerReference w:type="even" r:id="rId11"/>
-      <w:footerReference w:type="default" r:id="rId12"/>
-      <w:headerReference w:type="first" r:id="rId13"/>
-      <w:footerReference w:type="first" r:id="rId14"/>
+      <w:headerReference w:type="even" r:id="rId8"/>
+      <w:headerReference w:type="default" r:id="rId9"/>
+      <w:footerReference w:type="even" r:id="rId10"/>
+      <w:footerReference w:type="default" r:id="rId11"/>
+      <w:headerReference w:type="first" r:id="rId12"/>
+      <w:footerReference w:type="first" r:id="rId13"/>
       <w:pgSz w:w="11906" w:h="16838" w:code="9"/>
       <w:pgMar w:top="720" w:right="720" w:bottom="720" w:left="720" w:header="720" w:footer="720" w:gutter="0"/>
       <w:cols w:space="720"/>

--- a/cv/martin_mikus_cv.docx
+++ b/cv/martin_mikus_cv.docx
@@ -1956,7 +1956,7 @@
           </mc:Choice>
           <mc:Fallback>
             <w:pict>
-              <v:rect w14:anchorId="7B39675A" id="Sidebar" o:spid="_x0000_s1026" style="position:absolute;margin-left:0;margin-top:-49.15pt;width:3in;height:849.2pt;z-index:251679744;visibility:visible;mso-wrap-style:square;mso-wrap-distance-left:9pt;mso-wrap-distance-top:0;mso-wrap-distance-right:9pt;mso-wrap-distance-bottom:0;mso-position-horizontal:left;mso-position-horizontal-relative:page;mso-position-vertical:absolute;mso-position-vertical-relative:text;v-text-anchor:middle" o:gfxdata="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" fillcolor="#222" strokecolor="black [1600]" strokeweight="1pt">
+              <v:rect w14:anchorId="094EC107" id="Sidebar" o:spid="_x0000_s1026" style="position:absolute;margin-left:0;margin-top:-49.15pt;width:3in;height:849.2pt;z-index:251679744;visibility:visible;mso-wrap-style:square;mso-wrap-distance-left:9pt;mso-wrap-distance-top:0;mso-wrap-distance-right:9pt;mso-wrap-distance-bottom:0;mso-position-horizontal:left;mso-position-horizontal-relative:page;mso-position-vertical:absolute;mso-position-vertical-relative:text;v-text-anchor:middle" o:gfxdata="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" fillcolor="#222" strokecolor="black [1600]" strokeweight="1pt">
                 <w10:wrap anchorx="page"/>
               </v:rect>
             </w:pict>
@@ -4766,7 +4766,7 @@
           </mc:Choice>
           <mc:Fallback>
             <w:pict>
-              <v:rect w14:anchorId="05B18821" id="Sidebar" o:spid="_x0000_s1026" style="position:absolute;margin-left:0;margin-top:-49.55pt;width:3in;height:849.2pt;z-index:251718656;visibility:visible;mso-wrap-style:square;mso-wrap-distance-left:9pt;mso-wrap-distance-top:0;mso-wrap-distance-right:9pt;mso-wrap-distance-bottom:0;mso-position-horizontal:left;mso-position-horizontal-relative:page;mso-position-vertical:absolute;mso-position-vertical-relative:text;v-text-anchor:middle" o:gfxdata="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" fillcolor="#222" strokecolor="black [1600]" strokeweight="1pt">
+              <v:rect w14:anchorId="1C65DF77" id="Sidebar" o:spid="_x0000_s1026" style="position:absolute;margin-left:0;margin-top:-49.55pt;width:3in;height:849.2pt;z-index:251718656;visibility:visible;mso-wrap-style:square;mso-wrap-distance-left:9pt;mso-wrap-distance-top:0;mso-wrap-distance-right:9pt;mso-wrap-distance-bottom:0;mso-position-horizontal:left;mso-position-horizontal-relative:page;mso-position-vertical:absolute;mso-position-vertical-relative:text;v-text-anchor:middle" o:gfxdata="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" fillcolor="#222" strokecolor="black [1600]" strokeweight="1pt">
                 <w10:wrap anchorx="page"/>
               </v:rect>
             </w:pict>
